--- a/templates/hire.docx
+++ b/templates/hire.docx
@@ -308,10 +308,6 @@
     </w:p>
     <w:p>
       <w:pPr>
-        <w:numPr>
-          <w:ilvl w:val="0"/>
-          <w:numId w:val="15"/>
-        </w:numPr>
         <w:tabs>
           <w:tab w:val="left" w:pos="630"/>
         </w:tabs>
@@ -827,10 +823,6 @@
     </w:p>
     <w:p>
       <w:pPr>
-        <w:numPr>
-          <w:ilvl w:val="0"/>
-          <w:numId w:val="15"/>
-        </w:numPr>
         <w:ind w:left="720" w:hanging="720"/>
         <w:jc w:val="thaiDistribute"/>
         <w:rPr>
@@ -2066,10 +2058,6 @@
     </w:p>
     <w:p>
       <w:pPr>
-        <w:numPr>
-          <w:ilvl w:val="0"/>
-          <w:numId w:val="15"/>
-        </w:numPr>
         <w:ind w:left="720" w:hanging="720"/>
         <w:jc w:val="thaiDistribute"/>
         <w:rPr>
@@ -2197,10 +2185,6 @@
     </w:p>
     <w:p>
       <w:pPr>
-        <w:numPr>
-          <w:ilvl w:val="0"/>
-          <w:numId w:val="6"/>
-        </w:numPr>
         <w:ind w:left="360"/>
         <w:jc w:val="thaiDistribute"/>
         <w:rPr>
@@ -2452,10 +2436,6 @@
     </w:p>
     <w:p>
       <w:pPr>
-        <w:numPr>
-          <w:ilvl w:val="0"/>
-          <w:numId w:val="6"/>
-        </w:numPr>
         <w:ind w:left="360"/>
         <w:jc w:val="thaiDistribute"/>
         <w:rPr>
@@ -2620,10 +2600,6 @@
     </w:p>
     <w:p>
       <w:pPr>
-        <w:numPr>
-          <w:ilvl w:val="0"/>
-          <w:numId w:val="6"/>
-        </w:numPr>
         <w:ind w:left="360"/>
         <w:jc w:val="thaiDistribute"/>
         <w:rPr>
@@ -2778,10 +2754,6 @@
     </w:p>
     <w:p>
       <w:pPr>
-        <w:numPr>
-          <w:ilvl w:val="0"/>
-          <w:numId w:val="6"/>
-        </w:numPr>
         <w:ind w:left="360"/>
         <w:jc w:val="thaiDistribute"/>
         <w:rPr>
@@ -4372,10 +4344,6 @@
     </w:p>
     <w:p>
       <w:pPr>
-        <w:numPr>
-          <w:ilvl w:val="1"/>
-          <w:numId w:val="16"/>
-        </w:numPr>
         <w:tabs>
           <w:tab w:val="left" w:pos="720"/>
           <w:tab w:val="left" w:pos="1440"/>
@@ -4515,10 +4483,6 @@
     </w:p>
     <w:p>
       <w:pPr>
-        <w:numPr>
-          <w:ilvl w:val="1"/>
-          <w:numId w:val="16"/>
-        </w:numPr>
         <w:tabs>
           <w:tab w:val="left" w:pos="720"/>
           <w:tab w:val="left" w:pos="1440"/>
@@ -5407,10 +5371,6 @@
     </w:p>
     <w:p>
       <w:pPr>
-        <w:numPr>
-          <w:ilvl w:val="1"/>
-          <w:numId w:val="14"/>
-        </w:numPr>
         <w:spacing w:before="240"/>
         <w:ind w:left="1440" w:hanging="720"/>
         <w:jc w:val="thaiDistribute"/>

--- a/templates/hire.docx
+++ b/templates/hire.docx
@@ -326,146 +326,6 @@
           <w:sz w:val="32"/>
           <w:szCs w:val="32"/>
         </w:rPr>
-        <mc:AlternateContent>
-          <mc:Choice Requires="wps">
-            <w:drawing>
-              <wp:anchor distT="0" distB="0" distL="114300" distR="114300" simplePos="0" relativeHeight="251650048" behindDoc="0" locked="0" layoutInCell="1" allowOverlap="1" wp14:anchorId="1B6AC27F" wp14:editId="41202EF5">
-                <wp:simplePos x="0" y="0"/>
-                <wp:positionH relativeFrom="column">
-                  <wp:posOffset>2042160</wp:posOffset>
-                </wp:positionH>
-                <wp:positionV relativeFrom="paragraph">
-                  <wp:posOffset>1073150</wp:posOffset>
-                </wp:positionV>
-                <wp:extent cx="988695" cy="286385"/>
-                <wp:effectExtent l="3810" t="1905" r="0" b="0"/>
-                <wp:wrapNone/>
-                <wp:docPr id="943319645" name="Text Box 8"/>
-                <wp:cNvGraphicFramePr>
-                  <a:graphicFrameLocks xmlns:a="http://schemas.openxmlformats.org/drawingml/2006/main"/>
-                </wp:cNvGraphicFramePr>
-                <a:graphic xmlns:a="http://schemas.openxmlformats.org/drawingml/2006/main">
-                  <a:graphicData uri="http://schemas.microsoft.com/office/word/2010/wordprocessingShape">
-                    <wps:wsp>
-                      <wps:cNvSpPr txBox="1">
-                        <a:spLocks noChangeArrowheads="1"/>
-                      </wps:cNvSpPr>
-                      <wps:spPr bwMode="auto">
-                        <a:xfrm>
-                          <a:off x="0" y="0"/>
-                          <a:ext cx="988695" cy="286385"/>
-                        </a:xfrm>
-                        <a:prstGeom prst="rect">
-                          <a:avLst/>
-                        </a:prstGeom>
-                        <a:noFill/>
-                        <a:ln>
-                          <a:noFill/>
-                        </a:ln>
-                        <a:extLst>
-                          <a:ext uri="{909E8E84-426E-40DD-AFC4-6F175D3DCCD1}">
-                            <a14:hiddenFill xmlns:a14="http://schemas.microsoft.com/office/drawing/2010/main">
-                              <a:solidFill>
-                                <a:srgbClr val="FFFFFF"/>
-                              </a:solidFill>
-                            </a14:hiddenFill>
-                          </a:ext>
-                          <a:ext uri="{91240B29-F687-4F45-9708-019B960494DF}">
-                            <a14:hiddenLine xmlns:a14="http://schemas.microsoft.com/office/drawing/2010/main" w="9525">
-                              <a:solidFill>
-                                <a:srgbClr val="000000"/>
-                              </a:solidFill>
-                              <a:miter lim="800000"/>
-                              <a:headEnd/>
-                              <a:tailEnd/>
-                            </a14:hiddenLine>
-                          </a:ext>
-                        </a:extLst>
-                      </wps:spPr>
-                      <wps:txbx>
-                        <w:txbxContent>
-                          <w:p>
-                            <w:pPr>
-                              <w:rPr>
-                                <w:rFonts w:ascii="CordiaUPC" w:hAnsi="CordiaUPC" w:cs="CordiaUPC"/>
-                                <w:sz w:val="28"/>
-                                <w:cs/>
-                              </w:rPr>
-                            </w:pPr>
-                            <w:r>
-                              <w:rPr>
-                                <w:rFonts w:ascii="CordiaUPC" w:hAnsi="CordiaUPC" w:cs="CordiaUPC" w:hint="cs"/>
-                                <w:sz w:val="28"/>
-                                <w:cs/>
-                              </w:rPr>
-                              <w:t xml:space="preserve">-</w:t>
-                            </w:r>
-                            <w:r>
-                              <w:rPr>
-                                <w:rFonts w:ascii="CordiaUPC" w:hAnsi="CordiaUPC" w:cs="CordiaUPC"/>
-                                <w:sz w:val="28"/>
-                                <w:cs/>
-                              </w:rPr>
-                              <w:tab/>
-                            </w:r>
-                          </w:p>
-                        </w:txbxContent>
-                      </wps:txbx>
-                      <wps:bodyPr rot="0" vert="horz" wrap="square" lIns="91440" tIns="45720" rIns="91440" bIns="45720" anchor="t" anchorCtr="0" upright="1">
-                        <a:noAutofit/>
-                      </wps:bodyPr>
-                    </wps:wsp>
-                  </a:graphicData>
-                </a:graphic>
-                <wp14:sizeRelH relativeFrom="page">
-                  <wp14:pctWidth>0</wp14:pctWidth>
-                </wp14:sizeRelH>
-                <wp14:sizeRelV relativeFrom="page">
-                  <wp14:pctHeight>0</wp14:pctHeight>
-                </wp14:sizeRelV>
-              </wp:anchor>
-            </w:drawing>
-          </mc:Choice>
-          <mc:Fallback xmlns="">
-            <w:pict>
-              <v:shapetype w14:anchorId="1B6AC27F" id="_x0000_t202" coordsize="21600,21600" o:spt="202" path="m,l,21600r21600,l21600,xe">
-                <v:stroke joinstyle="miter"/>
-                <v:path gradientshapeok="t" o:connecttype="rect"/>
-              </v:shapetype>
-              <v:shape id="Text Box 8" o:spid="_x0000_s1026" type="#_x0000_t202" style="position:absolute;left:0;text-align:left;margin-left:160.8pt;margin-top:84.5pt;width:77.85pt;height:22.55pt;z-index:251650048;visibility:visible;mso-wrap-style:square;mso-width-percent:0;mso-height-percent:0;mso-wrap-distance-left:9pt;mso-wrap-distance-top:0;mso-wrap-distance-right:9pt;mso-wrap-distance-bottom:0;mso-position-horizontal:absolute;mso-position-horizontal-relative:text;mso-position-vertical:absolute;mso-position-vertical-relative:text;mso-width-percent:0;mso-height-percent:0;mso-width-relative:page;mso-height-relative:page;v-text-anchor:top" o:gfxdata="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" filled="f" stroked="f">
-                <v:textbox>
-                  <w:txbxContent>
-                    <w:p>
-                      <w:pPr>
-                        <w:rPr>
-                          <w:rFonts w:ascii="CordiaUPC" w:hAnsi="CordiaUPC" w:cs="CordiaUPC"/>
-                          <w:sz w:val="28"/>
-                          <w:cs/>
-                        </w:rPr>
-                      </w:pPr>
-                      <w:r>
-                        <w:rPr>
-                          <w:rFonts w:ascii="CordiaUPC" w:hAnsi="CordiaUPC" w:cs="CordiaUPC" w:hint="cs"/>
-                          <w:sz w:val="28"/>
-                          <w:cs/>
-                        </w:rPr>
-                        <w:t xml:space="preserve">-</w:t>
-                      </w:r>
-                      <w:r>
-                        <w:rPr>
-                          <w:rFonts w:ascii="CordiaUPC" w:hAnsi="CordiaUPC" w:cs="CordiaUPC"/>
-                          <w:sz w:val="28"/>
-                          <w:cs/>
-                        </w:rPr>
-                        <w:tab/>
-                      </w:r>
-                    </w:p>
-                  </w:txbxContent>
-                </v:textbox>
-              </v:shape>
-            </w:pict>
-          </mc:Fallback>
-        </mc:AlternateContent>
       </w:r>
       <w:r>
         <w:rPr>
@@ -839,158 +699,6 @@
           <w:szCs w:val="32"/>
           <w:lang w:val="th-TH"/>
         </w:rPr>
-        <mc:AlternateContent>
-          <mc:Choice Requires="wps">
-            <w:drawing>
-              <wp:anchor distT="0" distB="0" distL="114300" distR="114300" simplePos="0" relativeHeight="251662336" behindDoc="0" locked="0" layoutInCell="1" allowOverlap="1" wp14:anchorId="6FE112BF" wp14:editId="0A0DE48B">
-                <wp:simplePos x="0" y="0"/>
-                <wp:positionH relativeFrom="column">
-                  <wp:posOffset>3617595</wp:posOffset>
-                </wp:positionH>
-                <wp:positionV relativeFrom="paragraph">
-                  <wp:posOffset>731520</wp:posOffset>
-                </wp:positionV>
-                <wp:extent cx="988695" cy="286385"/>
-                <wp:effectExtent l="0" t="0" r="3810" b="3175"/>
-                <wp:wrapNone/>
-                <wp:docPr id="1941944617" name="Text Box 22"/>
-                <wp:cNvGraphicFramePr>
-                  <a:graphicFrameLocks xmlns:a="http://schemas.openxmlformats.org/drawingml/2006/main"/>
-                </wp:cNvGraphicFramePr>
-                <a:graphic xmlns:a="http://schemas.openxmlformats.org/drawingml/2006/main">
-                  <a:graphicData uri="http://schemas.microsoft.com/office/word/2010/wordprocessingShape">
-                    <wps:wsp>
-                      <wps:cNvSpPr txBox="1">
-                        <a:spLocks noChangeArrowheads="1"/>
-                      </wps:cNvSpPr>
-                      <wps:spPr bwMode="auto">
-                        <a:xfrm>
-                          <a:off x="0" y="0"/>
-                          <a:ext cx="988695" cy="286385"/>
-                        </a:xfrm>
-                        <a:prstGeom prst="rect">
-                          <a:avLst/>
-                        </a:prstGeom>
-                        <a:noFill/>
-                        <a:ln>
-                          <a:noFill/>
-                        </a:ln>
-                        <a:extLst>
-                          <a:ext uri="{909E8E84-426E-40DD-AFC4-6F175D3DCCD1}">
-                            <a14:hiddenFill xmlns:a14="http://schemas.microsoft.com/office/drawing/2010/main">
-                              <a:solidFill>
-                                <a:srgbClr val="FFFFFF"/>
-                              </a:solidFill>
-                            </a14:hiddenFill>
-                          </a:ext>
-                          <a:ext uri="{91240B29-F687-4F45-9708-019B960494DF}">
-                            <a14:hiddenLine xmlns:a14="http://schemas.microsoft.com/office/drawing/2010/main" w="9525">
-                              <a:solidFill>
-                                <a:srgbClr val="000000"/>
-                              </a:solidFill>
-                              <a:miter lim="800000"/>
-                              <a:headEnd/>
-                              <a:tailEnd/>
-                            </a14:hiddenLine>
-                          </a:ext>
-                        </a:extLst>
-                      </wps:spPr>
-                      <wps:txbx>
-                        <w:txbxContent>
-                          <w:p>
-                            <w:pPr>
-                              <w:rPr>
-                                <w:rFonts w:ascii="CordiaUPC" w:hAnsi="CordiaUPC" w:cs="CordiaUPC"/>
-                                <w:sz w:val="28"/>
-                                <w:cs/>
-                              </w:rPr>
-                            </w:pPr>
-                            <w:r>
-                              <w:rPr>
-                                <w:rFonts w:ascii="CordiaUPC" w:hAnsi="CordiaUPC" w:cs="CordiaUPC" w:hint="cs"/>
-                                <w:sz w:val="28"/>
-                                <w:cs/>
-                              </w:rPr>
-                              <w:t xml:space="preserve">        </w:t>
-                            </w:r>
-                            <w:r>
-                              <w:rPr>
-                                <w:rFonts w:ascii="CordiaUPC" w:hAnsi="CordiaUPC" w:cs="CordiaUPC" w:hint="cs"/>
-                                <w:sz w:val="28"/>
-                                <w:cs/>
-                              </w:rPr>
-                              <w:t>-</w:t>
-                            </w:r>
-                            <w:r>
-                              <w:rPr>
-                                <w:rFonts w:ascii="CordiaUPC" w:hAnsi="CordiaUPC" w:cs="CordiaUPC"/>
-                                <w:sz w:val="28"/>
-                                <w:cs/>
-                              </w:rPr>
-                              <w:tab/>
-                            </w:r>
-                          </w:p>
-                        </w:txbxContent>
-                      </wps:txbx>
-                      <wps:bodyPr rot="0" vert="horz" wrap="square" lIns="91440" tIns="45720" rIns="91440" bIns="45720" anchor="t" anchorCtr="0" upright="1">
-                        <a:noAutofit/>
-                      </wps:bodyPr>
-                    </wps:wsp>
-                  </a:graphicData>
-                </a:graphic>
-                <wp14:sizeRelH relativeFrom="page">
-                  <wp14:pctWidth>0</wp14:pctWidth>
-                </wp14:sizeRelH>
-                <wp14:sizeRelV relativeFrom="page">
-                  <wp14:pctHeight>0</wp14:pctHeight>
-                </wp14:sizeRelV>
-              </wp:anchor>
-            </w:drawing>
-          </mc:Choice>
-          <mc:Fallback xmlns="">
-            <w:pict>
-              <v:shape w14:anchorId="6FE112BF" id="Text Box 22" o:spid="_x0000_s1027" type="#_x0000_t202" style="position:absolute;left:0;text-align:left;margin-left:284.85pt;margin-top:57.6pt;width:77.85pt;height:22.55pt;z-index:251662336;visibility:visible;mso-wrap-style:square;mso-width-percent:0;mso-height-percent:0;mso-wrap-distance-left:9pt;mso-wrap-distance-top:0;mso-wrap-distance-right:9pt;mso-wrap-distance-bottom:0;mso-position-horizontal:absolute;mso-position-horizontal-relative:text;mso-position-vertical:absolute;mso-position-vertical-relative:text;mso-width-percent:0;mso-height-percent:0;mso-width-relative:page;mso-height-relative:page;v-text-anchor:top" o:gfxdata="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" filled="f" stroked="f">
-                <v:textbox>
-                  <w:txbxContent>
-                    <w:p>
-                      <w:pPr>
-                        <w:rPr>
-                          <w:rFonts w:ascii="CordiaUPC" w:hAnsi="CordiaUPC" w:cs="CordiaUPC"/>
-                          <w:sz w:val="28"/>
-                          <w:cs/>
-                        </w:rPr>
-                      </w:pPr>
-                      <w:r>
-                        <w:rPr>
-                          <w:rFonts w:ascii="CordiaUPC" w:hAnsi="CordiaUPC" w:cs="CordiaUPC" w:hint="cs"/>
-                          <w:sz w:val="28"/>
-                          <w:cs/>
-                        </w:rPr>
-                        <w:t xml:space="preserve">        </w:t>
-                      </w:r>
-                      <w:r>
-                        <w:rPr>
-                          <w:rFonts w:ascii="CordiaUPC" w:hAnsi="CordiaUPC" w:cs="CordiaUPC" w:hint="cs"/>
-                          <w:sz w:val="28"/>
-                          <w:cs/>
-                        </w:rPr>
-                        <w:t>-</w:t>
-                      </w:r>
-                      <w:r>
-                        <w:rPr>
-                          <w:rFonts w:ascii="CordiaUPC" w:hAnsi="CordiaUPC" w:cs="CordiaUPC"/>
-                          <w:sz w:val="28"/>
-                          <w:cs/>
-                        </w:rPr>
-                        <w:tab/>
-                      </w:r>
-                    </w:p>
-                  </w:txbxContent>
-                </v:textbox>
-              </v:shape>
-            </w:pict>
-          </mc:Fallback>
-        </mc:AlternateContent>
       </w:r>
       <w:r>
         <w:rPr>
@@ -1000,158 +708,6 @@
           <w:szCs w:val="32"/>
           <w:lang w:val="th-TH"/>
         </w:rPr>
-        <mc:AlternateContent>
-          <mc:Choice Requires="wps">
-            <w:drawing>
-              <wp:anchor distT="0" distB="0" distL="114300" distR="114300" simplePos="0" relativeHeight="251661312" behindDoc="0" locked="0" layoutInCell="1" allowOverlap="1" wp14:anchorId="28990BB2" wp14:editId="75733BE0">
-                <wp:simplePos x="0" y="0"/>
-                <wp:positionH relativeFrom="column">
-                  <wp:posOffset>857250</wp:posOffset>
-                </wp:positionH>
-                <wp:positionV relativeFrom="paragraph">
-                  <wp:posOffset>743585</wp:posOffset>
-                </wp:positionV>
-                <wp:extent cx="988695" cy="286385"/>
-                <wp:effectExtent l="0" t="0" r="1905" b="635"/>
-                <wp:wrapNone/>
-                <wp:docPr id="162991538" name="Text Box 21"/>
-                <wp:cNvGraphicFramePr>
-                  <a:graphicFrameLocks xmlns:a="http://schemas.openxmlformats.org/drawingml/2006/main"/>
-                </wp:cNvGraphicFramePr>
-                <a:graphic xmlns:a="http://schemas.openxmlformats.org/drawingml/2006/main">
-                  <a:graphicData uri="http://schemas.microsoft.com/office/word/2010/wordprocessingShape">
-                    <wps:wsp>
-                      <wps:cNvSpPr txBox="1">
-                        <a:spLocks noChangeArrowheads="1"/>
-                      </wps:cNvSpPr>
-                      <wps:spPr bwMode="auto">
-                        <a:xfrm>
-                          <a:off x="0" y="0"/>
-                          <a:ext cx="988695" cy="286385"/>
-                        </a:xfrm>
-                        <a:prstGeom prst="rect">
-                          <a:avLst/>
-                        </a:prstGeom>
-                        <a:noFill/>
-                        <a:ln>
-                          <a:noFill/>
-                        </a:ln>
-                        <a:extLst>
-                          <a:ext uri="{909E8E84-426E-40DD-AFC4-6F175D3DCCD1}">
-                            <a14:hiddenFill xmlns:a14="http://schemas.microsoft.com/office/drawing/2010/main">
-                              <a:solidFill>
-                                <a:srgbClr val="FFFFFF"/>
-                              </a:solidFill>
-                            </a14:hiddenFill>
-                          </a:ext>
-                          <a:ext uri="{91240B29-F687-4F45-9708-019B960494DF}">
-                            <a14:hiddenLine xmlns:a14="http://schemas.microsoft.com/office/drawing/2010/main" w="9525">
-                              <a:solidFill>
-                                <a:srgbClr val="000000"/>
-                              </a:solidFill>
-                              <a:miter lim="800000"/>
-                              <a:headEnd/>
-                              <a:tailEnd/>
-                            </a14:hiddenLine>
-                          </a:ext>
-                        </a:extLst>
-                      </wps:spPr>
-                      <wps:txbx>
-                        <w:txbxContent>
-                          <w:p>
-                            <w:pPr>
-                              <w:rPr>
-                                <w:rFonts w:ascii="CordiaUPC" w:hAnsi="CordiaUPC" w:cs="CordiaUPC"/>
-                                <w:sz w:val="28"/>
-                                <w:cs/>
-                              </w:rPr>
-                            </w:pPr>
-                            <w:r>
-                              <w:rPr>
-                                <w:rFonts w:ascii="CordiaUPC" w:hAnsi="CordiaUPC" w:cs="CordiaUPC" w:hint="cs"/>
-                                <w:sz w:val="28"/>
-                                <w:cs/>
-                              </w:rPr>
-                              <w:t xml:space="preserve">        </w:t>
-                            </w:r>
-                            <w:r>
-                              <w:rPr>
-                                <w:rFonts w:ascii="CordiaUPC" w:hAnsi="CordiaUPC" w:cs="CordiaUPC" w:hint="cs"/>
-                                <w:sz w:val="28"/>
-                                <w:cs/>
-                              </w:rPr>
-                              <w:t>-</w:t>
-                            </w:r>
-                            <w:r>
-                              <w:rPr>
-                                <w:rFonts w:ascii="CordiaUPC" w:hAnsi="CordiaUPC" w:cs="CordiaUPC"/>
-                                <w:sz w:val="28"/>
-                                <w:cs/>
-                              </w:rPr>
-                              <w:tab/>
-                            </w:r>
-                          </w:p>
-                        </w:txbxContent>
-                      </wps:txbx>
-                      <wps:bodyPr rot="0" vert="horz" wrap="square" lIns="91440" tIns="45720" rIns="91440" bIns="45720" anchor="t" anchorCtr="0" upright="1">
-                        <a:noAutofit/>
-                      </wps:bodyPr>
-                    </wps:wsp>
-                  </a:graphicData>
-                </a:graphic>
-                <wp14:sizeRelH relativeFrom="page">
-                  <wp14:pctWidth>0</wp14:pctWidth>
-                </wp14:sizeRelH>
-                <wp14:sizeRelV relativeFrom="page">
-                  <wp14:pctHeight>0</wp14:pctHeight>
-                </wp14:sizeRelV>
-              </wp:anchor>
-            </w:drawing>
-          </mc:Choice>
-          <mc:Fallback xmlns="">
-            <w:pict>
-              <v:shape w14:anchorId="28990BB2" id="Text Box 21" o:spid="_x0000_s1028" type="#_x0000_t202" style="position:absolute;left:0;text-align:left;margin-left:67.5pt;margin-top:58.55pt;width:77.85pt;height:22.55pt;z-index:251661312;visibility:visible;mso-wrap-style:square;mso-width-percent:0;mso-height-percent:0;mso-wrap-distance-left:9pt;mso-wrap-distance-top:0;mso-wrap-distance-right:9pt;mso-wrap-distance-bottom:0;mso-position-horizontal:absolute;mso-position-horizontal-relative:text;mso-position-vertical:absolute;mso-position-vertical-relative:text;mso-width-percent:0;mso-height-percent:0;mso-width-relative:page;mso-height-relative:page;v-text-anchor:top" o:gfxdata="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" filled="f" stroked="f">
-                <v:textbox>
-                  <w:txbxContent>
-                    <w:p>
-                      <w:pPr>
-                        <w:rPr>
-                          <w:rFonts w:ascii="CordiaUPC" w:hAnsi="CordiaUPC" w:cs="CordiaUPC"/>
-                          <w:sz w:val="28"/>
-                          <w:cs/>
-                        </w:rPr>
-                      </w:pPr>
-                      <w:r>
-                        <w:rPr>
-                          <w:rFonts w:ascii="CordiaUPC" w:hAnsi="CordiaUPC" w:cs="CordiaUPC" w:hint="cs"/>
-                          <w:sz w:val="28"/>
-                          <w:cs/>
-                        </w:rPr>
-                        <w:t xml:space="preserve">        </w:t>
-                      </w:r>
-                      <w:r>
-                        <w:rPr>
-                          <w:rFonts w:ascii="CordiaUPC" w:hAnsi="CordiaUPC" w:cs="CordiaUPC" w:hint="cs"/>
-                          <w:sz w:val="28"/>
-                          <w:cs/>
-                        </w:rPr>
-                        <w:t>-</w:t>
-                      </w:r>
-                      <w:r>
-                        <w:rPr>
-                          <w:rFonts w:ascii="CordiaUPC" w:hAnsi="CordiaUPC" w:cs="CordiaUPC"/>
-                          <w:sz w:val="28"/>
-                          <w:cs/>
-                        </w:rPr>
-                        <w:tab/>
-                      </w:r>
-                    </w:p>
-                  </w:txbxContent>
-                </v:textbox>
-              </v:shape>
-            </w:pict>
-          </mc:Fallback>
-        </mc:AlternateContent>
       </w:r>
       <w:r>
         <w:rPr>
@@ -1161,158 +717,6 @@
           <w:szCs w:val="32"/>
           <w:lang w:val="th-TH"/>
         </w:rPr>
-        <mc:AlternateContent>
-          <mc:Choice Requires="wps">
-            <w:drawing>
-              <wp:anchor distT="0" distB="0" distL="114300" distR="114300" simplePos="0" relativeHeight="251660288" behindDoc="0" locked="0" layoutInCell="1" allowOverlap="1" wp14:anchorId="12626B22" wp14:editId="1878083D">
-                <wp:simplePos x="0" y="0"/>
-                <wp:positionH relativeFrom="column">
-                  <wp:posOffset>3501390</wp:posOffset>
-                </wp:positionH>
-                <wp:positionV relativeFrom="paragraph">
-                  <wp:posOffset>486410</wp:posOffset>
-                </wp:positionV>
-                <wp:extent cx="988695" cy="286385"/>
-                <wp:effectExtent l="0" t="0" r="0" b="635"/>
-                <wp:wrapNone/>
-                <wp:docPr id="1237656925" name="Text Box 20"/>
-                <wp:cNvGraphicFramePr>
-                  <a:graphicFrameLocks xmlns:a="http://schemas.openxmlformats.org/drawingml/2006/main"/>
-                </wp:cNvGraphicFramePr>
-                <a:graphic xmlns:a="http://schemas.openxmlformats.org/drawingml/2006/main">
-                  <a:graphicData uri="http://schemas.microsoft.com/office/word/2010/wordprocessingShape">
-                    <wps:wsp>
-                      <wps:cNvSpPr txBox="1">
-                        <a:spLocks noChangeArrowheads="1"/>
-                      </wps:cNvSpPr>
-                      <wps:spPr bwMode="auto">
-                        <a:xfrm>
-                          <a:off x="0" y="0"/>
-                          <a:ext cx="988695" cy="286385"/>
-                        </a:xfrm>
-                        <a:prstGeom prst="rect">
-                          <a:avLst/>
-                        </a:prstGeom>
-                        <a:noFill/>
-                        <a:ln>
-                          <a:noFill/>
-                        </a:ln>
-                        <a:extLst>
-                          <a:ext uri="{909E8E84-426E-40DD-AFC4-6F175D3DCCD1}">
-                            <a14:hiddenFill xmlns:a14="http://schemas.microsoft.com/office/drawing/2010/main">
-                              <a:solidFill>
-                                <a:srgbClr val="FFFFFF"/>
-                              </a:solidFill>
-                            </a14:hiddenFill>
-                          </a:ext>
-                          <a:ext uri="{91240B29-F687-4F45-9708-019B960494DF}">
-                            <a14:hiddenLine xmlns:a14="http://schemas.microsoft.com/office/drawing/2010/main" w="9525">
-                              <a:solidFill>
-                                <a:srgbClr val="000000"/>
-                              </a:solidFill>
-                              <a:miter lim="800000"/>
-                              <a:headEnd/>
-                              <a:tailEnd/>
-                            </a14:hiddenLine>
-                          </a:ext>
-                        </a:extLst>
-                      </wps:spPr>
-                      <wps:txbx>
-                        <w:txbxContent>
-                          <w:p>
-                            <w:pPr>
-                              <w:rPr>
-                                <w:rFonts w:ascii="CordiaUPC" w:hAnsi="CordiaUPC" w:cs="CordiaUPC"/>
-                                <w:sz w:val="28"/>
-                                <w:cs/>
-                              </w:rPr>
-                            </w:pPr>
-                            <w:r>
-                              <w:rPr>
-                                <w:rFonts w:ascii="CordiaUPC" w:hAnsi="CordiaUPC" w:cs="CordiaUPC" w:hint="cs"/>
-                                <w:sz w:val="28"/>
-                                <w:cs/>
-                              </w:rPr>
-                              <w:t xml:space="preserve">        </w:t>
-                            </w:r>
-                            <w:r>
-                              <w:rPr>
-                                <w:rFonts w:ascii="CordiaUPC" w:hAnsi="CordiaUPC" w:cs="CordiaUPC" w:hint="cs"/>
-                                <w:sz w:val="28"/>
-                                <w:cs/>
-                              </w:rPr>
-                              <w:t>-</w:t>
-                            </w:r>
-                            <w:r>
-                              <w:rPr>
-                                <w:rFonts w:ascii="CordiaUPC" w:hAnsi="CordiaUPC" w:cs="CordiaUPC"/>
-                                <w:sz w:val="28"/>
-                                <w:cs/>
-                              </w:rPr>
-                              <w:tab/>
-                            </w:r>
-                          </w:p>
-                        </w:txbxContent>
-                      </wps:txbx>
-                      <wps:bodyPr rot="0" vert="horz" wrap="square" lIns="91440" tIns="45720" rIns="91440" bIns="45720" anchor="t" anchorCtr="0" upright="1">
-                        <a:noAutofit/>
-                      </wps:bodyPr>
-                    </wps:wsp>
-                  </a:graphicData>
-                </a:graphic>
-                <wp14:sizeRelH relativeFrom="page">
-                  <wp14:pctWidth>0</wp14:pctWidth>
-                </wp14:sizeRelH>
-                <wp14:sizeRelV relativeFrom="page">
-                  <wp14:pctHeight>0</wp14:pctHeight>
-                </wp14:sizeRelV>
-              </wp:anchor>
-            </w:drawing>
-          </mc:Choice>
-          <mc:Fallback xmlns="">
-            <w:pict>
-              <v:shape w14:anchorId="12626B22" id="Text Box 20" o:spid="_x0000_s1029" type="#_x0000_t202" style="position:absolute;left:0;text-align:left;margin-left:275.7pt;margin-top:38.3pt;width:77.85pt;height:22.55pt;z-index:251660288;visibility:visible;mso-wrap-style:square;mso-width-percent:0;mso-height-percent:0;mso-wrap-distance-left:9pt;mso-wrap-distance-top:0;mso-wrap-distance-right:9pt;mso-wrap-distance-bottom:0;mso-position-horizontal:absolute;mso-position-horizontal-relative:text;mso-position-vertical:absolute;mso-position-vertical-relative:text;mso-width-percent:0;mso-height-percent:0;mso-width-relative:page;mso-height-relative:page;v-text-anchor:top" o:gfxdata="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" filled="f" stroked="f">
-                <v:textbox>
-                  <w:txbxContent>
-                    <w:p>
-                      <w:pPr>
-                        <w:rPr>
-                          <w:rFonts w:ascii="CordiaUPC" w:hAnsi="CordiaUPC" w:cs="CordiaUPC"/>
-                          <w:sz w:val="28"/>
-                          <w:cs/>
-                        </w:rPr>
-                      </w:pPr>
-                      <w:r>
-                        <w:rPr>
-                          <w:rFonts w:ascii="CordiaUPC" w:hAnsi="CordiaUPC" w:cs="CordiaUPC" w:hint="cs"/>
-                          <w:sz w:val="28"/>
-                          <w:cs/>
-                        </w:rPr>
-                        <w:t xml:space="preserve">        </w:t>
-                      </w:r>
-                      <w:r>
-                        <w:rPr>
-                          <w:rFonts w:ascii="CordiaUPC" w:hAnsi="CordiaUPC" w:cs="CordiaUPC" w:hint="cs"/>
-                          <w:sz w:val="28"/>
-                          <w:cs/>
-                        </w:rPr>
-                        <w:t>-</w:t>
-                      </w:r>
-                      <w:r>
-                        <w:rPr>
-                          <w:rFonts w:ascii="CordiaUPC" w:hAnsi="CordiaUPC" w:cs="CordiaUPC"/>
-                          <w:sz w:val="28"/>
-                          <w:cs/>
-                        </w:rPr>
-                        <w:tab/>
-                      </w:r>
-                    </w:p>
-                  </w:txbxContent>
-                </v:textbox>
-              </v:shape>
-            </w:pict>
-          </mc:Fallback>
-        </mc:AlternateContent>
       </w:r>
       <w:r>
         <w:rPr>
@@ -1322,158 +726,6 @@
           <w:szCs w:val="32"/>
           <w:lang w:val="th-TH"/>
         </w:rPr>
-        <mc:AlternateContent>
-          <mc:Choice Requires="wps">
-            <w:drawing>
-              <wp:anchor distT="0" distB="0" distL="114300" distR="114300" simplePos="0" relativeHeight="251659264" behindDoc="0" locked="0" layoutInCell="1" allowOverlap="1" wp14:anchorId="64B4A50E" wp14:editId="13B7E6B1">
-                <wp:simplePos x="0" y="0"/>
-                <wp:positionH relativeFrom="column">
-                  <wp:posOffset>872490</wp:posOffset>
-                </wp:positionH>
-                <wp:positionV relativeFrom="paragraph">
-                  <wp:posOffset>457200</wp:posOffset>
-                </wp:positionV>
-                <wp:extent cx="988695" cy="286385"/>
-                <wp:effectExtent l="0" t="0" r="0" b="1270"/>
-                <wp:wrapNone/>
-                <wp:docPr id="594857632" name="Text Box 19"/>
-                <wp:cNvGraphicFramePr>
-                  <a:graphicFrameLocks xmlns:a="http://schemas.openxmlformats.org/drawingml/2006/main"/>
-                </wp:cNvGraphicFramePr>
-                <a:graphic xmlns:a="http://schemas.openxmlformats.org/drawingml/2006/main">
-                  <a:graphicData uri="http://schemas.microsoft.com/office/word/2010/wordprocessingShape">
-                    <wps:wsp>
-                      <wps:cNvSpPr txBox="1">
-                        <a:spLocks noChangeArrowheads="1"/>
-                      </wps:cNvSpPr>
-                      <wps:spPr bwMode="auto">
-                        <a:xfrm>
-                          <a:off x="0" y="0"/>
-                          <a:ext cx="988695" cy="286385"/>
-                        </a:xfrm>
-                        <a:prstGeom prst="rect">
-                          <a:avLst/>
-                        </a:prstGeom>
-                        <a:noFill/>
-                        <a:ln>
-                          <a:noFill/>
-                        </a:ln>
-                        <a:extLst>
-                          <a:ext uri="{909E8E84-426E-40DD-AFC4-6F175D3DCCD1}">
-                            <a14:hiddenFill xmlns:a14="http://schemas.microsoft.com/office/drawing/2010/main">
-                              <a:solidFill>
-                                <a:srgbClr val="FFFFFF"/>
-                              </a:solidFill>
-                            </a14:hiddenFill>
-                          </a:ext>
-                          <a:ext uri="{91240B29-F687-4F45-9708-019B960494DF}">
-                            <a14:hiddenLine xmlns:a14="http://schemas.microsoft.com/office/drawing/2010/main" w="9525">
-                              <a:solidFill>
-                                <a:srgbClr val="000000"/>
-                              </a:solidFill>
-                              <a:miter lim="800000"/>
-                              <a:headEnd/>
-                              <a:tailEnd/>
-                            </a14:hiddenLine>
-                          </a:ext>
-                        </a:extLst>
-                      </wps:spPr>
-                      <wps:txbx>
-                        <w:txbxContent>
-                          <w:p>
-                            <w:pPr>
-                              <w:rPr>
-                                <w:rFonts w:ascii="CordiaUPC" w:hAnsi="CordiaUPC" w:cs="CordiaUPC"/>
-                                <w:sz w:val="28"/>
-                                <w:cs/>
-                              </w:rPr>
-                            </w:pPr>
-                            <w:r>
-                              <w:rPr>
-                                <w:rFonts w:ascii="CordiaUPC" w:hAnsi="CordiaUPC" w:cs="CordiaUPC" w:hint="cs"/>
-                                <w:sz w:val="28"/>
-                                <w:cs/>
-                              </w:rPr>
-                              <w:t xml:space="preserve">        </w:t>
-                            </w:r>
-                            <w:r>
-                              <w:rPr>
-                                <w:rFonts w:ascii="CordiaUPC" w:hAnsi="CordiaUPC" w:cs="CordiaUPC" w:hint="cs"/>
-                                <w:sz w:val="28"/>
-                                <w:cs/>
-                              </w:rPr>
-                              <w:t>-</w:t>
-                            </w:r>
-                            <w:r>
-                              <w:rPr>
-                                <w:rFonts w:ascii="CordiaUPC" w:hAnsi="CordiaUPC" w:cs="CordiaUPC"/>
-                                <w:sz w:val="28"/>
-                                <w:cs/>
-                              </w:rPr>
-                              <w:tab/>
-                            </w:r>
-                          </w:p>
-                        </w:txbxContent>
-                      </wps:txbx>
-                      <wps:bodyPr rot="0" vert="horz" wrap="square" lIns="91440" tIns="45720" rIns="91440" bIns="45720" anchor="t" anchorCtr="0" upright="1">
-                        <a:noAutofit/>
-                      </wps:bodyPr>
-                    </wps:wsp>
-                  </a:graphicData>
-                </a:graphic>
-                <wp14:sizeRelH relativeFrom="page">
-                  <wp14:pctWidth>0</wp14:pctWidth>
-                </wp14:sizeRelH>
-                <wp14:sizeRelV relativeFrom="page">
-                  <wp14:pctHeight>0</wp14:pctHeight>
-                </wp14:sizeRelV>
-              </wp:anchor>
-            </w:drawing>
-          </mc:Choice>
-          <mc:Fallback xmlns="">
-            <w:pict>
-              <v:shape w14:anchorId="64B4A50E" id="Text Box 19" o:spid="_x0000_s1030" type="#_x0000_t202" style="position:absolute;left:0;text-align:left;margin-left:68.7pt;margin-top:36pt;width:77.85pt;height:22.55pt;z-index:251659264;visibility:visible;mso-wrap-style:square;mso-width-percent:0;mso-height-percent:0;mso-wrap-distance-left:9pt;mso-wrap-distance-top:0;mso-wrap-distance-right:9pt;mso-wrap-distance-bottom:0;mso-position-horizontal:absolute;mso-position-horizontal-relative:text;mso-position-vertical:absolute;mso-position-vertical-relative:text;mso-width-percent:0;mso-height-percent:0;mso-width-relative:page;mso-height-relative:page;v-text-anchor:top" o:gfxdata="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" filled="f" stroked="f">
-                <v:textbox>
-                  <w:txbxContent>
-                    <w:p>
-                      <w:pPr>
-                        <w:rPr>
-                          <w:rFonts w:ascii="CordiaUPC" w:hAnsi="CordiaUPC" w:cs="CordiaUPC"/>
-                          <w:sz w:val="28"/>
-                          <w:cs/>
-                        </w:rPr>
-                      </w:pPr>
-                      <w:r>
-                        <w:rPr>
-                          <w:rFonts w:ascii="CordiaUPC" w:hAnsi="CordiaUPC" w:cs="CordiaUPC" w:hint="cs"/>
-                          <w:sz w:val="28"/>
-                          <w:cs/>
-                        </w:rPr>
-                        <w:t xml:space="preserve">        </w:t>
-                      </w:r>
-                      <w:r>
-                        <w:rPr>
-                          <w:rFonts w:ascii="CordiaUPC" w:hAnsi="CordiaUPC" w:cs="CordiaUPC" w:hint="cs"/>
-                          <w:sz w:val="28"/>
-                          <w:cs/>
-                        </w:rPr>
-                        <w:t>-</w:t>
-                      </w:r>
-                      <w:r>
-                        <w:rPr>
-                          <w:rFonts w:ascii="CordiaUPC" w:hAnsi="CordiaUPC" w:cs="CordiaUPC"/>
-                          <w:sz w:val="28"/>
-                          <w:cs/>
-                        </w:rPr>
-                        <w:tab/>
-                      </w:r>
-                    </w:p>
-                  </w:txbxContent>
-                </v:textbox>
-              </v:shape>
-            </w:pict>
-          </mc:Fallback>
-        </mc:AlternateContent>
       </w:r>
       <w:r>
         <w:rPr>
@@ -1483,158 +735,6 @@
           <w:szCs w:val="32"/>
           <w:lang w:val="th-TH"/>
         </w:rPr>
-        <mc:AlternateContent>
-          <mc:Choice Requires="wps">
-            <w:drawing>
-              <wp:anchor distT="0" distB="0" distL="114300" distR="114300" simplePos="0" relativeHeight="251658240" behindDoc="0" locked="0" layoutInCell="1" allowOverlap="1" wp14:anchorId="012D02A6" wp14:editId="64AAAC18">
-                <wp:simplePos x="0" y="0"/>
-                <wp:positionH relativeFrom="column">
-                  <wp:posOffset>4743450</wp:posOffset>
-                </wp:positionH>
-                <wp:positionV relativeFrom="paragraph">
-                  <wp:posOffset>220980</wp:posOffset>
-                </wp:positionV>
-                <wp:extent cx="988695" cy="286385"/>
-                <wp:effectExtent l="0" t="0" r="1905" b="0"/>
-                <wp:wrapNone/>
-                <wp:docPr id="1429280336" name="Text Box 18"/>
-                <wp:cNvGraphicFramePr>
-                  <a:graphicFrameLocks xmlns:a="http://schemas.openxmlformats.org/drawingml/2006/main"/>
-                </wp:cNvGraphicFramePr>
-                <a:graphic xmlns:a="http://schemas.openxmlformats.org/drawingml/2006/main">
-                  <a:graphicData uri="http://schemas.microsoft.com/office/word/2010/wordprocessingShape">
-                    <wps:wsp>
-                      <wps:cNvSpPr txBox="1">
-                        <a:spLocks noChangeArrowheads="1"/>
-                      </wps:cNvSpPr>
-                      <wps:spPr bwMode="auto">
-                        <a:xfrm>
-                          <a:off x="0" y="0"/>
-                          <a:ext cx="988695" cy="286385"/>
-                        </a:xfrm>
-                        <a:prstGeom prst="rect">
-                          <a:avLst/>
-                        </a:prstGeom>
-                        <a:noFill/>
-                        <a:ln>
-                          <a:noFill/>
-                        </a:ln>
-                        <a:extLst>
-                          <a:ext uri="{909E8E84-426E-40DD-AFC4-6F175D3DCCD1}">
-                            <a14:hiddenFill xmlns:a14="http://schemas.microsoft.com/office/drawing/2010/main">
-                              <a:solidFill>
-                                <a:srgbClr val="FFFFFF"/>
-                              </a:solidFill>
-                            </a14:hiddenFill>
-                          </a:ext>
-                          <a:ext uri="{91240B29-F687-4F45-9708-019B960494DF}">
-                            <a14:hiddenLine xmlns:a14="http://schemas.microsoft.com/office/drawing/2010/main" w="9525">
-                              <a:solidFill>
-                                <a:srgbClr val="000000"/>
-                              </a:solidFill>
-                              <a:miter lim="800000"/>
-                              <a:headEnd/>
-                              <a:tailEnd/>
-                            </a14:hiddenLine>
-                          </a:ext>
-                        </a:extLst>
-                      </wps:spPr>
-                      <wps:txbx>
-                        <w:txbxContent>
-                          <w:p>
-                            <w:pPr>
-                              <w:rPr>
-                                <w:rFonts w:ascii="CordiaUPC" w:hAnsi="CordiaUPC" w:cs="CordiaUPC"/>
-                                <w:sz w:val="28"/>
-                                <w:cs/>
-                              </w:rPr>
-                            </w:pPr>
-                            <w:r>
-                              <w:rPr>
-                                <w:rFonts w:ascii="CordiaUPC" w:hAnsi="CordiaUPC" w:cs="CordiaUPC" w:hint="cs"/>
-                                <w:sz w:val="28"/>
-                                <w:cs/>
-                              </w:rPr>
-                              <w:t xml:space="preserve">        </w:t>
-                            </w:r>
-                            <w:r>
-                              <w:rPr>
-                                <w:rFonts w:ascii="CordiaUPC" w:hAnsi="CordiaUPC" w:cs="CordiaUPC" w:hint="cs"/>
-                                <w:sz w:val="28"/>
-                                <w:cs/>
-                              </w:rPr>
-                              <w:t>-</w:t>
-                            </w:r>
-                            <w:r>
-                              <w:rPr>
-                                <w:rFonts w:ascii="CordiaUPC" w:hAnsi="CordiaUPC" w:cs="CordiaUPC"/>
-                                <w:sz w:val="28"/>
-                                <w:cs/>
-                              </w:rPr>
-                              <w:tab/>
-                            </w:r>
-                          </w:p>
-                        </w:txbxContent>
-                      </wps:txbx>
-                      <wps:bodyPr rot="0" vert="horz" wrap="square" lIns="91440" tIns="45720" rIns="91440" bIns="45720" anchor="t" anchorCtr="0" upright="1">
-                        <a:noAutofit/>
-                      </wps:bodyPr>
-                    </wps:wsp>
-                  </a:graphicData>
-                </a:graphic>
-                <wp14:sizeRelH relativeFrom="page">
-                  <wp14:pctWidth>0</wp14:pctWidth>
-                </wp14:sizeRelH>
-                <wp14:sizeRelV relativeFrom="page">
-                  <wp14:pctHeight>0</wp14:pctHeight>
-                </wp14:sizeRelV>
-              </wp:anchor>
-            </w:drawing>
-          </mc:Choice>
-          <mc:Fallback xmlns="">
-            <w:pict>
-              <v:shape w14:anchorId="012D02A6" id="Text Box 18" o:spid="_x0000_s1031" type="#_x0000_t202" style="position:absolute;left:0;text-align:left;margin-left:373.5pt;margin-top:17.4pt;width:77.85pt;height:22.55pt;z-index:251658240;visibility:visible;mso-wrap-style:square;mso-width-percent:0;mso-height-percent:0;mso-wrap-distance-left:9pt;mso-wrap-distance-top:0;mso-wrap-distance-right:9pt;mso-wrap-distance-bottom:0;mso-position-horizontal:absolute;mso-position-horizontal-relative:text;mso-position-vertical:absolute;mso-position-vertical-relative:text;mso-width-percent:0;mso-height-percent:0;mso-width-relative:page;mso-height-relative:page;v-text-anchor:top" o:gfxdata="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" filled="f" stroked="f">
-                <v:textbox>
-                  <w:txbxContent>
-                    <w:p>
-                      <w:pPr>
-                        <w:rPr>
-                          <w:rFonts w:ascii="CordiaUPC" w:hAnsi="CordiaUPC" w:cs="CordiaUPC"/>
-                          <w:sz w:val="28"/>
-                          <w:cs/>
-                        </w:rPr>
-                      </w:pPr>
-                      <w:r>
-                        <w:rPr>
-                          <w:rFonts w:ascii="CordiaUPC" w:hAnsi="CordiaUPC" w:cs="CordiaUPC" w:hint="cs"/>
-                          <w:sz w:val="28"/>
-                          <w:cs/>
-                        </w:rPr>
-                        <w:t xml:space="preserve">        </w:t>
-                      </w:r>
-                      <w:r>
-                        <w:rPr>
-                          <w:rFonts w:ascii="CordiaUPC" w:hAnsi="CordiaUPC" w:cs="CordiaUPC" w:hint="cs"/>
-                          <w:sz w:val="28"/>
-                          <w:cs/>
-                        </w:rPr>
-                        <w:t>-</w:t>
-                      </w:r>
-                      <w:r>
-                        <w:rPr>
-                          <w:rFonts w:ascii="CordiaUPC" w:hAnsi="CordiaUPC" w:cs="CordiaUPC"/>
-                          <w:sz w:val="28"/>
-                          <w:cs/>
-                        </w:rPr>
-                        <w:tab/>
-                      </w:r>
-                    </w:p>
-                  </w:txbxContent>
-                </v:textbox>
-              </v:shape>
-            </w:pict>
-          </mc:Fallback>
-        </mc:AlternateContent>
       </w:r>
       <w:r>
         <w:rPr>
@@ -1644,142 +744,6 @@
           <w:szCs w:val="32"/>
           <w:lang w:val="th-TH"/>
         </w:rPr>
-        <mc:AlternateContent>
-          <mc:Choice Requires="wps">
-            <w:drawing>
-              <wp:anchor distT="0" distB="0" distL="114300" distR="114300" simplePos="0" relativeHeight="251657216" behindDoc="0" locked="0" layoutInCell="1" allowOverlap="1" wp14:anchorId="36CB57BF" wp14:editId="03933F2B">
-                <wp:simplePos x="0" y="0"/>
-                <wp:positionH relativeFrom="column">
-                  <wp:posOffset>3535680</wp:posOffset>
-                </wp:positionH>
-                <wp:positionV relativeFrom="paragraph">
-                  <wp:posOffset>182245</wp:posOffset>
-                </wp:positionV>
-                <wp:extent cx="988695" cy="286385"/>
-                <wp:effectExtent l="1905" t="0" r="0" b="0"/>
-                <wp:wrapNone/>
-                <wp:docPr id="1790216094" name="Text Box 17"/>
-                <wp:cNvGraphicFramePr>
-                  <a:graphicFrameLocks xmlns:a="http://schemas.openxmlformats.org/drawingml/2006/main"/>
-                </wp:cNvGraphicFramePr>
-                <a:graphic xmlns:a="http://schemas.openxmlformats.org/drawingml/2006/main">
-                  <a:graphicData uri="http://schemas.microsoft.com/office/word/2010/wordprocessingShape">
-                    <wps:wsp>
-                      <wps:cNvSpPr txBox="1">
-                        <a:spLocks noChangeArrowheads="1"/>
-                      </wps:cNvSpPr>
-                      <wps:spPr bwMode="auto">
-                        <a:xfrm>
-                          <a:off x="0" y="0"/>
-                          <a:ext cx="988695" cy="286385"/>
-                        </a:xfrm>
-                        <a:prstGeom prst="rect">
-                          <a:avLst/>
-                        </a:prstGeom>
-                        <a:noFill/>
-                        <a:ln>
-                          <a:noFill/>
-                        </a:ln>
-                        <a:extLst>
-                          <a:ext uri="{909E8E84-426E-40DD-AFC4-6F175D3DCCD1}">
-                            <a14:hiddenFill xmlns:a14="http://schemas.microsoft.com/office/drawing/2010/main">
-                              <a:solidFill>
-                                <a:srgbClr val="FFFFFF"/>
-                              </a:solidFill>
-                            </a14:hiddenFill>
-                          </a:ext>
-                          <a:ext uri="{91240B29-F687-4F45-9708-019B960494DF}">
-                            <a14:hiddenLine xmlns:a14="http://schemas.microsoft.com/office/drawing/2010/main" w="9525">
-                              <a:solidFill>
-                                <a:srgbClr val="000000"/>
-                              </a:solidFill>
-                              <a:miter lim="800000"/>
-                              <a:headEnd/>
-                              <a:tailEnd/>
-                            </a14:hiddenLine>
-                          </a:ext>
-                        </a:extLst>
-                      </wps:spPr>
-                      <wps:txbx>
-                        <w:txbxContent>
-                          <w:p>
-                            <w:pPr>
-                              <w:rPr>
-                                <w:rFonts w:ascii="CordiaUPC" w:hAnsi="CordiaUPC" w:cs="CordiaUPC"/>
-                                <w:sz w:val="28"/>
-                                <w:cs/>
-                              </w:rPr>
-                            </w:pPr>
-                            <w:r>
-                              <w:rPr>
-                                <w:rFonts w:ascii="CordiaUPC" w:hAnsi="CordiaUPC" w:cs="CordiaUPC" w:hint="cs"/>
-                                <w:sz w:val="28"/>
-                                <w:cs/>
-                              </w:rPr>
-                              <w:t>-</w:t>
-                            </w:r>
-                            <w:r>
-                              <w:rPr>
-                                <w:rFonts w:ascii="CordiaUPC" w:hAnsi="CordiaUPC" w:cs="CordiaUPC"/>
-                                <w:sz w:val="28"/>
-                                <w:cs/>
-                              </w:rPr>
-                              <w:tab/>
-                            </w:r>
-                          </w:p>
-                        </w:txbxContent>
-                      </wps:txbx>
-                      <wps:bodyPr rot="0" vert="horz" wrap="square" lIns="91440" tIns="45720" rIns="91440" bIns="45720" anchor="t" anchorCtr="0" upright="1">
-                        <a:noAutofit/>
-                      </wps:bodyPr>
-                    </wps:wsp>
-                  </a:graphicData>
-                </a:graphic>
-                <wp14:sizeRelH relativeFrom="page">
-                  <wp14:pctWidth>0</wp14:pctWidth>
-                </wp14:sizeRelH>
-                <wp14:sizeRelV relativeFrom="page">
-                  <wp14:pctHeight>0</wp14:pctHeight>
-                </wp14:sizeRelV>
-              </wp:anchor>
-            </w:drawing>
-          </mc:Choice>
-          <mc:Fallback xmlns="">
-            <w:pict>
-              <v:shape w14:anchorId="36CB57BF" id="Text Box 17" o:spid="_x0000_s1032" type="#_x0000_t202" style="position:absolute;left:0;text-align:left;margin-left:278.4pt;margin-top:14.35pt;width:77.85pt;height:22.55pt;z-index:251657216;visibility:visible;mso-wrap-style:square;mso-width-percent:0;mso-height-percent:0;mso-wrap-distance-left:9pt;mso-wrap-distance-top:0;mso-wrap-distance-right:9pt;mso-wrap-distance-bottom:0;mso-position-horizontal:absolute;mso-position-horizontal-relative:text;mso-position-vertical:absolute;mso-position-vertical-relative:text;mso-width-percent:0;mso-height-percent:0;mso-width-relative:page;mso-height-relative:page;v-text-anchor:top" o:gfxdata="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" filled="f" stroked="f">
-                <v:textbox>
-                  <w:txbxContent>
-                    <w:p>
-                      <w:pPr>
-                        <w:rPr>
-                          <w:rFonts w:ascii="CordiaUPC" w:hAnsi="CordiaUPC" w:cs="CordiaUPC"/>
-                          <w:sz w:val="28"/>
-                          <w:cs/>
-                        </w:rPr>
-                      </w:pPr>
-                      <w:r>
-                        <w:rPr>
-                          <w:rFonts w:ascii="CordiaUPC" w:hAnsi="CordiaUPC" w:cs="CordiaUPC" w:hint="cs"/>
-                          <w:sz w:val="28"/>
-                          <w:cs/>
-                        </w:rPr>
-                        <w:t>-</w:t>
-                      </w:r>
-                      <w:r>
-                        <w:rPr>
-                          <w:rFonts w:ascii="CordiaUPC" w:hAnsi="CordiaUPC" w:cs="CordiaUPC"/>
-                          <w:sz w:val="28"/>
-                          <w:cs/>
-                        </w:rPr>
-                        <w:tab/>
-                      </w:r>
-                    </w:p>
-                  </w:txbxContent>
-                </v:textbox>
-              </v:shape>
-            </w:pict>
-          </mc:Fallback>
-        </mc:AlternateContent>
       </w:r>
       <w:r>
         <w:rPr>
@@ -1789,142 +753,6 @@
           <w:szCs w:val="32"/>
           <w:lang w:val="th-TH"/>
         </w:rPr>
-        <mc:AlternateContent>
-          <mc:Choice Requires="wps">
-            <w:drawing>
-              <wp:anchor distT="0" distB="0" distL="114300" distR="114300" simplePos="0" relativeHeight="251656192" behindDoc="0" locked="0" layoutInCell="1" allowOverlap="1" wp14:anchorId="31F21221" wp14:editId="454C4662">
-                <wp:simplePos x="0" y="0"/>
-                <wp:positionH relativeFrom="column">
-                  <wp:posOffset>1485900</wp:posOffset>
-                </wp:positionH>
-                <wp:positionV relativeFrom="paragraph">
-                  <wp:posOffset>200025</wp:posOffset>
-                </wp:positionV>
-                <wp:extent cx="988695" cy="286385"/>
-                <wp:effectExtent l="0" t="0" r="1905" b="1270"/>
-                <wp:wrapNone/>
-                <wp:docPr id="1881299831" name="Text Box 16"/>
-                <wp:cNvGraphicFramePr>
-                  <a:graphicFrameLocks xmlns:a="http://schemas.openxmlformats.org/drawingml/2006/main"/>
-                </wp:cNvGraphicFramePr>
-                <a:graphic xmlns:a="http://schemas.openxmlformats.org/drawingml/2006/main">
-                  <a:graphicData uri="http://schemas.microsoft.com/office/word/2010/wordprocessingShape">
-                    <wps:wsp>
-                      <wps:cNvSpPr txBox="1">
-                        <a:spLocks noChangeArrowheads="1"/>
-                      </wps:cNvSpPr>
-                      <wps:spPr bwMode="auto">
-                        <a:xfrm>
-                          <a:off x="0" y="0"/>
-                          <a:ext cx="988695" cy="286385"/>
-                        </a:xfrm>
-                        <a:prstGeom prst="rect">
-                          <a:avLst/>
-                        </a:prstGeom>
-                        <a:noFill/>
-                        <a:ln>
-                          <a:noFill/>
-                        </a:ln>
-                        <a:extLst>
-                          <a:ext uri="{909E8E84-426E-40DD-AFC4-6F175D3DCCD1}">
-                            <a14:hiddenFill xmlns:a14="http://schemas.microsoft.com/office/drawing/2010/main">
-                              <a:solidFill>
-                                <a:srgbClr val="FFFFFF"/>
-                              </a:solidFill>
-                            </a14:hiddenFill>
-                          </a:ext>
-                          <a:ext uri="{91240B29-F687-4F45-9708-019B960494DF}">
-                            <a14:hiddenLine xmlns:a14="http://schemas.microsoft.com/office/drawing/2010/main" w="9525">
-                              <a:solidFill>
-                                <a:srgbClr val="000000"/>
-                              </a:solidFill>
-                              <a:miter lim="800000"/>
-                              <a:headEnd/>
-                              <a:tailEnd/>
-                            </a14:hiddenLine>
-                          </a:ext>
-                        </a:extLst>
-                      </wps:spPr>
-                      <wps:txbx>
-                        <w:txbxContent>
-                          <w:p>
-                            <w:pPr>
-                              <w:rPr>
-                                <w:rFonts w:ascii="CordiaUPC" w:hAnsi="CordiaUPC" w:cs="CordiaUPC"/>
-                                <w:sz w:val="28"/>
-                                <w:cs/>
-                              </w:rPr>
-                            </w:pPr>
-                            <w:r>
-                              <w:rPr>
-                                <w:rFonts w:ascii="CordiaUPC" w:hAnsi="CordiaUPC" w:cs="CordiaUPC" w:hint="cs"/>
-                                <w:sz w:val="28"/>
-                                <w:cs/>
-                              </w:rPr>
-                              <w:t>-</w:t>
-                            </w:r>
-                            <w:r>
-                              <w:rPr>
-                                <w:rFonts w:ascii="CordiaUPC" w:hAnsi="CordiaUPC" w:cs="CordiaUPC"/>
-                                <w:sz w:val="28"/>
-                                <w:cs/>
-                              </w:rPr>
-                              <w:tab/>
-                            </w:r>
-                          </w:p>
-                        </w:txbxContent>
-                      </wps:txbx>
-                      <wps:bodyPr rot="0" vert="horz" wrap="square" lIns="91440" tIns="45720" rIns="91440" bIns="45720" anchor="t" anchorCtr="0" upright="1">
-                        <a:noAutofit/>
-                      </wps:bodyPr>
-                    </wps:wsp>
-                  </a:graphicData>
-                </a:graphic>
-                <wp14:sizeRelH relativeFrom="page">
-                  <wp14:pctWidth>0</wp14:pctWidth>
-                </wp14:sizeRelH>
-                <wp14:sizeRelV relativeFrom="page">
-                  <wp14:pctHeight>0</wp14:pctHeight>
-                </wp14:sizeRelV>
-              </wp:anchor>
-            </w:drawing>
-          </mc:Choice>
-          <mc:Fallback xmlns="">
-            <w:pict>
-              <v:shape w14:anchorId="31F21221" id="Text Box 16" o:spid="_x0000_s1033" type="#_x0000_t202" style="position:absolute;left:0;text-align:left;margin-left:117pt;margin-top:15.75pt;width:77.85pt;height:22.55pt;z-index:251656192;visibility:visible;mso-wrap-style:square;mso-width-percent:0;mso-height-percent:0;mso-wrap-distance-left:9pt;mso-wrap-distance-top:0;mso-wrap-distance-right:9pt;mso-wrap-distance-bottom:0;mso-position-horizontal:absolute;mso-position-horizontal-relative:text;mso-position-vertical:absolute;mso-position-vertical-relative:text;mso-width-percent:0;mso-height-percent:0;mso-width-relative:page;mso-height-relative:page;v-text-anchor:top" o:gfxdata="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" filled="f" stroked="f">
-                <v:textbox>
-                  <w:txbxContent>
-                    <w:p>
-                      <w:pPr>
-                        <w:rPr>
-                          <w:rFonts w:ascii="CordiaUPC" w:hAnsi="CordiaUPC" w:cs="CordiaUPC"/>
-                          <w:sz w:val="28"/>
-                          <w:cs/>
-                        </w:rPr>
-                      </w:pPr>
-                      <w:r>
-                        <w:rPr>
-                          <w:rFonts w:ascii="CordiaUPC" w:hAnsi="CordiaUPC" w:cs="CordiaUPC" w:hint="cs"/>
-                          <w:sz w:val="28"/>
-                          <w:cs/>
-                        </w:rPr>
-                        <w:t>-</w:t>
-                      </w:r>
-                      <w:r>
-                        <w:rPr>
-                          <w:rFonts w:ascii="CordiaUPC" w:hAnsi="CordiaUPC" w:cs="CordiaUPC"/>
-                          <w:sz w:val="28"/>
-                          <w:cs/>
-                        </w:rPr>
-                        <w:tab/>
-                      </w:r>
-                    </w:p>
-                  </w:txbxContent>
-                </v:textbox>
-              </v:shape>
-            </w:pict>
-          </mc:Fallback>
-        </mc:AlternateContent>
       </w:r>
       <w:r>
         <w:rPr>
@@ -3765,166 +2593,6 @@
           <w:szCs w:val="32"/>
           <w:lang w:val="th-TH"/>
         </w:rPr>
-        <mc:AlternateContent>
-          <mc:Choice Requires="wps">
-            <w:drawing>
-              <wp:anchor distT="0" distB="0" distL="114300" distR="114300" simplePos="0" relativeHeight="251665408" behindDoc="0" locked="0" layoutInCell="1" allowOverlap="1" wp14:anchorId="711F77AF" wp14:editId="06825342">
-                <wp:simplePos x="0" y="0"/>
-                <wp:positionH relativeFrom="column">
-                  <wp:posOffset>979170</wp:posOffset>
-                </wp:positionH>
-                <wp:positionV relativeFrom="paragraph">
-                  <wp:posOffset>277495</wp:posOffset>
-                </wp:positionV>
-                <wp:extent cx="1301115" cy="446405"/>
-                <wp:effectExtent l="0" t="0" r="0" b="1270"/>
-                <wp:wrapNone/>
-                <wp:docPr id="520345731" name="Text Box 25"/>
-                <wp:cNvGraphicFramePr>
-                  <a:graphicFrameLocks xmlns:a="http://schemas.openxmlformats.org/drawingml/2006/main"/>
-                </wp:cNvGraphicFramePr>
-                <a:graphic xmlns:a="http://schemas.openxmlformats.org/drawingml/2006/main">
-                  <a:graphicData uri="http://schemas.microsoft.com/office/word/2010/wordprocessingShape">
-                    <wps:wsp>
-                      <wps:cNvSpPr txBox="1">
-                        <a:spLocks noChangeArrowheads="1"/>
-                      </wps:cNvSpPr>
-                      <wps:spPr bwMode="auto">
-                        <a:xfrm>
-                          <a:off x="0" y="0"/>
-                          <a:ext cx="1301115" cy="446405"/>
-                        </a:xfrm>
-                        <a:prstGeom prst="rect">
-                          <a:avLst/>
-                        </a:prstGeom>
-                        <a:noFill/>
-                        <a:ln>
-                          <a:noFill/>
-                        </a:ln>
-                        <a:extLst>
-                          <a:ext uri="{909E8E84-426E-40DD-AFC4-6F175D3DCCD1}">
-                            <a14:hiddenFill xmlns:a14="http://schemas.microsoft.com/office/drawing/2010/main">
-                              <a:solidFill>
-                                <a:srgbClr val="FFFFFF"/>
-                              </a:solidFill>
-                            </a14:hiddenFill>
-                          </a:ext>
-                          <a:ext uri="{91240B29-F687-4F45-9708-019B960494DF}">
-                            <a14:hiddenLine xmlns:a14="http://schemas.microsoft.com/office/drawing/2010/main" w="9525">
-                              <a:solidFill>
-                                <a:srgbClr val="000000"/>
-                              </a:solidFill>
-                              <a:miter lim="800000"/>
-                              <a:headEnd/>
-                              <a:tailEnd/>
-                            </a14:hiddenLine>
-                          </a:ext>
-                        </a:extLst>
-                      </wps:spPr>
-                      <wps:txbx>
-                        <w:txbxContent>
-                          <w:p>
-                            <w:pPr>
-                              <w:rPr>
-                                <w:rFonts w:ascii="CordiaUPC" w:hAnsi="CordiaUPC" w:cs="CordiaUPC"/>
-                                <w:sz w:val="32"/>
-                                <w:szCs w:val="32"/>
-                                <w:cs/>
-                              </w:rPr>
-                            </w:pPr>
-                            <w:r>
-                              <w:rPr>
-                                <w:rFonts w:ascii="CordiaUPC" w:hAnsi="CordiaUPC" w:cs="CordiaUPC" w:hint="cs"/>
-                                <w:sz w:val="32"/>
-                                <w:szCs w:val="32"/>
-                                <w:cs/>
-                              </w:rPr>
-                              <w:t xml:space="preserve">     </w:t>
-                            </w:r>
-                            <w:r>
-                              <w:rPr>
-                                <w:rFonts w:ascii="CordiaUPC" w:hAnsi="CordiaUPC" w:cs="CordiaUPC" w:hint="cs"/>
-                                <w:sz w:val="32"/>
-                                <w:szCs w:val="32"/>
-                                <w:cs/>
-                              </w:rPr>
-                              <w:t xml:space="preserve">-</w:t>
-                            </w:r>
-                            <w:r>
-                              <w:rPr>
-                                <w:rFonts w:ascii="CordiaUPC" w:hAnsi="CordiaUPC" w:cs="CordiaUPC"/>
-                                <w:sz w:val="32"/>
-                                <w:szCs w:val="32"/>
-                                <w:cs/>
-                              </w:rPr>
-                              <w:tab/>
-                            </w:r>
-                          </w:p>
-                        </w:txbxContent>
-                      </wps:txbx>
-                      <wps:bodyPr rot="0" vert="horz" wrap="square" lIns="91440" tIns="45720" rIns="91440" bIns="45720" anchor="t" anchorCtr="0" upright="1">
-                        <a:noAutofit/>
-                      </wps:bodyPr>
-                    </wps:wsp>
-                  </a:graphicData>
-                </a:graphic>
-                <wp14:sizeRelH relativeFrom="page">
-                  <wp14:pctWidth>0</wp14:pctWidth>
-                </wp14:sizeRelH>
-                <wp14:sizeRelV relativeFrom="page">
-                  <wp14:pctHeight>0</wp14:pctHeight>
-                </wp14:sizeRelV>
-              </wp:anchor>
-            </w:drawing>
-          </mc:Choice>
-          <mc:Fallback xmlns="">
-            <w:pict>
-              <v:shape w14:anchorId="711F77AF" id="Text Box 25" o:spid="_x0000_s1034" type="#_x0000_t202" style="position:absolute;left:0;text-align:left;margin-left:77.1pt;margin-top:21.85pt;width:102.45pt;height:35.15pt;z-index:251665408;visibility:visible;mso-wrap-style:square;mso-width-percent:0;mso-height-percent:0;mso-wrap-distance-left:9pt;mso-wrap-distance-top:0;mso-wrap-distance-right:9pt;mso-wrap-distance-bottom:0;mso-position-horizontal:absolute;mso-position-horizontal-relative:text;mso-position-vertical:absolute;mso-position-vertical-relative:text;mso-width-percent:0;mso-height-percent:0;mso-width-relative:page;mso-height-relative:page;v-text-anchor:top" o:gfxdata="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" filled="f" stroked="f">
-                <v:textbox>
-                  <w:txbxContent>
-                    <w:p>
-                      <w:pPr>
-                        <w:rPr>
-                          <w:rFonts w:ascii="CordiaUPC" w:hAnsi="CordiaUPC" w:cs="CordiaUPC"/>
-                          <w:sz w:val="32"/>
-                          <w:szCs w:val="32"/>
-                          <w:cs/>
-                        </w:rPr>
-                      </w:pPr>
-                      <w:r>
-                        <w:rPr>
-                          <w:rFonts w:ascii="CordiaUPC" w:hAnsi="CordiaUPC" w:cs="CordiaUPC" w:hint="cs"/>
-                          <w:sz w:val="32"/>
-                          <w:szCs w:val="32"/>
-                          <w:cs/>
-                        </w:rPr>
-                        <w:t xml:space="preserve">     </w:t>
-                      </w:r>
-                      <w:r>
-                        <w:rPr>
-                          <w:rFonts w:ascii="CordiaUPC" w:hAnsi="CordiaUPC" w:cs="CordiaUPC" w:hint="cs"/>
-                          <w:sz w:val="32"/>
-                          <w:szCs w:val="32"/>
-                          <w:cs/>
-                        </w:rPr>
-                        <w:t xml:space="preserve">-</w:t>
-                      </w:r>
-                      <w:r>
-                        <w:rPr>
-                          <w:rFonts w:ascii="CordiaUPC" w:hAnsi="CordiaUPC" w:cs="CordiaUPC"/>
-                          <w:sz w:val="32"/>
-                          <w:szCs w:val="32"/>
-                          <w:cs/>
-                        </w:rPr>
-                        <w:tab/>
-                      </w:r>
-                    </w:p>
-                  </w:txbxContent>
-                </v:textbox>
-              </v:shape>
-            </w:pict>
-          </mc:Fallback>
-        </mc:AlternateContent>
       </w:r>
       <w:r>
         <w:rPr>
@@ -10474,73 +9142,6 @@
           <w:sz w:val="32"/>
           <w:szCs w:val="32"/>
         </w:rPr>
-        <w:drawing>
-          <wp:anchor distT="0" distB="0" distL="114300" distR="114300" simplePos="0" relativeHeight="251679744" behindDoc="1" locked="0" layoutInCell="1" allowOverlap="1" wp14:anchorId="7A6A78E0" wp14:editId="00FF463D">
-            <wp:simplePos x="0" y="0"/>
-            <wp:positionH relativeFrom="margin">
-              <wp:align>center</wp:align>
-            </wp:positionH>
-            <wp:positionV relativeFrom="paragraph">
-              <wp:posOffset>8808</wp:posOffset>
-            </wp:positionV>
-            <wp:extent cx="3239829" cy="2116447"/>
-            <wp:effectExtent l="0" t="0" r="0" b="0"/>
-            <wp:wrapNone/>
-            <wp:docPr id="773011413" name="Picture 2"/>
-            <wp:cNvGraphicFramePr>
-              <a:graphicFrameLocks xmlns:a="http://schemas.openxmlformats.org/drawingml/2006/main" noChangeAspect="1"/>
-            </wp:cNvGraphicFramePr>
-            <a:graphic xmlns:a="http://schemas.openxmlformats.org/drawingml/2006/main">
-              <a:graphicData uri="http://schemas.openxmlformats.org/drawingml/2006/picture">
-                <pic:pic xmlns:pic="http://schemas.openxmlformats.org/drawingml/2006/picture">
-                  <pic:nvPicPr>
-                    <pic:cNvPr id="0" name="Picture 6"/>
-                    <pic:cNvPicPr>
-                      <a:picLocks noChangeAspect="1" noChangeArrowheads="1"/>
-                    </pic:cNvPicPr>
-                  </pic:nvPicPr>
-                  <pic:blipFill rotWithShape="1">
-                    <a:blip r:embed="rId8" cstate="print">
-                      <a:extLst>
-                        <a:ext uri="{28A0092B-C50C-407E-A947-70E740481C1C}">
-                          <a14:useLocalDpi xmlns:a14="http://schemas.microsoft.com/office/drawing/2010/main" val="0"/>
-                        </a:ext>
-                      </a:extLst>
-                    </a:blip>
-                    <a:srcRect l="10288" t="5829" r="8290" b="32122"/>
-                    <a:stretch>
-                      <a:fillRect/>
-                    </a:stretch>
-                  </pic:blipFill>
-                  <pic:spPr bwMode="auto">
-                    <a:xfrm>
-                      <a:off x="0" y="0"/>
-                      <a:ext cx="3239829" cy="2116447"/>
-                    </a:xfrm>
-                    <a:prstGeom prst="rect">
-                      <a:avLst/>
-                    </a:prstGeom>
-                    <a:noFill/>
-                    <a:ln>
-                      <a:noFill/>
-                    </a:ln>
-                    <a:extLst>
-                      <a:ext uri="{53640926-AAD7-44D8-BBD7-CCE9431645EC}">
-                        <a14:shadowObscured xmlns:a14="http://schemas.microsoft.com/office/drawing/2010/main"/>
-                      </a:ext>
-                    </a:extLst>
-                  </pic:spPr>
-                </pic:pic>
-              </a:graphicData>
-            </a:graphic>
-            <wp14:sizeRelH relativeFrom="page">
-              <wp14:pctWidth>0</wp14:pctWidth>
-            </wp14:sizeRelH>
-            <wp14:sizeRelV relativeFrom="page">
-              <wp14:pctHeight>0</wp14:pctHeight>
-            </wp14:sizeRelV>
-          </wp:anchor>
-        </w:drawing>
       </w:r>
     </w:p>
     <w:p>
@@ -10833,64 +9434,6 @@
         <w:rPr>
           <w:noProof/>
         </w:rPr>
-        <w:drawing>
-          <wp:anchor distT="0" distB="0" distL="114300" distR="114300" simplePos="0" relativeHeight="251681792" behindDoc="1" locked="0" layoutInCell="1" allowOverlap="1" wp14:anchorId="4EBC3CFC" wp14:editId="1F7296F0">
-            <wp:simplePos x="0" y="0"/>
-            <wp:positionH relativeFrom="margin">
-              <wp:align>center</wp:align>
-            </wp:positionH>
-            <wp:positionV relativeFrom="margin">
-              <wp:align>top</wp:align>
-            </wp:positionV>
-            <wp:extent cx="3440430" cy="2199005"/>
-            <wp:effectExtent l="0" t="0" r="7620" b="0"/>
-            <wp:wrapNone/>
-            <wp:docPr id="1928919317" name="Picture 1"/>
-            <wp:cNvGraphicFramePr>
-              <a:graphicFrameLocks xmlns:a="http://schemas.openxmlformats.org/drawingml/2006/main" noChangeAspect="1"/>
-            </wp:cNvGraphicFramePr>
-            <a:graphic xmlns:a="http://schemas.openxmlformats.org/drawingml/2006/main">
-              <a:graphicData uri="http://schemas.openxmlformats.org/drawingml/2006/picture">
-                <pic:pic xmlns:pic="http://schemas.openxmlformats.org/drawingml/2006/picture">
-                  <pic:nvPicPr>
-                    <pic:cNvPr id="1928919317" name=""/>
-                    <pic:cNvPicPr/>
-                  </pic:nvPicPr>
-                  <pic:blipFill rotWithShape="1">
-                    <a:blip r:embed="rId9" cstate="print">
-                      <a:extLst>
-                        <a:ext uri="{28A0092B-C50C-407E-A947-70E740481C1C}">
-                          <a14:useLocalDpi xmlns:a14="http://schemas.microsoft.com/office/drawing/2010/main" val="0"/>
-                        </a:ext>
-                      </a:extLst>
-                    </a:blip>
-                    <a:srcRect l="10026" t="19053" r="8640" b="20311"/>
-                    <a:stretch>
-                      <a:fillRect/>
-                    </a:stretch>
-                  </pic:blipFill>
-                  <pic:spPr bwMode="auto">
-                    <a:xfrm>
-                      <a:off x="0" y="0"/>
-                      <a:ext cx="3440430" cy="2199005"/>
-                    </a:xfrm>
-                    <a:prstGeom prst="rect">
-                      <a:avLst/>
-                    </a:prstGeom>
-                    <a:ln>
-                      <a:noFill/>
-                    </a:ln>
-                    <a:extLst>
-                      <a:ext uri="{53640926-AAD7-44D8-BBD7-CCE9431645EC}">
-                        <a14:shadowObscured xmlns:a14="http://schemas.microsoft.com/office/drawing/2010/main"/>
-                      </a:ext>
-                    </a:extLst>
-                  </pic:spPr>
-                </pic:pic>
-              </a:graphicData>
-            </a:graphic>
-          </wp:anchor>
-        </w:drawing>
       </w:r>
     </w:p>
     <w:p>
@@ -11209,70 +9752,6 @@
         <w:rPr>
           <w:noProof/>
         </w:rPr>
-        <w:drawing>
-          <wp:anchor distT="0" distB="0" distL="114300" distR="114300" simplePos="0" relativeHeight="251683840" behindDoc="1" locked="0" layoutInCell="1" allowOverlap="1" wp14:anchorId="619CCBF7" wp14:editId="18147FA0">
-            <wp:simplePos x="0" y="0"/>
-            <wp:positionH relativeFrom="margin">
-              <wp:align>center</wp:align>
-            </wp:positionH>
-            <wp:positionV relativeFrom="paragraph">
-              <wp:posOffset>10633</wp:posOffset>
-            </wp:positionV>
-            <wp:extent cx="4499810" cy="2673535"/>
-            <wp:effectExtent l="0" t="0" r="0" b="0"/>
-            <wp:wrapNone/>
-            <wp:docPr id="1112385434" name="Picture 1"/>
-            <wp:cNvGraphicFramePr>
-              <a:graphicFrameLocks xmlns:a="http://schemas.openxmlformats.org/drawingml/2006/main" noChangeAspect="1"/>
-            </wp:cNvGraphicFramePr>
-            <a:graphic xmlns:a="http://schemas.openxmlformats.org/drawingml/2006/main">
-              <a:graphicData uri="http://schemas.openxmlformats.org/drawingml/2006/picture">
-                <pic:pic xmlns:pic="http://schemas.openxmlformats.org/drawingml/2006/picture">
-                  <pic:nvPicPr>
-                    <pic:cNvPr id="1112385434" name=""/>
-                    <pic:cNvPicPr/>
-                  </pic:nvPicPr>
-                  <pic:blipFill rotWithShape="1">
-                    <a:blip r:embed="rId10" cstate="print">
-                      <a:extLst>
-                        <a:ext uri="{28A0092B-C50C-407E-A947-70E740481C1C}">
-                          <a14:useLocalDpi xmlns:a14="http://schemas.microsoft.com/office/drawing/2010/main" val="0"/>
-                        </a:ext>
-                      </a:extLst>
-                    </a:blip>
-                    <a:srcRect t="44562" b="10870"/>
-                    <a:stretch>
-                      <a:fillRect/>
-                    </a:stretch>
-                  </pic:blipFill>
-                  <pic:spPr bwMode="auto">
-                    <a:xfrm>
-                      <a:off x="0" y="0"/>
-                      <a:ext cx="4499810" cy="2673535"/>
-                    </a:xfrm>
-                    <a:prstGeom prst="rect">
-                      <a:avLst/>
-                    </a:prstGeom>
-                    <a:ln>
-                      <a:noFill/>
-                    </a:ln>
-                    <a:extLst>
-                      <a:ext uri="{53640926-AAD7-44D8-BBD7-CCE9431645EC}">
-                        <a14:shadowObscured xmlns:a14="http://schemas.microsoft.com/office/drawing/2010/main"/>
-                      </a:ext>
-                    </a:extLst>
-                  </pic:spPr>
-                </pic:pic>
-              </a:graphicData>
-            </a:graphic>
-            <wp14:sizeRelH relativeFrom="page">
-              <wp14:pctWidth>0</wp14:pctWidth>
-            </wp14:sizeRelH>
-            <wp14:sizeRelV relativeFrom="page">
-              <wp14:pctHeight>0</wp14:pctHeight>
-            </wp14:sizeRelV>
-          </wp:anchor>
-        </w:drawing>
       </w:r>
     </w:p>
     <w:p>
@@ -11392,70 +9871,6 @@
         <w:rPr>
           <w:noProof/>
         </w:rPr>
-        <w:drawing>
-          <wp:anchor distT="0" distB="0" distL="114300" distR="114300" simplePos="0" relativeHeight="251685888" behindDoc="1" locked="0" layoutInCell="1" allowOverlap="1" wp14:anchorId="1D685939" wp14:editId="1CF9EA8C">
-            <wp:simplePos x="0" y="0"/>
-            <wp:positionH relativeFrom="margin">
-              <wp:align>center</wp:align>
-            </wp:positionH>
-            <wp:positionV relativeFrom="paragraph">
-              <wp:posOffset>179705</wp:posOffset>
-            </wp:positionV>
-            <wp:extent cx="4618990" cy="2309495"/>
-            <wp:effectExtent l="0" t="0" r="0" b="0"/>
-            <wp:wrapNone/>
-            <wp:docPr id="226710175" name="Picture 1"/>
-            <wp:cNvGraphicFramePr>
-              <a:graphicFrameLocks xmlns:a="http://schemas.openxmlformats.org/drawingml/2006/main" noChangeAspect="1"/>
-            </wp:cNvGraphicFramePr>
-            <a:graphic xmlns:a="http://schemas.openxmlformats.org/drawingml/2006/main">
-              <a:graphicData uri="http://schemas.openxmlformats.org/drawingml/2006/picture">
-                <pic:pic xmlns:pic="http://schemas.openxmlformats.org/drawingml/2006/picture">
-                  <pic:nvPicPr>
-                    <pic:cNvPr id="226710175" name=""/>
-                    <pic:cNvPicPr/>
-                  </pic:nvPicPr>
-                  <pic:blipFill rotWithShape="1">
-                    <a:blip r:embed="rId11" cstate="print">
-                      <a:extLst>
-                        <a:ext uri="{28A0092B-C50C-407E-A947-70E740481C1C}">
-                          <a14:useLocalDpi xmlns:a14="http://schemas.microsoft.com/office/drawing/2010/main" val="0"/>
-                        </a:ext>
-                      </a:extLst>
-                    </a:blip>
-                    <a:srcRect l="7426" t="30193" r="481" b="8415"/>
-                    <a:stretch>
-                      <a:fillRect/>
-                    </a:stretch>
-                  </pic:blipFill>
-                  <pic:spPr bwMode="auto">
-                    <a:xfrm>
-                      <a:off x="0" y="0"/>
-                      <a:ext cx="4618990" cy="2309495"/>
-                    </a:xfrm>
-                    <a:prstGeom prst="rect">
-                      <a:avLst/>
-                    </a:prstGeom>
-                    <a:ln>
-                      <a:noFill/>
-                    </a:ln>
-                    <a:extLst>
-                      <a:ext uri="{53640926-AAD7-44D8-BBD7-CCE9431645EC}">
-                        <a14:shadowObscured xmlns:a14="http://schemas.microsoft.com/office/drawing/2010/main"/>
-                      </a:ext>
-                    </a:extLst>
-                  </pic:spPr>
-                </pic:pic>
-              </a:graphicData>
-            </a:graphic>
-            <wp14:sizeRelH relativeFrom="page">
-              <wp14:pctWidth>0</wp14:pctWidth>
-            </wp14:sizeRelH>
-            <wp14:sizeRelV relativeFrom="page">
-              <wp14:pctHeight>0</wp14:pctHeight>
-            </wp14:sizeRelV>
-          </wp:anchor>
-        </w:drawing>
       </w:r>
     </w:p>
     <w:p>
@@ -11665,41 +10080,6 @@
           <w:sz w:val="32"/>
           <w:szCs w:val="32"/>
         </w:rPr>
-        <w:drawing>
-          <wp:inline distT="0" distB="0" distL="0" distR="0" wp14:anchorId="4A4B7079" wp14:editId="4B26B550">
-            <wp:extent cx="4239217" cy="5172797"/>
-            <wp:effectExtent l="0" t="0" r="9525" b="8890"/>
-            <wp:docPr id="17080477" name="Picture 1"/>
-            <wp:cNvGraphicFramePr>
-              <a:graphicFrameLocks xmlns:a="http://schemas.openxmlformats.org/drawingml/2006/main" noChangeAspect="1"/>
-            </wp:cNvGraphicFramePr>
-            <a:graphic xmlns:a="http://schemas.openxmlformats.org/drawingml/2006/main">
-              <a:graphicData uri="http://schemas.openxmlformats.org/drawingml/2006/picture">
-                <pic:pic xmlns:pic="http://schemas.openxmlformats.org/drawingml/2006/picture">
-                  <pic:nvPicPr>
-                    <pic:cNvPr id="17080477" name=""/>
-                    <pic:cNvPicPr/>
-                  </pic:nvPicPr>
-                  <pic:blipFill>
-                    <a:blip r:embed="rId12"/>
-                    <a:stretch>
-                      <a:fillRect/>
-                    </a:stretch>
-                  </pic:blipFill>
-                  <pic:spPr>
-                    <a:xfrm>
-                      <a:off x="0" y="0"/>
-                      <a:ext cx="4239217" cy="5172797"/>
-                    </a:xfrm>
-                    <a:prstGeom prst="rect">
-                      <a:avLst/>
-                    </a:prstGeom>
-                  </pic:spPr>
-                </pic:pic>
-              </a:graphicData>
-            </a:graphic>
-          </wp:inline>
-        </w:drawing>
       </w:r>
     </w:p>
     <w:sectPr>

--- a/templates/hire.docx
+++ b/templates/hire.docx
@@ -9028,1060 +9028,6 @@
         </w:tc>
       </w:tr>
     </w:tbl>
-    <w:p>
-      <w:pPr>
-        <w:jc w:val="thaiDistribute"/>
-        <w:rPr>
-          <w:rFonts w:ascii="CordiaUPC" w:hAnsi="CordiaUPC" w:cs="CordiaUPC"/>
-          <w:sz w:val="32"/>
-          <w:szCs w:val="32"/>
-        </w:rPr>
-      </w:pPr>
-    </w:p>
-    <w:p>
-      <w:pPr>
-        <w:jc w:val="thaiDistribute"/>
-        <w:rPr>
-          <w:rFonts w:ascii="CordiaUPC" w:hAnsi="CordiaUPC" w:cs="CordiaUPC"/>
-          <w:sz w:val="32"/>
-          <w:szCs w:val="32"/>
-        </w:rPr>
-      </w:pPr>
-      <w:r>
-        <w:rPr>
-          <w:rFonts w:ascii="CordiaUPC" w:hAnsi="CordiaUPC" w:cs="CordiaUPC" w:hint="cs"/>
-          <w:b/>
-          <w:bCs/>
-          <w:sz w:val="32"/>
-          <w:szCs w:val="32"/>
-          <w:cs/>
-        </w:rPr>
-        <w:t xml:space="preserve">     </w:t>
-      </w:r>
-    </w:p>
-    <w:p>
-      <w:pPr>
-        <w:jc w:val="thaiDistribute"/>
-        <w:rPr>
-          <w:rFonts w:ascii="CordiaUPC" w:hAnsi="CordiaUPC" w:cs="CordiaUPC"/>
-          <w:sz w:val="32"/>
-          <w:szCs w:val="32"/>
-        </w:rPr>
-      </w:pPr>
-    </w:p>
-    <w:p>
-      <w:pPr>
-        <w:jc w:val="thaiDistribute"/>
-        <w:rPr>
-          <w:rFonts w:ascii="CordiaUPC" w:hAnsi="CordiaUPC" w:cs="CordiaUPC"/>
-          <w:sz w:val="32"/>
-          <w:szCs w:val="32"/>
-        </w:rPr>
-      </w:pPr>
-    </w:p>
-    <w:p>
-      <w:pPr>
-        <w:jc w:val="thaiDistribute"/>
-        <w:rPr>
-          <w:rFonts w:ascii="CordiaUPC" w:hAnsi="CordiaUPC" w:cs="CordiaUPC"/>
-          <w:sz w:val="32"/>
-          <w:szCs w:val="32"/>
-        </w:rPr>
-      </w:pPr>
-    </w:p>
-    <w:p>
-      <w:pPr>
-        <w:jc w:val="thaiDistribute"/>
-        <w:rPr>
-          <w:rFonts w:ascii="CordiaUPC" w:hAnsi="CordiaUPC" w:cs="CordiaUPC"/>
-          <w:sz w:val="32"/>
-          <w:szCs w:val="32"/>
-        </w:rPr>
-      </w:pPr>
-    </w:p>
-    <w:p>
-      <w:pPr>
-        <w:jc w:val="thaiDistribute"/>
-        <w:rPr>
-          <w:rFonts w:ascii="CordiaUPC" w:hAnsi="CordiaUPC" w:cs="CordiaUPC"/>
-          <w:sz w:val="32"/>
-          <w:szCs w:val="32"/>
-        </w:rPr>
-      </w:pPr>
-    </w:p>
-    <w:p>
-      <w:pPr>
-        <w:rPr>
-          <w:rFonts w:ascii="CordiaUPC" w:hAnsi="CordiaUPC" w:cs="CordiaUPC"/>
-          <w:sz w:val="32"/>
-          <w:szCs w:val="32"/>
-        </w:rPr>
-      </w:pPr>
-    </w:p>
-    <w:p>
-      <w:pPr>
-        <w:rPr>
-          <w:rFonts w:ascii="CordiaUPC" w:hAnsi="CordiaUPC" w:cs="CordiaUPC"/>
-          <w:sz w:val="32"/>
-          <w:szCs w:val="32"/>
-        </w:rPr>
-      </w:pPr>
-    </w:p>
-    <w:p>
-      <w:pPr>
-        <w:rPr>
-          <w:rFonts w:ascii="CordiaUPC" w:hAnsi="CordiaUPC" w:cs="CordiaUPC"/>
-          <w:sz w:val="32"/>
-          <w:szCs w:val="32"/>
-        </w:rPr>
-      </w:pPr>
-      <w:r>
-        <w:rPr>
-          <w:rFonts w:ascii="CordiaUPC" w:hAnsi="CordiaUPC" w:cs="CordiaUPC"/>
-          <w:noProof/>
-          <w:sz w:val="32"/>
-          <w:szCs w:val="32"/>
-        </w:rPr>
-      </w:r>
-    </w:p>
-    <w:p>
-      <w:pPr>
-        <w:rPr>
-          <w:rFonts w:ascii="CordiaUPC" w:hAnsi="CordiaUPC" w:cs="CordiaUPC"/>
-          <w:sz w:val="32"/>
-          <w:szCs w:val="32"/>
-        </w:rPr>
-      </w:pPr>
-    </w:p>
-    <w:p>
-      <w:pPr>
-        <w:rPr>
-          <w:rFonts w:ascii="CordiaUPC" w:hAnsi="CordiaUPC" w:cs="CordiaUPC"/>
-          <w:sz w:val="32"/>
-          <w:szCs w:val="32"/>
-        </w:rPr>
-      </w:pPr>
-    </w:p>
-    <w:p>
-      <w:pPr>
-        <w:rPr>
-          <w:rFonts w:ascii="CordiaUPC" w:hAnsi="CordiaUPC" w:cs="CordiaUPC"/>
-          <w:sz w:val="32"/>
-          <w:szCs w:val="32"/>
-        </w:rPr>
-      </w:pPr>
-    </w:p>
-    <w:p>
-      <w:pPr>
-        <w:rPr>
-          <w:rFonts w:ascii="CordiaUPC" w:hAnsi="CordiaUPC" w:cs="CordiaUPC"/>
-          <w:sz w:val="32"/>
-          <w:szCs w:val="32"/>
-        </w:rPr>
-      </w:pPr>
-    </w:p>
-    <w:p>
-      <w:pPr>
-        <w:rPr>
-          <w:rFonts w:ascii="CordiaUPC" w:hAnsi="CordiaUPC" w:cs="CordiaUPC"/>
-          <w:sz w:val="32"/>
-          <w:szCs w:val="32"/>
-        </w:rPr>
-      </w:pPr>
-    </w:p>
-    <w:p>
-      <w:pPr>
-        <w:rPr>
-          <w:rFonts w:ascii="CordiaUPC" w:hAnsi="CordiaUPC" w:cs="CordiaUPC"/>
-          <w:sz w:val="32"/>
-          <w:szCs w:val="32"/>
-        </w:rPr>
-      </w:pPr>
-    </w:p>
-    <w:p>
-      <w:pPr>
-        <w:rPr>
-          <w:rFonts w:ascii="CordiaUPC" w:hAnsi="CordiaUPC" w:cs="CordiaUPC"/>
-          <w:sz w:val="32"/>
-          <w:szCs w:val="32"/>
-        </w:rPr>
-      </w:pPr>
-    </w:p>
-    <w:p>
-      <w:pPr>
-        <w:rPr>
-          <w:rFonts w:ascii="CordiaUPC" w:hAnsi="CordiaUPC" w:cs="CordiaUPC"/>
-          <w:sz w:val="32"/>
-          <w:szCs w:val="32"/>
-        </w:rPr>
-      </w:pPr>
-    </w:p>
-    <w:p>
-      <w:pPr>
-        <w:rPr>
-          <w:rFonts w:ascii="CordiaUPC" w:hAnsi="CordiaUPC" w:cs="CordiaUPC"/>
-          <w:sz w:val="32"/>
-          <w:szCs w:val="32"/>
-        </w:rPr>
-      </w:pPr>
-    </w:p>
-    <w:p>
-      <w:pPr>
-        <w:rPr>
-          <w:rFonts w:ascii="CordiaUPC" w:hAnsi="CordiaUPC" w:cs="CordiaUPC"/>
-          <w:sz w:val="32"/>
-          <w:szCs w:val="32"/>
-        </w:rPr>
-      </w:pPr>
-    </w:p>
-    <w:p>
-      <w:pPr>
-        <w:rPr>
-          <w:rFonts w:ascii="CordiaUPC" w:hAnsi="CordiaUPC" w:cs="CordiaUPC"/>
-          <w:sz w:val="32"/>
-          <w:szCs w:val="32"/>
-        </w:rPr>
-      </w:pPr>
-    </w:p>
-    <w:p>
-      <w:pPr>
-        <w:rPr>
-          <w:rFonts w:ascii="CordiaUPC" w:hAnsi="CordiaUPC" w:cs="CordiaUPC"/>
-          <w:sz w:val="32"/>
-          <w:szCs w:val="32"/>
-        </w:rPr>
-      </w:pPr>
-    </w:p>
-    <w:p>
-      <w:pPr>
-        <w:rPr>
-          <w:rFonts w:ascii="CordiaUPC" w:hAnsi="CordiaUPC" w:cs="CordiaUPC"/>
-          <w:sz w:val="32"/>
-          <w:szCs w:val="32"/>
-        </w:rPr>
-      </w:pPr>
-    </w:p>
-    <w:p>
-      <w:pPr>
-        <w:rPr>
-          <w:rFonts w:ascii="CordiaUPC" w:hAnsi="CordiaUPC" w:cs="CordiaUPC"/>
-          <w:sz w:val="32"/>
-          <w:szCs w:val="32"/>
-        </w:rPr>
-      </w:pPr>
-    </w:p>
-    <w:p>
-      <w:pPr>
-        <w:rPr>
-          <w:rFonts w:ascii="CordiaUPC" w:hAnsi="CordiaUPC" w:cs="CordiaUPC"/>
-          <w:sz w:val="32"/>
-          <w:szCs w:val="32"/>
-        </w:rPr>
-      </w:pPr>
-    </w:p>
-    <w:p>
-      <w:pPr>
-        <w:rPr>
-          <w:rFonts w:ascii="CordiaUPC" w:hAnsi="CordiaUPC" w:cs="CordiaUPC"/>
-          <w:sz w:val="32"/>
-          <w:szCs w:val="32"/>
-        </w:rPr>
-      </w:pPr>
-    </w:p>
-    <w:p>
-      <w:pPr>
-        <w:rPr>
-          <w:rFonts w:ascii="CordiaUPC" w:hAnsi="CordiaUPC" w:cs="CordiaUPC"/>
-          <w:sz w:val="32"/>
-          <w:szCs w:val="32"/>
-        </w:rPr>
-      </w:pPr>
-    </w:p>
-    <w:p>
-      <w:pPr>
-        <w:rPr>
-          <w:rFonts w:ascii="CordiaUPC" w:hAnsi="CordiaUPC" w:cs="CordiaUPC"/>
-          <w:sz w:val="32"/>
-          <w:szCs w:val="32"/>
-        </w:rPr>
-      </w:pPr>
-    </w:p>
-    <w:p>
-      <w:pPr>
-        <w:rPr>
-          <w:rFonts w:ascii="CordiaUPC" w:hAnsi="CordiaUPC" w:cs="CordiaUPC"/>
-          <w:sz w:val="32"/>
-          <w:szCs w:val="32"/>
-        </w:rPr>
-      </w:pPr>
-    </w:p>
-    <w:p>
-      <w:pPr>
-        <w:rPr>
-          <w:rFonts w:ascii="CordiaUPC" w:hAnsi="CordiaUPC" w:cs="CordiaUPC"/>
-          <w:sz w:val="32"/>
-          <w:szCs w:val="32"/>
-        </w:rPr>
-      </w:pPr>
-    </w:p>
-    <w:p>
-      <w:pPr>
-        <w:rPr>
-          <w:rFonts w:ascii="CordiaUPC" w:hAnsi="CordiaUPC" w:cs="CordiaUPC"/>
-          <w:sz w:val="32"/>
-          <w:szCs w:val="32"/>
-        </w:rPr>
-      </w:pPr>
-    </w:p>
-    <w:p>
-      <w:pPr>
-        <w:rPr>
-          <w:rFonts w:ascii="CordiaUPC" w:hAnsi="CordiaUPC" w:cs="CordiaUPC"/>
-          <w:sz w:val="32"/>
-          <w:szCs w:val="32"/>
-        </w:rPr>
-      </w:pPr>
-    </w:p>
-    <w:p>
-      <w:pPr>
-        <w:rPr>
-          <w:rFonts w:ascii="CordiaUPC" w:hAnsi="CordiaUPC" w:cs="CordiaUPC"/>
-          <w:sz w:val="32"/>
-          <w:szCs w:val="32"/>
-        </w:rPr>
-      </w:pPr>
-    </w:p>
-    <w:p>
-      <w:pPr>
-        <w:rPr>
-          <w:rFonts w:ascii="CordiaUPC" w:hAnsi="CordiaUPC" w:cs="CordiaUPC"/>
-          <w:sz w:val="32"/>
-          <w:szCs w:val="32"/>
-          <w:cs/>
-        </w:rPr>
-      </w:pPr>
-    </w:p>
-    <w:p>
-      <w:pPr>
-        <w:jc w:val="thaiDistribute"/>
-        <w:rPr>
-          <w:rFonts w:ascii="CordiaUPC" w:hAnsi="CordiaUPC" w:cs="CordiaUPC"/>
-          <w:sz w:val="32"/>
-          <w:szCs w:val="32"/>
-        </w:rPr>
-      </w:pPr>
-    </w:p>
-    <w:p>
-      <w:pPr>
-        <w:jc w:val="thaiDistribute"/>
-        <w:rPr>
-          <w:rFonts w:ascii="CordiaUPC" w:hAnsi="CordiaUPC" w:cs="CordiaUPC"/>
-          <w:sz w:val="32"/>
-          <w:szCs w:val="32"/>
-        </w:rPr>
-      </w:pPr>
-    </w:p>
-    <w:p>
-      <w:pPr>
-        <w:jc w:val="thaiDistribute"/>
-        <w:rPr>
-          <w:rFonts w:ascii="CordiaUPC" w:hAnsi="CordiaUPC" w:cs="CordiaUPC"/>
-          <w:sz w:val="32"/>
-          <w:szCs w:val="32"/>
-        </w:rPr>
-      </w:pPr>
-    </w:p>
-    <w:p>
-      <w:pPr>
-        <w:jc w:val="thaiDistribute"/>
-        <w:rPr>
-          <w:rFonts w:ascii="CordiaUPC" w:hAnsi="CordiaUPC" w:cs="CordiaUPC"/>
-          <w:sz w:val="32"/>
-          <w:szCs w:val="32"/>
-        </w:rPr>
-      </w:pPr>
-    </w:p>
-    <w:p>
-      <w:pPr>
-        <w:jc w:val="thaiDistribute"/>
-        <w:rPr>
-          <w:rFonts w:ascii="CordiaUPC" w:hAnsi="CordiaUPC" w:cs="CordiaUPC"/>
-          <w:sz w:val="32"/>
-          <w:szCs w:val="32"/>
-        </w:rPr>
-      </w:pPr>
-    </w:p>
-    <w:p>
-      <w:pPr>
-        <w:jc w:val="thaiDistribute"/>
-        <w:rPr>
-          <w:rFonts w:ascii="CordiaUPC" w:hAnsi="CordiaUPC" w:cs="CordiaUPC"/>
-          <w:sz w:val="32"/>
-          <w:szCs w:val="32"/>
-        </w:rPr>
-      </w:pPr>
-    </w:p>
-    <w:p>
-      <w:pPr>
-        <w:jc w:val="thaiDistribute"/>
-        <w:rPr>
-          <w:rFonts w:ascii="CordiaUPC" w:hAnsi="CordiaUPC" w:cs="CordiaUPC"/>
-          <w:sz w:val="32"/>
-          <w:szCs w:val="32"/>
-        </w:rPr>
-      </w:pPr>
-      <w:r>
-        <w:rPr>
-          <w:noProof/>
-        </w:rPr>
-      </w:r>
-    </w:p>
-    <w:p>
-      <w:pPr>
-        <w:jc w:val="thaiDistribute"/>
-        <w:rPr>
-          <w:rFonts w:ascii="CordiaUPC" w:hAnsi="CordiaUPC" w:cs="CordiaUPC"/>
-          <w:sz w:val="32"/>
-          <w:szCs w:val="32"/>
-        </w:rPr>
-      </w:pPr>
-    </w:p>
-    <w:p>
-      <w:pPr>
-        <w:jc w:val="thaiDistribute"/>
-        <w:rPr>
-          <w:rFonts w:ascii="CordiaUPC" w:hAnsi="CordiaUPC" w:cs="CordiaUPC"/>
-          <w:sz w:val="32"/>
-          <w:szCs w:val="32"/>
-        </w:rPr>
-      </w:pPr>
-    </w:p>
-    <w:p>
-      <w:pPr>
-        <w:jc w:val="thaiDistribute"/>
-        <w:rPr>
-          <w:rFonts w:ascii="CordiaUPC" w:hAnsi="CordiaUPC" w:cs="CordiaUPC"/>
-          <w:sz w:val="32"/>
-          <w:szCs w:val="32"/>
-        </w:rPr>
-      </w:pPr>
-    </w:p>
-    <w:p>
-      <w:pPr>
-        <w:jc w:val="thaiDistribute"/>
-        <w:rPr>
-          <w:rFonts w:ascii="CordiaUPC" w:hAnsi="CordiaUPC" w:cs="CordiaUPC"/>
-          <w:sz w:val="32"/>
-          <w:szCs w:val="32"/>
-        </w:rPr>
-      </w:pPr>
-    </w:p>
-    <w:p>
-      <w:pPr>
-        <w:jc w:val="thaiDistribute"/>
-        <w:rPr>
-          <w:rFonts w:ascii="CordiaUPC" w:hAnsi="CordiaUPC" w:cs="CordiaUPC"/>
-          <w:sz w:val="32"/>
-          <w:szCs w:val="32"/>
-        </w:rPr>
-      </w:pPr>
-    </w:p>
-    <w:p>
-      <w:pPr>
-        <w:jc w:val="thaiDistribute"/>
-        <w:rPr>
-          <w:rFonts w:ascii="CordiaUPC" w:hAnsi="CordiaUPC" w:cs="CordiaUPC"/>
-          <w:sz w:val="32"/>
-          <w:szCs w:val="32"/>
-        </w:rPr>
-      </w:pPr>
-    </w:p>
-    <w:p>
-      <w:pPr>
-        <w:jc w:val="thaiDistribute"/>
-        <w:rPr>
-          <w:rFonts w:ascii="CordiaUPC" w:hAnsi="CordiaUPC" w:cs="CordiaUPC"/>
-          <w:sz w:val="32"/>
-          <w:szCs w:val="32"/>
-        </w:rPr>
-      </w:pPr>
-    </w:p>
-    <w:p>
-      <w:pPr>
-        <w:jc w:val="thaiDistribute"/>
-        <w:rPr>
-          <w:rFonts w:ascii="CordiaUPC" w:hAnsi="CordiaUPC" w:cs="CordiaUPC"/>
-          <w:sz w:val="32"/>
-          <w:szCs w:val="32"/>
-        </w:rPr>
-      </w:pPr>
-    </w:p>
-    <w:p>
-      <w:pPr>
-        <w:jc w:val="thaiDistribute"/>
-        <w:rPr>
-          <w:rFonts w:ascii="CordiaUPC" w:hAnsi="CordiaUPC" w:cs="CordiaUPC"/>
-          <w:sz w:val="32"/>
-          <w:szCs w:val="32"/>
-        </w:rPr>
-      </w:pPr>
-    </w:p>
-    <w:p>
-      <w:pPr>
-        <w:jc w:val="thaiDistribute"/>
-        <w:rPr>
-          <w:rFonts w:ascii="CordiaUPC" w:hAnsi="CordiaUPC" w:cs="CordiaUPC"/>
-          <w:sz w:val="32"/>
-          <w:szCs w:val="32"/>
-        </w:rPr>
-      </w:pPr>
-    </w:p>
-    <w:p>
-      <w:pPr>
-        <w:jc w:val="thaiDistribute"/>
-        <w:rPr>
-          <w:rFonts w:ascii="CordiaUPC" w:hAnsi="CordiaUPC" w:cs="CordiaUPC"/>
-          <w:sz w:val="32"/>
-          <w:szCs w:val="32"/>
-        </w:rPr>
-      </w:pPr>
-    </w:p>
-    <w:p>
-      <w:pPr>
-        <w:jc w:val="thaiDistribute"/>
-        <w:rPr>
-          <w:rFonts w:ascii="CordiaUPC" w:hAnsi="CordiaUPC" w:cs="CordiaUPC"/>
-          <w:sz w:val="32"/>
-          <w:szCs w:val="32"/>
-        </w:rPr>
-      </w:pPr>
-    </w:p>
-    <w:p>
-      <w:pPr>
-        <w:jc w:val="thaiDistribute"/>
-        <w:rPr>
-          <w:rFonts w:ascii="CordiaUPC" w:hAnsi="CordiaUPC" w:cs="CordiaUPC"/>
-          <w:sz w:val="32"/>
-          <w:szCs w:val="32"/>
-        </w:rPr>
-      </w:pPr>
-    </w:p>
-    <w:p>
-      <w:pPr>
-        <w:jc w:val="thaiDistribute"/>
-        <w:rPr>
-          <w:rFonts w:ascii="CordiaUPC" w:hAnsi="CordiaUPC" w:cs="CordiaUPC"/>
-          <w:sz w:val="32"/>
-          <w:szCs w:val="32"/>
-        </w:rPr>
-      </w:pPr>
-    </w:p>
-    <w:p>
-      <w:pPr>
-        <w:jc w:val="thaiDistribute"/>
-        <w:rPr>
-          <w:rFonts w:ascii="CordiaUPC" w:hAnsi="CordiaUPC" w:cs="CordiaUPC"/>
-          <w:sz w:val="32"/>
-          <w:szCs w:val="32"/>
-        </w:rPr>
-      </w:pPr>
-    </w:p>
-    <w:p>
-      <w:pPr>
-        <w:jc w:val="thaiDistribute"/>
-        <w:rPr>
-          <w:rFonts w:ascii="CordiaUPC" w:hAnsi="CordiaUPC" w:cs="CordiaUPC"/>
-          <w:sz w:val="32"/>
-          <w:szCs w:val="32"/>
-        </w:rPr>
-      </w:pPr>
-    </w:p>
-    <w:p>
-      <w:pPr>
-        <w:jc w:val="thaiDistribute"/>
-        <w:rPr>
-          <w:rFonts w:ascii="CordiaUPC" w:hAnsi="CordiaUPC" w:cs="CordiaUPC"/>
-          <w:sz w:val="32"/>
-          <w:szCs w:val="32"/>
-        </w:rPr>
-      </w:pPr>
-    </w:p>
-    <w:p>
-      <w:pPr>
-        <w:jc w:val="thaiDistribute"/>
-        <w:rPr>
-          <w:rFonts w:ascii="CordiaUPC" w:hAnsi="CordiaUPC" w:cs="CordiaUPC"/>
-          <w:sz w:val="32"/>
-          <w:szCs w:val="32"/>
-        </w:rPr>
-      </w:pPr>
-    </w:p>
-    <w:p>
-      <w:pPr>
-        <w:jc w:val="thaiDistribute"/>
-        <w:rPr>
-          <w:rFonts w:ascii="CordiaUPC" w:hAnsi="CordiaUPC" w:cs="CordiaUPC"/>
-          <w:sz w:val="32"/>
-          <w:szCs w:val="32"/>
-        </w:rPr>
-      </w:pPr>
-    </w:p>
-    <w:p>
-      <w:pPr>
-        <w:jc w:val="thaiDistribute"/>
-        <w:rPr>
-          <w:rFonts w:ascii="CordiaUPC" w:hAnsi="CordiaUPC" w:cs="CordiaUPC"/>
-          <w:sz w:val="32"/>
-          <w:szCs w:val="32"/>
-        </w:rPr>
-      </w:pPr>
-    </w:p>
-    <w:p>
-      <w:pPr>
-        <w:jc w:val="thaiDistribute"/>
-        <w:rPr>
-          <w:rFonts w:ascii="CordiaUPC" w:hAnsi="CordiaUPC" w:cs="CordiaUPC"/>
-          <w:sz w:val="32"/>
-          <w:szCs w:val="32"/>
-        </w:rPr>
-      </w:pPr>
-    </w:p>
-    <w:p>
-      <w:pPr>
-        <w:jc w:val="thaiDistribute"/>
-        <w:rPr>
-          <w:rFonts w:ascii="CordiaUPC" w:hAnsi="CordiaUPC" w:cs="CordiaUPC"/>
-          <w:sz w:val="32"/>
-          <w:szCs w:val="32"/>
-        </w:rPr>
-      </w:pPr>
-    </w:p>
-    <w:p>
-      <w:pPr>
-        <w:jc w:val="thaiDistribute"/>
-        <w:rPr>
-          <w:rFonts w:ascii="CordiaUPC" w:hAnsi="CordiaUPC" w:cs="CordiaUPC"/>
-          <w:sz w:val="32"/>
-          <w:szCs w:val="32"/>
-        </w:rPr>
-      </w:pPr>
-    </w:p>
-    <w:p>
-      <w:pPr>
-        <w:jc w:val="thaiDistribute"/>
-        <w:rPr>
-          <w:rFonts w:ascii="CordiaUPC" w:hAnsi="CordiaUPC" w:cs="CordiaUPC"/>
-          <w:sz w:val="32"/>
-          <w:szCs w:val="32"/>
-        </w:rPr>
-      </w:pPr>
-    </w:p>
-    <w:p>
-      <w:pPr>
-        <w:jc w:val="thaiDistribute"/>
-        <w:rPr>
-          <w:rFonts w:ascii="CordiaUPC" w:hAnsi="CordiaUPC" w:cs="CordiaUPC"/>
-          <w:sz w:val="32"/>
-          <w:szCs w:val="32"/>
-        </w:rPr>
-      </w:pPr>
-    </w:p>
-    <w:p>
-      <w:pPr>
-        <w:jc w:val="thaiDistribute"/>
-        <w:rPr>
-          <w:rFonts w:ascii="CordiaUPC" w:hAnsi="CordiaUPC" w:cs="CordiaUPC"/>
-          <w:sz w:val="32"/>
-          <w:szCs w:val="32"/>
-        </w:rPr>
-      </w:pPr>
-    </w:p>
-    <w:p>
-      <w:pPr>
-        <w:jc w:val="thaiDistribute"/>
-        <w:rPr>
-          <w:rFonts w:ascii="CordiaUPC" w:hAnsi="CordiaUPC" w:cs="CordiaUPC"/>
-          <w:sz w:val="32"/>
-          <w:szCs w:val="32"/>
-        </w:rPr>
-      </w:pPr>
-    </w:p>
-    <w:p>
-      <w:pPr>
-        <w:jc w:val="thaiDistribute"/>
-        <w:rPr>
-          <w:rFonts w:ascii="CordiaUPC" w:hAnsi="CordiaUPC" w:cs="CordiaUPC"/>
-          <w:noProof/>
-          <w:sz w:val="32"/>
-          <w:szCs w:val="32"/>
-        </w:rPr>
-      </w:pPr>
-    </w:p>
-    <w:p>
-      <w:pPr>
-        <w:jc w:val="thaiDistribute"/>
-        <w:rPr>
-          <w:rFonts w:ascii="CordiaUPC" w:hAnsi="CordiaUPC" w:cs="CordiaUPC"/>
-          <w:noProof/>
-          <w:sz w:val="32"/>
-          <w:szCs w:val="32"/>
-        </w:rPr>
-      </w:pPr>
-    </w:p>
-    <w:p>
-      <w:pPr>
-        <w:jc w:val="thaiDistribute"/>
-        <w:rPr>
-          <w:rFonts w:ascii="CordiaUPC" w:hAnsi="CordiaUPC" w:cs="CordiaUPC"/>
-          <w:noProof/>
-          <w:sz w:val="32"/>
-          <w:szCs w:val="32"/>
-        </w:rPr>
-      </w:pPr>
-    </w:p>
-    <w:p>
-      <w:pPr>
-        <w:jc w:val="center"/>
-        <w:rPr>
-          <w:rFonts w:ascii="CordiaUPC" w:hAnsi="CordiaUPC" w:cs="CordiaUPC"/>
-          <w:sz w:val="32"/>
-          <w:szCs w:val="32"/>
-        </w:rPr>
-      </w:pPr>
-      <w:r>
-        <w:rPr>
-          <w:noProof/>
-        </w:rPr>
-      </w:r>
-    </w:p>
-    <w:p>
-      <w:pPr>
-        <w:jc w:val="thaiDistribute"/>
-        <w:rPr>
-          <w:rFonts w:ascii="CordiaUPC" w:hAnsi="CordiaUPC" w:cs="CordiaUPC"/>
-          <w:sz w:val="32"/>
-          <w:szCs w:val="32"/>
-        </w:rPr>
-      </w:pPr>
-    </w:p>
-    <w:p>
-      <w:pPr>
-        <w:jc w:val="thaiDistribute"/>
-        <w:rPr>
-          <w:rFonts w:ascii="CordiaUPC" w:hAnsi="CordiaUPC" w:cs="CordiaUPC"/>
-          <w:sz w:val="32"/>
-          <w:szCs w:val="32"/>
-        </w:rPr>
-      </w:pPr>
-    </w:p>
-    <w:p>
-      <w:pPr>
-        <w:jc w:val="thaiDistribute"/>
-        <w:rPr>
-          <w:rFonts w:ascii="CordiaUPC" w:hAnsi="CordiaUPC" w:cs="CordiaUPC"/>
-          <w:sz w:val="32"/>
-          <w:szCs w:val="32"/>
-        </w:rPr>
-      </w:pPr>
-    </w:p>
-    <w:p>
-      <w:pPr>
-        <w:jc w:val="thaiDistribute"/>
-        <w:rPr>
-          <w:rFonts w:ascii="CordiaUPC" w:hAnsi="CordiaUPC" w:cs="CordiaUPC"/>
-          <w:sz w:val="32"/>
-          <w:szCs w:val="32"/>
-        </w:rPr>
-      </w:pPr>
-    </w:p>
-    <w:p>
-      <w:pPr>
-        <w:jc w:val="thaiDistribute"/>
-        <w:rPr>
-          <w:rFonts w:ascii="CordiaUPC" w:hAnsi="CordiaUPC" w:cs="CordiaUPC"/>
-          <w:sz w:val="32"/>
-          <w:szCs w:val="32"/>
-        </w:rPr>
-      </w:pPr>
-    </w:p>
-    <w:p>
-      <w:pPr>
-        <w:jc w:val="thaiDistribute"/>
-        <w:rPr>
-          <w:rFonts w:ascii="CordiaUPC" w:hAnsi="CordiaUPC" w:cs="CordiaUPC"/>
-          <w:sz w:val="32"/>
-          <w:szCs w:val="32"/>
-        </w:rPr>
-      </w:pPr>
-    </w:p>
-    <w:p>
-      <w:pPr>
-        <w:jc w:val="center"/>
-        <w:rPr>
-          <w:rFonts w:ascii="CordiaUPC" w:hAnsi="CordiaUPC" w:cs="CordiaUPC"/>
-          <w:noProof/>
-          <w:sz w:val="32"/>
-          <w:szCs w:val="32"/>
-        </w:rPr>
-      </w:pPr>
-    </w:p>
-    <w:p>
-      <w:pPr>
-        <w:jc w:val="center"/>
-        <w:rPr>
-          <w:rFonts w:ascii="CordiaUPC" w:hAnsi="CordiaUPC" w:cs="CordiaUPC"/>
-          <w:noProof/>
-          <w:sz w:val="32"/>
-          <w:szCs w:val="32"/>
-        </w:rPr>
-      </w:pPr>
-    </w:p>
-    <w:p>
-      <w:pPr>
-        <w:jc w:val="center"/>
-        <w:rPr>
-          <w:rFonts w:ascii="CordiaUPC" w:hAnsi="CordiaUPC" w:cs="CordiaUPC"/>
-          <w:noProof/>
-          <w:sz w:val="32"/>
-          <w:szCs w:val="32"/>
-        </w:rPr>
-      </w:pPr>
-    </w:p>
-    <w:p>
-      <w:pPr>
-        <w:jc w:val="center"/>
-        <w:rPr>
-          <w:rFonts w:ascii="CordiaUPC" w:hAnsi="CordiaUPC" w:cs="CordiaUPC"/>
-          <w:noProof/>
-          <w:sz w:val="32"/>
-          <w:szCs w:val="32"/>
-        </w:rPr>
-      </w:pPr>
-    </w:p>
-    <w:p>
-      <w:pPr>
-        <w:jc w:val="center"/>
-        <w:rPr>
-          <w:rFonts w:ascii="CordiaUPC" w:hAnsi="CordiaUPC" w:cs="CordiaUPC"/>
-          <w:sz w:val="32"/>
-          <w:szCs w:val="32"/>
-        </w:rPr>
-      </w:pPr>
-      <w:r>
-        <w:rPr>
-          <w:noProof/>
-        </w:rPr>
-      </w:r>
-    </w:p>
-    <w:p>
-      <w:pPr>
-        <w:jc w:val="thaiDistribute"/>
-        <w:rPr>
-          <w:rFonts w:ascii="CordiaUPC" w:hAnsi="CordiaUPC" w:cs="CordiaUPC"/>
-          <w:sz w:val="32"/>
-          <w:szCs w:val="32"/>
-        </w:rPr>
-      </w:pPr>
-    </w:p>
-    <w:p>
-      <w:pPr>
-        <w:jc w:val="thaiDistribute"/>
-        <w:rPr>
-          <w:rFonts w:ascii="CordiaUPC" w:hAnsi="CordiaUPC" w:cs="CordiaUPC"/>
-          <w:sz w:val="32"/>
-          <w:szCs w:val="32"/>
-        </w:rPr>
-      </w:pPr>
-    </w:p>
-    <w:p>
-      <w:pPr>
-        <w:jc w:val="thaiDistribute"/>
-        <w:rPr>
-          <w:rFonts w:ascii="CordiaUPC" w:hAnsi="CordiaUPC" w:cs="CordiaUPC"/>
-          <w:sz w:val="32"/>
-          <w:szCs w:val="32"/>
-        </w:rPr>
-      </w:pPr>
-    </w:p>
-    <w:p>
-      <w:pPr>
-        <w:jc w:val="thaiDistribute"/>
-        <w:rPr>
-          <w:rFonts w:ascii="CordiaUPC" w:hAnsi="CordiaUPC" w:cs="CordiaUPC"/>
-          <w:sz w:val="32"/>
-          <w:szCs w:val="32"/>
-        </w:rPr>
-      </w:pPr>
-    </w:p>
-    <w:p>
-      <w:pPr>
-        <w:jc w:val="thaiDistribute"/>
-        <w:rPr>
-          <w:rFonts w:ascii="CordiaUPC" w:hAnsi="CordiaUPC" w:cs="CordiaUPC"/>
-          <w:sz w:val="32"/>
-          <w:szCs w:val="32"/>
-        </w:rPr>
-      </w:pPr>
-    </w:p>
-    <w:p>
-      <w:pPr>
-        <w:jc w:val="thaiDistribute"/>
-        <w:rPr>
-          <w:rFonts w:ascii="CordiaUPC" w:hAnsi="CordiaUPC" w:cs="CordiaUPC"/>
-          <w:sz w:val="32"/>
-          <w:szCs w:val="32"/>
-        </w:rPr>
-      </w:pPr>
-    </w:p>
-    <w:p>
-      <w:pPr>
-        <w:jc w:val="thaiDistribute"/>
-        <w:rPr>
-          <w:rFonts w:ascii="CordiaUPC" w:hAnsi="CordiaUPC" w:cs="CordiaUPC"/>
-          <w:sz w:val="32"/>
-          <w:szCs w:val="32"/>
-        </w:rPr>
-      </w:pPr>
-    </w:p>
-    <w:p>
-      <w:pPr>
-        <w:jc w:val="thaiDistribute"/>
-        <w:rPr>
-          <w:rFonts w:ascii="CordiaUPC" w:hAnsi="CordiaUPC" w:cs="CordiaUPC"/>
-          <w:sz w:val="32"/>
-          <w:szCs w:val="32"/>
-        </w:rPr>
-      </w:pPr>
-    </w:p>
-    <w:p>
-      <w:pPr>
-        <w:jc w:val="thaiDistribute"/>
-        <w:rPr>
-          <w:rFonts w:ascii="CordiaUPC" w:hAnsi="CordiaUPC" w:cs="CordiaUPC"/>
-          <w:sz w:val="32"/>
-          <w:szCs w:val="32"/>
-        </w:rPr>
-      </w:pPr>
-    </w:p>
-    <w:p>
-      <w:pPr>
-        <w:jc w:val="thaiDistribute"/>
-        <w:rPr>
-          <w:rFonts w:ascii="CordiaUPC" w:hAnsi="CordiaUPC" w:cs="CordiaUPC"/>
-          <w:sz w:val="32"/>
-          <w:szCs w:val="32"/>
-        </w:rPr>
-      </w:pPr>
-    </w:p>
-    <w:p>
-      <w:pPr>
-        <w:jc w:val="thaiDistribute"/>
-        <w:rPr>
-          <w:rFonts w:ascii="CordiaUPC" w:hAnsi="CordiaUPC" w:cs="CordiaUPC"/>
-          <w:sz w:val="32"/>
-          <w:szCs w:val="32"/>
-        </w:rPr>
-      </w:pPr>
-    </w:p>
-    <w:p>
-      <w:pPr>
-        <w:jc w:val="thaiDistribute"/>
-        <w:rPr>
-          <w:rFonts w:ascii="CordiaUPC" w:hAnsi="CordiaUPC" w:cs="CordiaUPC"/>
-          <w:sz w:val="32"/>
-          <w:szCs w:val="32"/>
-        </w:rPr>
-      </w:pPr>
-    </w:p>
-    <w:p>
-      <w:pPr>
-        <w:jc w:val="thaiDistribute"/>
-        <w:rPr>
-          <w:rFonts w:ascii="CordiaUPC" w:hAnsi="CordiaUPC" w:cs="CordiaUPC"/>
-          <w:sz w:val="32"/>
-          <w:szCs w:val="32"/>
-        </w:rPr>
-      </w:pPr>
-    </w:p>
-    <w:p>
-      <w:pPr>
-        <w:jc w:val="thaiDistribute"/>
-        <w:rPr>
-          <w:rFonts w:ascii="CordiaUPC" w:hAnsi="CordiaUPC" w:cs="CordiaUPC"/>
-          <w:sz w:val="32"/>
-          <w:szCs w:val="32"/>
-        </w:rPr>
-      </w:pPr>
-    </w:p>
-    <w:p>
-      <w:pPr>
-        <w:jc w:val="thaiDistribute"/>
-        <w:rPr>
-          <w:rFonts w:ascii="CordiaUPC" w:hAnsi="CordiaUPC" w:cs="CordiaUPC"/>
-          <w:sz w:val="32"/>
-          <w:szCs w:val="32"/>
-        </w:rPr>
-      </w:pPr>
-    </w:p>
-    <w:p>
-      <w:pPr>
-        <w:jc w:val="thaiDistribute"/>
-        <w:rPr>
-          <w:rFonts w:ascii="CordiaUPC" w:hAnsi="CordiaUPC" w:cs="CordiaUPC"/>
-          <w:sz w:val="32"/>
-          <w:szCs w:val="32"/>
-        </w:rPr>
-      </w:pPr>
-    </w:p>
-    <w:p>
-      <w:pPr>
-        <w:jc w:val="thaiDistribute"/>
-        <w:rPr>
-          <w:rFonts w:ascii="CordiaUPC" w:hAnsi="CordiaUPC" w:cs="CordiaUPC"/>
-          <w:sz w:val="32"/>
-          <w:szCs w:val="32"/>
-        </w:rPr>
-      </w:pPr>
-    </w:p>
-    <w:p>
-      <w:pPr>
-        <w:jc w:val="thaiDistribute"/>
-        <w:rPr>
-          <w:rFonts w:ascii="CordiaUPC" w:hAnsi="CordiaUPC" w:cs="CordiaUPC"/>
-          <w:sz w:val="32"/>
-          <w:szCs w:val="32"/>
-        </w:rPr>
-      </w:pPr>
-    </w:p>
-    <w:p>
-      <w:pPr>
-        <w:jc w:val="thaiDistribute"/>
-        <w:rPr>
-          <w:rFonts w:ascii="CordiaUPC" w:hAnsi="CordiaUPC" w:cs="CordiaUPC"/>
-          <w:sz w:val="32"/>
-          <w:szCs w:val="32"/>
-        </w:rPr>
-      </w:pPr>
-    </w:p>
-    <w:p>
-      <w:pPr>
-        <w:jc w:val="center"/>
-        <w:rPr>
-          <w:rFonts w:ascii="CordiaUPC" w:hAnsi="CordiaUPC" w:cs="CordiaUPC"/>
-          <w:sz w:val="32"/>
-          <w:szCs w:val="32"/>
-          <w:cs/>
-        </w:rPr>
-      </w:pPr>
-      <w:r>
-        <w:rPr>
-          <w:rFonts w:ascii="CordiaUPC" w:hAnsi="CordiaUPC" w:cs="CordiaUPC"/>
-          <w:noProof/>
-          <w:sz w:val="32"/>
-          <w:szCs w:val="32"/>
-        </w:rPr>
-      </w:r>
-    </w:p>
     <w:sectPr>
       <w:headerReference w:type="even" r:id="rId13"/>
       <w:headerReference w:type="default" r:id="rId14"/>

--- a/templates/hire.docx
+++ b/templates/hire.docx
@@ -1,6 +1,6 @@
 
 <file path=word/document.xml><?xml version="1.0" encoding="utf-8"?>
-<w:document xmlns:wpc="http://schemas.microsoft.com/office/word/2010/wordprocessingCanvas" xmlns:cx="http://schemas.microsoft.com/office/drawing/2014/chartex" xmlns:cx1="http://schemas.microsoft.com/office/drawing/2015/9/8/chartex" xmlns:cx2="http://schemas.microsoft.com/office/drawing/2015/10/21/chartex" xmlns:cx3="http://schemas.microsoft.com/office/drawing/2016/5/9/chartex" xmlns:cx4="http://schemas.microsoft.com/office/drawing/2016/5/10/chartex" xmlns:cx5="http://schemas.microsoft.com/office/drawing/2016/5/11/chartex" xmlns:cx6="http://schemas.microsoft.com/office/drawing/2016/5/12/chartex" xmlns:cx7="http://schemas.microsoft.com/office/drawing/2016/5/13/chartex" xmlns:cx8="http://schemas.microsoft.com/office/drawing/2016/5/14/chartex" xmlns:mc="http://schemas.openxmlformats.org/markup-compatibility/2006" xmlns:aink="http://schemas.microsoft.com/office/drawing/2016/ink" xmlns:am3d="http://schemas.microsoft.com/office/drawing/2017/model3d" xmlns:o="urn:schemas-microsoft-com:office:office" xmlns:oel="http://schemas.microsoft.com/office/2019/extlst" xmlns:r="http://schemas.openxmlformats.org/officeDocument/2006/relationships" xmlns:m="http://schemas.openxmlformats.org/officeDocument/2006/math" xmlns:v="urn:schemas-microsoft-com:vml" xmlns:wp14="http://schemas.microsoft.com/office/word/2010/wordprocessingDrawing" xmlns:wp="http://schemas.openxmlformats.org/drawingml/2006/wordprocessingDrawing" xmlns:w10="urn:schemas-microsoft-com:office:word" xmlns:w="http://schemas.openxmlformats.org/wordprocessingml/2006/main" xmlns:w14="http://schemas.microsoft.com/office/word/2010/wordml" xmlns:w15="http://schemas.microsoft.com/office/word/2012/wordml" xmlns:w16cex="http://schemas.microsoft.com/office/word/2018/wordml/cex" xmlns:w16cid="http://schemas.microsoft.com/office/word/2016/wordml/cid" xmlns:w16="http://schemas.microsoft.com/office/word/2018/wordml" xmlns:w16du="http://schemas.microsoft.com/office/word/2023/wordml/word16du" xmlns:w16sdtdh="http://schemas.microsoft.com/office/word/2020/wordml/sdtdatahash" xmlns:w16sdtfl="http://schemas.microsoft.com/office/word/2024/wordml/sdtformatlock" xmlns:w16se="http://schemas.microsoft.com/office/word/2015/wordml/symex" xmlns:wpg="http://schemas.microsoft.com/office/word/2010/wordprocessingGroup" xmlns:wpi="http://schemas.microsoft.com/office/word/2010/wordprocessingInk" xmlns:wne="http://schemas.microsoft.com/office/word/2006/wordml" xmlns:wps="http://schemas.microsoft.com/office/word/2010/wordprocessingShape" mc:Ignorable="w14 w15 w16se w16cid w16 w16cex w16sdtdh w16sdtfl w16du wp14">
+<w:document xmlns:wpc="http://schemas.microsoft.com/office/word/2010/wordprocessingCanvas" xmlns:cx="http://schemas.microsoft.com/office/drawing/2014/chartex" xmlns:cx1="http://schemas.microsoft.com/office/drawing/2015/9/8/chartex" xmlns:cx2="http://schemas.microsoft.com/office/drawing/2015/10/21/chartex" xmlns:cx3="http://schemas.microsoft.com/office/drawing/2016/5/9/chartex" xmlns:cx4="http://schemas.microsoft.com/office/drawing/2016/5/10/chartex" xmlns:cx5="http://schemas.microsoft.com/office/drawing/2016/5/11/chartex" xmlns:cx6="http://schemas.microsoft.com/office/drawing/2016/5/12/chartex" xmlns:cx7="http://schemas.microsoft.com/office/drawing/2016/5/13/chartex" xmlns:cx8="http://schemas.microsoft.com/office/drawing/2016/5/14/chartex" xmlns:mc="http://schemas.openxmlformats.org/markup-compatibility/2006" xmlns:aink="http://schemas.microsoft.com/office/drawing/2016/ink" xmlns:am3d="http://schemas.microsoft.com/office/drawing/2017/model3d" xmlns:o="urn:schemas-microsoft-com:office:office" xmlns:oel="http://schemas.microsoft.com/office/2019/extlst" xmlns:r="http://schemas.openxmlformats.org/officeDocument/2006/relationships" xmlns:m="http://schemas.openxmlformats.org/officeDocument/2006/math" xmlns:v="urn:schemas-microsoft-com:vml" xmlns:wp14="http://schemas.microsoft.com/office/word/2010/wordprocessingDrawing" xmlns:wp="http://schemas.openxmlformats.org/drawingml/2006/wordprocessingDrawing" xmlns:w10="urn:schemas-microsoft-com:office:word" xmlns:w="http://schemas.openxmlformats.org/wordprocessingml/2006/main" xmlns:w14="http://schemas.microsoft.com/office/word/2010/wordml" xmlns:w15="http://schemas.microsoft.com/office/word/2012/wordml" xmlns:w16cei="http://schemas.microsoft.com/office/word/2026/wordml/cei" xmlns:w16cex="http://schemas.microsoft.com/office/word/2018/wordml/cex" xmlns:w16cid="http://schemas.microsoft.com/office/word/2016/wordml/cid" xmlns:w16="http://schemas.microsoft.com/office/word/2018/wordml" xmlns:w16du="http://schemas.microsoft.com/office/word/2023/wordml/word16du" xmlns:w16sdtdh="http://schemas.microsoft.com/office/word/2020/wordml/sdtdatahash" xmlns:w16sdtfl="http://schemas.microsoft.com/office/word/2024/wordml/sdtformatlock" xmlns:w16se="http://schemas.microsoft.com/office/word/2015/wordml/symex" xmlns:wpg="http://schemas.microsoft.com/office/word/2010/wordprocessingGroup" xmlns:wpi="http://schemas.microsoft.com/office/word/2010/wordprocessingInk" xmlns:wne="http://schemas.microsoft.com/office/word/2006/wordml" xmlns:wps="http://schemas.microsoft.com/office/word/2010/wordprocessingShape" mc:Ignorable="w14 w15 w16se w16cid w16 w16cex w16sdtdh w16sdtfl w16du wp14">
   <w:body>
     <w:p>
       <w:pPr>
@@ -126,38 +126,6 @@
         </w:rPr>
         <w:t xml:space="preserve">{contractCode}</w:t>
       </w:r>
-      <w:r>
-        <w:rPr>
-          <w:rFonts w:ascii="CordiaUPC" w:hAnsi="CordiaUPC" w:cs="CordiaUPC"/>
-          <w:sz w:val="32"/>
-          <w:szCs w:val="32"/>
-        </w:rPr>
-        <w:t xml:space="preserve"/>
-      </w:r>
-      <w:r>
-        <w:rPr>
-          <w:rFonts w:ascii="CordiaUPC" w:hAnsi="CordiaUPC" w:cs="CordiaUPC"/>
-          <w:sz w:val="32"/>
-          <w:szCs w:val="32"/>
-        </w:rPr>
-        <w:t xml:space="preserve"/>
-      </w:r>
-      <w:r>
-        <w:rPr>
-          <w:rFonts w:ascii="CordiaUPC" w:hAnsi="CordiaUPC" w:cs="CordiaUPC"/>
-          <w:sz w:val="32"/>
-          <w:szCs w:val="32"/>
-        </w:rPr>
-        <w:t xml:space="preserve"/>
-      </w:r>
-      <w:r>
-        <w:rPr>
-          <w:rFonts w:ascii="CordiaUPC" w:hAnsi="CordiaUPC" w:cs="CordiaUPC"/>
-          <w:sz w:val="32"/>
-          <w:szCs w:val="32"/>
-        </w:rPr>
-        <w:t xml:space="preserve"/>
-      </w:r>
     </w:p>
     <w:p>
       <w:pPr>
@@ -214,78 +182,6 @@
         <w:tab/>
         <w:t xml:space="preserve">วันที่ {contractDay} เดือน {contractMonth} พ.ศ.{contractYearBE}</w:t>
       </w:r>
-      <w:r>
-        <w:rPr>
-          <w:rFonts w:ascii="CordiaUPC" w:hAnsi="CordiaUPC" w:cs="CordiaUPC" w:hint="cs"/>
-          <w:sz w:val="32"/>
-          <w:szCs w:val="32"/>
-          <w:cs/>
-        </w:rPr>
-        <w:t xml:space="preserve"/>
-      </w:r>
-      <w:r>
-        <w:rPr>
-          <w:rFonts w:ascii="CordiaUPC" w:hAnsi="CordiaUPC" w:cs="CordiaUPC" w:hint="cs"/>
-          <w:sz w:val="32"/>
-          <w:szCs w:val="32"/>
-          <w:cs/>
-        </w:rPr>
-        <w:t xml:space="preserve"/>
-      </w:r>
-      <w:r>
-        <w:rPr>
-          <w:rFonts w:ascii="CordiaUPC" w:hAnsi="CordiaUPC" w:cs="CordiaUPC" w:hint="cs"/>
-          <w:sz w:val="32"/>
-          <w:szCs w:val="32"/>
-          <w:cs/>
-        </w:rPr>
-        <w:t xml:space="preserve"/>
-      </w:r>
-      <w:r>
-        <w:rPr>
-          <w:rFonts w:ascii="CordiaUPC" w:hAnsi="CordiaUPC" w:cs="CordiaUPC" w:hint="cs"/>
-          <w:sz w:val="32"/>
-          <w:szCs w:val="32"/>
-          <w:cs/>
-        </w:rPr>
-        <w:t xml:space="preserve"/>
-      </w:r>
-      <w:r>
-        <w:rPr>
-          <w:rFonts w:ascii="CordiaUPC" w:hAnsi="CordiaUPC" w:cs="CordiaUPC" w:hint="cs"/>
-          <w:sz w:val="32"/>
-          <w:szCs w:val="32"/>
-          <w:cs/>
-        </w:rPr>
-        <w:t xml:space="preserve"/>
-      </w:r>
-      <w:r>
-        <w:rPr>
-          <w:rFonts w:ascii="CordiaUPC" w:hAnsi="CordiaUPC" w:cs="CordiaUPC" w:hint="cs"/>
-          <w:sz w:val="32"/>
-          <w:szCs w:val="32"/>
-          <w:cs/>
-        </w:rPr>
-        <w:t xml:space="preserve"/>
-      </w:r>
-      <w:r>
-        <w:rPr>
-          <w:rFonts w:ascii="CordiaUPC" w:hAnsi="CordiaUPC" w:cs="CordiaUPC" w:hint="cs"/>
-          <w:sz w:val="32"/>
-          <w:szCs w:val="32"/>
-          <w:cs/>
-        </w:rPr>
-        <w:t xml:space="preserve"/>
-      </w:r>
-      <w:r>
-        <w:rPr>
-          <w:rFonts w:ascii="CordiaUPC" w:hAnsi="CordiaUPC" w:cs="CordiaUPC" w:hint="cs"/>
-          <w:sz w:val="32"/>
-          <w:szCs w:val="32"/>
-          <w:cs/>
-        </w:rPr>
-        <w:t xml:space="preserve"/>
-      </w:r>
     </w:p>
     <w:p>
       <w:pPr>
@@ -308,10 +204,7 @@
     </w:p>
     <w:p>
       <w:pPr>
-        <w:tabs>
-          <w:tab w:val="left" w:pos="630"/>
-        </w:tabs>
-        <w:ind w:left="630" w:hanging="630"/>
+        <w:pStyle w:val="ListParagraph"/>
         <w:jc w:val="thaiDistribute"/>
         <w:rPr>
           <w:rFonts w:ascii="CordiaUPC" w:hAnsi="CordiaUPC" w:cs="CordiaUPC"/>
@@ -319,14 +212,6 @@
           <w:szCs w:val="32"/>
         </w:rPr>
       </w:pPr>
-      <w:r>
-        <w:rPr>
-          <w:rFonts w:ascii="CordiaUPC" w:hAnsi="CordiaUPC" w:cs="CordiaUPC" w:hint="cs"/>
-          <w:noProof/>
-          <w:sz w:val="32"/>
-          <w:szCs w:val="32"/>
-        </w:rPr>
-      </w:r>
       <w:r>
         <w:rPr>
           <w:rFonts w:ascii="CordiaUPC" w:hAnsi="CordiaUPC" w:cs="CordiaUPC" w:hint="cs"/>
@@ -337,241 +222,38 @@
           <w:u w:val="single"/>
           <w:cs/>
         </w:rPr>
-        <w:t xml:space="preserve">{buyerName} เลขประจำตัวประชาชน {nationalId} ที่อยู่</w:t>
-      </w:r>
-      <w:r>
-        <w:rPr>
-          <w:rFonts w:ascii="CordiaUPC" w:hAnsi="CordiaUPC" w:cs="CordiaUPC" w:hint="cs"/>
-          <w:sz w:val="32"/>
-          <w:szCs w:val="32"/>
-          <w:cs/>
-        </w:rPr>
-        <w:t xml:space="preserve"/>
-      </w:r>
-      <w:r>
-        <w:rPr>
-          <w:rFonts w:ascii="CordiaUPC" w:hAnsi="CordiaUPC" w:cs="CordiaUPC" w:hint="cs"/>
-          <w:sz w:val="32"/>
-          <w:szCs w:val="32"/>
-          <w:cs/>
-        </w:rPr>
-        <w:t xml:space="preserve"/>
-      </w:r>
-      <w:r>
-        <w:rPr>
-          <w:rFonts w:ascii="CordiaUPC" w:hAnsi="CordiaUPC" w:cs="CordiaUPC" w:hint="cs"/>
-          <w:sz w:val="32"/>
-          <w:szCs w:val="32"/>
-          <w:cs/>
-        </w:rPr>
-        <w:t xml:space="preserve"/>
-      </w:r>
-      <w:r>
-        <w:rPr>
-          <w:rFonts w:ascii="CordiaUPC" w:hAnsi="CordiaUPC" w:cs="CordiaUPC" w:hint="cs"/>
-          <w:sz w:val="32"/>
-          <w:szCs w:val="32"/>
-          <w:cs/>
-        </w:rPr>
-        <w:t xml:space="preserve"/>
-      </w:r>
-      <w:r>
-        <w:rPr>
-          <w:rFonts w:ascii="CordiaUPC" w:hAnsi="CordiaUPC" w:cs="CordiaUPC" w:hint="cs"/>
-          <w:sz w:val="32"/>
-          <w:szCs w:val="32"/>
-          <w:cs/>
-        </w:rPr>
-        <w:t xml:space="preserve"/>
-      </w:r>
-      <w:r>
-        <w:rPr>
-          <w:rFonts w:ascii="CordiaUPC" w:hAnsi="CordiaUPC" w:cs="CordiaUPC" w:hint="cs"/>
-          <w:sz w:val="32"/>
-          <w:szCs w:val="32"/>
-          <w:cs/>
-        </w:rPr>
-        <w:t xml:space="preserve"/>
+        <w:t xml:space="preserve">ก. {buyerName} เลขประจำตัวประชาชน {nationalId} ที่อยู่</w:t>
       </w:r>
       <w:r>
         <w:rPr>
           <w:rFonts w:ascii="CordiaUPC" w:hAnsi="CordiaUPC" w:cs="CordiaUPC" w:hint="cs"/>
           <w:b/>
           <w:bCs/>
-          <w:sz w:val="36"/>
-          <w:szCs w:val="36"/>
+          <w:sz w:val="32"/>
+          <w:szCs w:val="32"/>
           <w:cs/>
         </w:rPr>
         <w:t xml:space="preserve"/>
+      </w:r>
+      <w:r>
+        <w:rPr>
+          <w:rFonts w:ascii="CordiaUPC" w:hAnsi="CordiaUPC" w:cs="CordiaUPC" w:hint="cs"/>
+          <w:sz w:val="32"/>
+          <w:szCs w:val="32"/>
+          <w:cs/>
+        </w:rPr>
+        <w:t xml:space="preserve"> </w:t>
       </w:r>
       <w:r>
         <w:rPr>
           <w:rFonts w:ascii="CordiaUPC" w:hAnsi="CordiaUPC" w:cs="CordiaUPC" w:hint="cs"/>
           <w:b/>
           <w:bCs/>
-          <w:sz w:val="36"/>
-          <w:szCs w:val="36"/>
-          <w:cs/>
-        </w:rPr>
-        <w:t xml:space="preserve"/>
-      </w:r>
-      <w:r>
-        <w:rPr>
-          <w:rFonts w:ascii="CordiaUPC" w:hAnsi="CordiaUPC" w:cs="CordiaUPC" w:hint="cs"/>
-          <w:sz w:val="32"/>
-          <w:szCs w:val="32"/>
-          <w:cs/>
-        </w:rPr>
-        <w:t xml:space="preserve"/>
-      </w:r>
-      <w:r>
-        <w:rPr>
-          <w:rFonts w:ascii="CordiaUPC" w:hAnsi="CordiaUPC" w:cs="CordiaUPC" w:hint="cs"/>
-          <w:sz w:val="32"/>
-          <w:szCs w:val="32"/>
-          <w:cs/>
-        </w:rPr>
-        <w:t xml:space="preserve"> </w:t>
-      </w:r>
-      <w:r>
-        <w:rPr>
-          <w:rFonts w:ascii="CordiaUPC" w:hAnsi="CordiaUPC" w:cs="CordiaUPC" w:hint="cs"/>
-          <w:b/>
-          <w:bCs/>
           <w:sz w:val="32"/>
           <w:szCs w:val="32"/>
           <w:cs/>
         </w:rPr>
         <w:t xml:space="preserve">เลขที่ {driverAddress}</w:t>
-      </w:r>
-      <w:r>
-        <w:rPr>
-          <w:rFonts w:ascii="CordiaUPC" w:hAnsi="CordiaUPC" w:cs="CordiaUPC" w:hint="cs"/>
-          <w:b/>
-          <w:bCs/>
-          <w:sz w:val="32"/>
-          <w:szCs w:val="32"/>
-          <w:cs/>
-        </w:rPr>
-        <w:t xml:space="preserve"/>
-      </w:r>
-      <w:r>
-        <w:rPr>
-          <w:rFonts w:ascii="CordiaUPC" w:hAnsi="CordiaUPC" w:cs="CordiaUPC"/>
-          <w:b/>
-          <w:bCs/>
-          <w:sz w:val="32"/>
-          <w:szCs w:val="32"/>
-        </w:rPr>
-        <w:t xml:space="preserve"/>
-      </w:r>
-      <w:r>
-        <w:rPr>
-          <w:rFonts w:ascii="CordiaUPC" w:hAnsi="CordiaUPC" w:cs="CordiaUPC" w:hint="cs"/>
-          <w:b/>
-          <w:bCs/>
-          <w:sz w:val="32"/>
-          <w:szCs w:val="32"/>
-          <w:cs/>
-        </w:rPr>
-        <w:t xml:space="preserve"/>
-      </w:r>
-      <w:r>
-        <w:rPr>
-          <w:rFonts w:ascii="CordiaUPC" w:hAnsi="CordiaUPC" w:cs="CordiaUPC" w:hint="cs"/>
-          <w:sz w:val="32"/>
-          <w:szCs w:val="32"/>
-          <w:cs/>
-        </w:rPr>
-        <w:t xml:space="preserve"/>
-      </w:r>
-      <w:r>
-        <w:rPr>
-          <w:rFonts w:ascii="CordiaUPC" w:hAnsi="CordiaUPC" w:cs="CordiaUPC" w:hint="cs"/>
-          <w:b/>
-          <w:bCs/>
-          <w:sz w:val="36"/>
-          <w:szCs w:val="36"/>
-          <w:cs/>
-        </w:rPr>
-        <w:t xml:space="preserve"/>
-      </w:r>
-      <w:r>
-        <w:rPr>
-          <w:rFonts w:ascii="CordiaUPC" w:hAnsi="CordiaUPC" w:cs="CordiaUPC" w:hint="cs"/>
-          <w:b/>
-          <w:bCs/>
-          <w:sz w:val="36"/>
-          <w:szCs w:val="36"/>
-          <w:cs/>
-        </w:rPr>
-        <w:t xml:space="preserve"/>
-      </w:r>
-      <w:r>
-        <w:rPr>
-          <w:rFonts w:ascii="CordiaUPC" w:hAnsi="CordiaUPC" w:cs="CordiaUPC" w:hint="cs"/>
-          <w:b/>
-          <w:bCs/>
-          <w:sz w:val="32"/>
-          <w:szCs w:val="32"/>
-          <w:cs/>
-        </w:rPr>
-        <w:t xml:space="preserve"/>
-      </w:r>
-      <w:r>
-        <w:rPr>
-          <w:rFonts w:ascii="CordiaUPC" w:hAnsi="CordiaUPC" w:cs="CordiaUPC" w:hint="cs"/>
-          <w:b/>
-          <w:bCs/>
-          <w:sz w:val="32"/>
-          <w:szCs w:val="32"/>
-          <w:cs/>
-        </w:rPr>
-        <w:t xml:space="preserve"/>
-      </w:r>
-      <w:r>
-        <w:rPr>
-          <w:rFonts w:ascii="CordiaUPC" w:hAnsi="CordiaUPC" w:cs="CordiaUPC" w:hint="cs"/>
-          <w:b/>
-          <w:bCs/>
-          <w:sz w:val="32"/>
-          <w:szCs w:val="32"/>
-          <w:cs/>
-        </w:rPr>
-        <w:t xml:space="preserve"/>
-      </w:r>
-      <w:r>
-        <w:rPr>
-          <w:rFonts w:ascii="CordiaUPC" w:hAnsi="CordiaUPC" w:cs="CordiaUPC" w:hint="cs"/>
-          <w:b/>
-          <w:bCs/>
-          <w:sz w:val="32"/>
-          <w:szCs w:val="32"/>
-          <w:cs/>
-        </w:rPr>
-        <w:t xml:space="preserve"/>
-      </w:r>
-      <w:r>
-        <w:rPr>
-          <w:rFonts w:ascii="CordiaUPC" w:hAnsi="CordiaUPC" w:cs="CordiaUPC" w:hint="cs"/>
-          <w:b/>
-          <w:bCs/>
-          <w:sz w:val="32"/>
-          <w:szCs w:val="32"/>
-          <w:cs/>
-        </w:rPr>
-        <w:t xml:space="preserve"/>
-      </w:r>
-      <w:r>
-        <w:rPr>
-          <w:rFonts w:ascii="CordiaUPC" w:hAnsi="CordiaUPC" w:cs="CordiaUPC" w:hint="cs"/>
-          <w:b/>
-          <w:bCs/>
-          <w:sz w:val="32"/>
-          <w:szCs w:val="32"/>
-          <w:cs/>
-        </w:rPr>
-        <w:t xml:space="preserve"/>
       </w:r>
       <w:r>
         <w:rPr>
@@ -683,7 +365,7 @@
     </w:p>
     <w:p>
       <w:pPr>
-        <w:ind w:left="720" w:hanging="720"/>
+        <w:pStyle w:val="ListParagraph"/>
         <w:jc w:val="thaiDistribute"/>
         <w:rPr>
           <w:rFonts w:ascii="CordiaUPC" w:hAnsi="CordiaUPC" w:cs="CordiaUPC"/>
@@ -694,91 +376,138 @@
       <w:r>
         <w:rPr>
           <w:rFonts w:ascii="CordiaUPC" w:hAnsi="CordiaUPC" w:cs="CordiaUPC" w:hint="cs"/>
-          <w:noProof/>
-          <w:sz w:val="32"/>
-          <w:szCs w:val="32"/>
-          <w:lang w:val="th-TH"/>
-        </w:rPr>
-      </w:r>
-      <w:r>
-        <w:rPr>
-          <w:rFonts w:ascii="CordiaUPC" w:hAnsi="CordiaUPC" w:cs="CordiaUPC" w:hint="cs"/>
-          <w:noProof/>
-          <w:sz w:val="32"/>
-          <w:szCs w:val="32"/>
-          <w:lang w:val="th-TH"/>
-        </w:rPr>
-      </w:r>
-      <w:r>
-        <w:rPr>
-          <w:rFonts w:ascii="CordiaUPC" w:hAnsi="CordiaUPC" w:cs="CordiaUPC" w:hint="cs"/>
-          <w:noProof/>
-          <w:sz w:val="32"/>
-          <w:szCs w:val="32"/>
-          <w:lang w:val="th-TH"/>
-        </w:rPr>
-      </w:r>
-      <w:r>
-        <w:rPr>
-          <w:rFonts w:ascii="CordiaUPC" w:hAnsi="CordiaUPC" w:cs="CordiaUPC" w:hint="cs"/>
-          <w:noProof/>
-          <w:sz w:val="32"/>
-          <w:szCs w:val="32"/>
-          <w:lang w:val="th-TH"/>
-        </w:rPr>
-      </w:r>
-      <w:r>
-        <w:rPr>
-          <w:rFonts w:ascii="CordiaUPC" w:hAnsi="CordiaUPC" w:cs="CordiaUPC" w:hint="cs"/>
-          <w:noProof/>
-          <w:sz w:val="32"/>
-          <w:szCs w:val="32"/>
-          <w:lang w:val="th-TH"/>
-        </w:rPr>
-      </w:r>
-      <w:r>
-        <w:rPr>
-          <w:rFonts w:ascii="CordiaUPC" w:hAnsi="CordiaUPC" w:cs="CordiaUPC" w:hint="cs"/>
-          <w:noProof/>
-          <w:sz w:val="32"/>
-          <w:szCs w:val="32"/>
-          <w:lang w:val="th-TH"/>
-        </w:rPr>
-      </w:r>
-      <w:r>
-        <w:rPr>
-          <w:rFonts w:ascii="CordiaUPC" w:hAnsi="CordiaUPC" w:cs="CordiaUPC" w:hint="cs"/>
-          <w:noProof/>
-          <w:sz w:val="32"/>
-          <w:szCs w:val="32"/>
-          <w:lang w:val="th-TH"/>
-        </w:rPr>
-      </w:r>
-      <w:r>
-        <w:rPr>
-          <w:rFonts w:ascii="CordiaUPC" w:hAnsi="CordiaUPC" w:cs="CordiaUPC" w:hint="cs"/>
-          <w:sz w:val="32"/>
-          <w:szCs w:val="32"/>
-          <w:cs/>
-        </w:rPr>
-        <w:t>นาย/นาง/นางสาว.......................................</w:t>
-      </w:r>
-      <w:r>
-        <w:rPr>
-          <w:rFonts w:ascii="CordiaUPC" w:hAnsi="CordiaUPC" w:cs="CordiaUPC"/>
-          <w:sz w:val="32"/>
-          <w:szCs w:val="32"/>
-        </w:rPr>
-        <w:t>..........................</w:t>
-      </w:r>
-      <w:r>
-        <w:rPr>
-          <w:rFonts w:ascii="CordiaUPC" w:hAnsi="CordiaUPC" w:cs="CordiaUPC" w:hint="cs"/>
-          <w:sz w:val="32"/>
-          <w:szCs w:val="32"/>
-          <w:cs/>
-        </w:rPr>
-        <w:t xml:space="preserve">..................... เลขประจำตัวประชาชน.................................ที่อยู่เลขที่......................... หมู่ที่............. ถนน..............................................ตำบล/แขวง.................................... อำเภอ/เขต.................................................................จังหวัด......................................................... ซึ่งต่อไปในสัญญานี้จะเรียกว่า </w:t>
+          <w:sz w:val="32"/>
+          <w:szCs w:val="32"/>
+          <w:cs/>
+        </w:rPr>
+        <w:t xml:space="preserve">ข. นาย/นาง/นางสาว...</w:t>
+      </w:r>
+      <w:r>
+        <w:rPr>
+          <w:rFonts w:ascii="CordiaUPC" w:hAnsi="CordiaUPC" w:cs="CordiaUPC" w:hint="cs"/>
+          <w:sz w:val="32"/>
+          <w:szCs w:val="32"/>
+          <w:cs/>
+        </w:rPr>
+        <w:t xml:space="preserve">..............................</w:t>
+      </w:r>
+      <w:r>
+        <w:rPr>
+          <w:rFonts w:ascii="CordiaUPC" w:hAnsi="CordiaUPC" w:cs="CordiaUPC" w:hint="cs"/>
+          <w:sz w:val="32"/>
+          <w:szCs w:val="32"/>
+          <w:cs/>
+        </w:rPr>
+        <w:t xml:space="preserve">....................................</w:t>
+      </w:r>
+      <w:r>
+        <w:rPr>
+          <w:rFonts w:ascii="CordiaUPC" w:hAnsi="CordiaUPC" w:cs="CordiaUPC"/>
+          <w:sz w:val="32"/>
+          <w:szCs w:val="32"/>
+        </w:rPr>
+        <w:t xml:space="preserve">..........................</w:t>
+      </w:r>
+      <w:r>
+        <w:rPr>
+          <w:rFonts w:ascii="CordiaUPC" w:hAnsi="CordiaUPC" w:cs="CordiaUPC" w:hint="cs"/>
+          <w:sz w:val="32"/>
+          <w:szCs w:val="32"/>
+          <w:cs/>
+        </w:rPr>
+        <w:t xml:space="preserve">..................... </w:t>
+      </w:r>
+    </w:p>
+    <w:p>
+      <w:pPr>
+        <w:ind w:left="720"/>
+        <w:jc w:val="thaiDistribute"/>
+        <w:rPr>
+          <w:rFonts w:ascii="CordiaUPC" w:hAnsi="CordiaUPC" w:cs="CordiaUPC"/>
+          <w:sz w:val="32"/>
+          <w:szCs w:val="32"/>
+        </w:rPr>
+      </w:pPr>
+      <w:r>
+        <w:rPr>
+          <w:rFonts w:ascii="CordiaUPC" w:hAnsi="CordiaUPC" w:cs="CordiaUPC" w:hint="cs"/>
+          <w:sz w:val="32"/>
+          <w:szCs w:val="32"/>
+          <w:cs/>
+        </w:rPr>
+        <w:t>เลขประจำตัวประชาชน................................</w:t>
+      </w:r>
+      <w:r>
+        <w:rPr>
+          <w:rFonts w:ascii="CordiaUPC" w:hAnsi="CordiaUPC" w:cs="CordiaUPC" w:hint="cs"/>
+          <w:sz w:val="32"/>
+          <w:szCs w:val="32"/>
+          <w:cs/>
+        </w:rPr>
+        <w:t>..........................................................................</w:t>
+      </w:r>
+      <w:r>
+        <w:rPr>
+          <w:rFonts w:ascii="CordiaUPC" w:hAnsi="CordiaUPC" w:cs="CordiaUPC" w:hint="cs"/>
+          <w:sz w:val="32"/>
+          <w:szCs w:val="32"/>
+          <w:cs/>
+        </w:rPr>
+        <w:t>.ที่อยู่เลขที่...................</w:t>
+      </w:r>
+      <w:r>
+        <w:rPr>
+          <w:rFonts w:ascii="CordiaUPC" w:hAnsi="CordiaUPC" w:cs="CordiaUPC" w:hint="cs"/>
+          <w:sz w:val="32"/>
+          <w:szCs w:val="32"/>
+          <w:cs/>
+        </w:rPr>
+        <w:t>......</w:t>
+      </w:r>
+      <w:r>
+        <w:rPr>
+          <w:rFonts w:ascii="CordiaUPC" w:hAnsi="CordiaUPC" w:cs="CordiaUPC" w:hint="cs"/>
+          <w:sz w:val="32"/>
+          <w:szCs w:val="32"/>
+          <w:cs/>
+        </w:rPr>
+        <w:t>...... หมู่ที่...........</w:t>
+      </w:r>
+      <w:r>
+        <w:rPr>
+          <w:rFonts w:ascii="CordiaUPC" w:hAnsi="CordiaUPC" w:cs="CordiaUPC" w:hint="cs"/>
+          <w:sz w:val="32"/>
+          <w:szCs w:val="32"/>
+          <w:cs/>
+        </w:rPr>
+        <w:t>.....................</w:t>
+      </w:r>
+      <w:r>
+        <w:rPr>
+          <w:rFonts w:ascii="CordiaUPC" w:hAnsi="CordiaUPC" w:cs="CordiaUPC" w:hint="cs"/>
+          <w:sz w:val="32"/>
+          <w:szCs w:val="32"/>
+          <w:cs/>
+        </w:rPr>
+        <w:t>.. ถนน..............................................ตำบล/แขวง.................................... อำเภอ/เขต.................................................................จังหวัด.......................................................</w:t>
+      </w:r>
+      <w:r>
+        <w:rPr>
+          <w:rFonts w:ascii="CordiaUPC" w:hAnsi="CordiaUPC" w:cs="CordiaUPC" w:hint="cs"/>
+          <w:sz w:val="32"/>
+          <w:szCs w:val="32"/>
+          <w:cs/>
+        </w:rPr>
+        <w:t>........................................................................</w:t>
+      </w:r>
+      <w:r>
+        <w:rPr>
+          <w:rFonts w:ascii="CordiaUPC" w:hAnsi="CordiaUPC" w:cs="CordiaUPC" w:hint="cs"/>
+          <w:sz w:val="32"/>
+          <w:szCs w:val="32"/>
+          <w:cs/>
+        </w:rPr>
+        <w:t xml:space="preserve">.. ซึ่งต่อไปในสัญญานี้จะเรียกว่า </w:t>
       </w:r>
       <w:r>
         <w:rPr>
@@ -886,7 +615,7 @@
     </w:p>
     <w:p>
       <w:pPr>
-        <w:ind w:left="720" w:hanging="720"/>
+        <w:pStyle w:val="ListParagraph"/>
         <w:jc w:val="thaiDistribute"/>
         <w:rPr>
           <w:rFonts w:ascii="CordiaUPC" w:hAnsi="CordiaUPC" w:cs="CordiaUPC"/>
@@ -901,42 +630,42 @@
           <w:szCs w:val="32"/>
           <w:cs/>
         </w:rPr>
-        <w:t xml:space="preserve">บริษัท มีนาทรานสปอร์ต จำกัด </w:t>
-      </w:r>
-      <w:r>
-        <w:rPr>
-          <w:rFonts w:ascii="CordiaUPC" w:hAnsi="CordiaUPC" w:cs="CordiaUPC" w:hint="cs"/>
-          <w:sz w:val="32"/>
-          <w:szCs w:val="32"/>
-          <w:cs/>
-        </w:rPr>
-        <w:t>ทะเบียน</w:t>
-      </w:r>
-      <w:r>
-        <w:rPr>
-          <w:rFonts w:ascii="CordiaUPC" w:hAnsi="CordiaUPC" w:cs="CordiaUPC" w:hint="cs"/>
-          <w:sz w:val="32"/>
-          <w:szCs w:val="32"/>
-          <w:cs/>
-        </w:rPr>
-        <w:t>นิติบุคคล</w:t>
-      </w:r>
-      <w:r>
-        <w:rPr>
-          <w:rFonts w:ascii="CordiaUPC" w:hAnsi="CordiaUPC" w:cs="CordiaUPC" w:hint="cs"/>
-          <w:sz w:val="32"/>
-          <w:szCs w:val="32"/>
-          <w:cs/>
-        </w:rPr>
-        <w:t xml:space="preserve">เลขที่ 0195536000089 สำนักงานแห่งใหญ่ตั้งอยู่เลขที่ 280/8 หมู่ที่ 9 ตำบลทับกวาง อำเภอแก่งคอย จังหวัดสระบุรี ซึ่งต่อไปในสัญญานี้จะเรียกว่า </w:t>
-      </w:r>
-      <w:r>
-        <w:rPr>
-          <w:rFonts w:ascii="CordiaUPC" w:hAnsi="CordiaUPC" w:cs="CordiaUPC" w:hint="cs"/>
-          <w:sz w:val="32"/>
-          <w:szCs w:val="32"/>
-        </w:rPr>
-        <w:t>“</w:t>
+        <w:t xml:space="preserve">ค. บริษัท มีนาทรานสปอร์ต จำกัด ทะเบียนนิติบุคคลเลขที่</w:t>
+      </w:r>
+      <w:r>
+        <w:rPr>
+          <w:rFonts w:ascii="CordiaUPC" w:hAnsi="CordiaUPC" w:cs="CordiaUPC" w:hint="cs"/>
+          <w:sz w:val="32"/>
+          <w:szCs w:val="32"/>
+          <w:cs/>
+        </w:rPr>
+        <w:t xml:space="preserve"/>
+      </w:r>
+      <w:r>
+        <w:rPr>
+          <w:rFonts w:ascii="CordiaUPC" w:hAnsi="CordiaUPC" w:cs="CordiaUPC" w:hint="cs"/>
+          <w:sz w:val="32"/>
+          <w:szCs w:val="32"/>
+          <w:cs/>
+        </w:rPr>
+        <w:t xml:space="preserve"/>
+      </w:r>
+      <w:r>
+        <w:rPr>
+          <w:rFonts w:ascii="CordiaUPC" w:hAnsi="CordiaUPC" w:cs="CordiaUPC" w:hint="cs"/>
+          <w:sz w:val="32"/>
+          <w:szCs w:val="32"/>
+          <w:cs/>
+        </w:rPr>
+        <w:t xml:space="preserve"> 0195536000089 สำนักงานแห่งใหญ่ตั้งอยู่เลขที่ 280/8 หมู่ที่ 9 ตำบลทับกวาง อำเภอแก่งคอย จังหวัดสระบุรี ซึ่งต่อไปในสัญญานี้จะเรียกว่า </w:t>
+      </w:r>
+      <w:r>
+        <w:rPr>
+          <w:rFonts w:ascii="CordiaUPC" w:hAnsi="CordiaUPC" w:cs="CordiaUPC" w:hint="cs"/>
+          <w:sz w:val="32"/>
+          <w:szCs w:val="32"/>
+        </w:rPr>
+        <w:t xml:space="preserve">“</w:t>
       </w:r>
       <w:r>
         <w:rPr>
@@ -947,7 +676,7 @@
           <w:szCs w:val="32"/>
           <w:cs/>
         </w:rPr>
-        <w:t>ผู้</w:t>
+        <w:t xml:space="preserve">ผู้</w:t>
       </w:r>
       <w:r>
         <w:rPr>
@@ -958,15 +687,15 @@
           <w:szCs w:val="32"/>
           <w:cs/>
         </w:rPr>
-        <w:t>ว่าจ้าง</w:t>
-      </w:r>
-      <w:r>
-        <w:rPr>
-          <w:rFonts w:ascii="CordiaUPC" w:hAnsi="CordiaUPC" w:cs="CordiaUPC" w:hint="cs"/>
-          <w:sz w:val="32"/>
-          <w:szCs w:val="32"/>
-        </w:rPr>
-        <w:t>”</w:t>
+        <w:t xml:space="preserve">ว่าจ้าง</w:t>
+      </w:r>
+      <w:r>
+        <w:rPr>
+          <w:rFonts w:ascii="CordiaUPC" w:hAnsi="CordiaUPC" w:cs="CordiaUPC" w:hint="cs"/>
+          <w:sz w:val="32"/>
+          <w:szCs w:val="32"/>
+        </w:rPr>
+        <w:t xml:space="preserve">”</w:t>
       </w:r>
       <w:r>
         <w:rPr>
@@ -1028,6 +757,15 @@
           <w:szCs w:val="32"/>
           <w:cs/>
         </w:rPr>
+        <w:t>1.</w:t>
+      </w:r>
+      <w:r>
+        <w:rPr>
+          <w:rFonts w:ascii="CordiaUPC" w:hAnsi="CordiaUPC" w:cs="CordiaUPC" w:hint="cs"/>
+          <w:sz w:val="32"/>
+          <w:szCs w:val="32"/>
+          <w:cs/>
+        </w:rPr>
         <w:t>ผู้</w:t>
       </w:r>
       <w:r>
@@ -1288,6 +1026,15 @@
           <w:szCs w:val="32"/>
           <w:cs/>
         </w:rPr>
+        <w:t>2.</w:t>
+      </w:r>
+      <w:r>
+        <w:rPr>
+          <w:rFonts w:ascii="CordiaUPC" w:hAnsi="CordiaUPC" w:cs="CordiaUPC" w:hint="cs"/>
+          <w:sz w:val="32"/>
+          <w:szCs w:val="32"/>
+          <w:cs/>
+        </w:rPr>
         <w:t>ผู้</w:t>
       </w:r>
       <w:r>
@@ -1443,6 +1190,15 @@
           <w:szCs w:val="32"/>
           <w:cs/>
         </w:rPr>
+        <w:t xml:space="preserve">3.</w:t>
+      </w:r>
+      <w:r>
+        <w:rPr>
+          <w:rFonts w:ascii="CordiaUPC" w:hAnsi="CordiaUPC" w:cs="CordiaUPC" w:hint="cs"/>
+          <w:sz w:val="32"/>
+          <w:szCs w:val="32"/>
+          <w:cs/>
+        </w:rPr>
         <w:t xml:space="preserve">ผู้รับจ้างที่ </w:t>
       </w:r>
       <w:r>
@@ -1485,85 +1241,52 @@
       <w:r>
         <w:rPr>
           <w:rFonts w:ascii="CordiaUPC" w:hAnsi="CordiaUPC" w:cs="CordiaUPC" w:hint="cs"/>
+          <w:sz w:val="32"/>
+          <w:szCs w:val="32"/>
+          <w:cs/>
+        </w:rPr>
+        <w:t xml:space="preserve"> </w:t>
+      </w:r>
+      <w:r>
+        <w:rPr>
+          <w:rFonts w:ascii="CordiaUPC" w:hAnsi="CordiaUPC" w:cs="CordiaUPC"/>
+          <w:sz w:val="32"/>
+          <w:szCs w:val="32"/>
+        </w:rPr>
+        <w:t xml:space="preserve"> </w:t>
+      </w:r>
+      <w:r>
+        <w:rPr>
+          <w:rFonts w:ascii="CordiaUPC" w:hAnsi="CordiaUPC" w:cs="CordiaUPC" w:hint="cs"/>
+          <w:sz w:val="32"/>
+          <w:szCs w:val="32"/>
+          <w:cs/>
+        </w:rPr>
+        <w:t xml:space="preserve">ซึ่งต่อไปในสัญญาฉบับนี้จะเรียกว่า</w:t>
+      </w:r>
+      <w:r>
+        <w:rPr>
+          <w:rFonts w:ascii="CordiaUPC" w:hAnsi="CordiaUPC" w:cs="CordiaUPC" w:hint="cs"/>
+          <w:sz w:val="32"/>
+          <w:szCs w:val="32"/>
+          <w:cs/>
+        </w:rPr>
+        <w:t xml:space="preserve"/>
+      </w:r>
+      <w:r>
+        <w:rPr>
+          <w:rFonts w:ascii="CordiaUPC" w:hAnsi="CordiaUPC" w:cs="CordiaUPC" w:hint="cs"/>
+          <w:sz w:val="32"/>
+          <w:szCs w:val="32"/>
+          <w:cs/>
+        </w:rPr>
+        <w:t xml:space="preserve"> “</w:t>
+      </w:r>
+      <w:r>
+        <w:rPr>
+          <w:rFonts w:ascii="CordiaUPC" w:hAnsi="CordiaUPC" w:cs="CordiaUPC" w:hint="cs"/>
           <w:b/>
           <w:bCs/>
-          <w:sz w:val="30"/>
-          <w:szCs w:val="30"/>
-          <w:cs/>
-        </w:rPr>
-        <w:t xml:space="preserve"/>
-      </w:r>
-      <w:r>
-        <w:rPr>
-          <w:rFonts w:ascii="CordiaUPC" w:hAnsi="CordiaUPC" w:cs="CordiaUPC" w:hint="cs"/>
-          <w:b/>
-          <w:bCs/>
-          <w:sz w:val="32"/>
-          <w:szCs w:val="32"/>
-          <w:cs/>
-        </w:rPr>
-        <w:t xml:space="preserve"/>
-      </w:r>
-      <w:r>
-        <w:rPr>
-          <w:rFonts w:ascii="CordiaUPC" w:hAnsi="CordiaUPC" w:cs="CordiaUPC" w:hint="cs"/>
-          <w:b/>
-          <w:bCs/>
-          <w:sz w:val="32"/>
-          <w:szCs w:val="32"/>
-          <w:cs/>
-        </w:rPr>
-        <w:t xml:space="preserve"/>
-      </w:r>
-      <w:r>
-        <w:rPr>
-          <w:rFonts w:ascii="CordiaUPC" w:hAnsi="CordiaUPC" w:cs="CordiaUPC" w:hint="cs"/>
-          <w:sz w:val="32"/>
-          <w:szCs w:val="32"/>
-          <w:cs/>
-        </w:rPr>
-        <w:t xml:space="preserve"> </w:t>
-      </w:r>
-      <w:r>
-        <w:rPr>
-          <w:rFonts w:ascii="CordiaUPC" w:hAnsi="CordiaUPC" w:cs="CordiaUPC"/>
-          <w:sz w:val="32"/>
-          <w:szCs w:val="32"/>
-        </w:rPr>
-        <w:t xml:space="preserve"> </w:t>
-      </w:r>
-      <w:r>
-        <w:rPr>
-          <w:rFonts w:ascii="CordiaUPC" w:hAnsi="CordiaUPC" w:cs="CordiaUPC" w:hint="cs"/>
-          <w:sz w:val="32"/>
-          <w:szCs w:val="32"/>
-          <w:cs/>
-        </w:rPr>
-        <w:t xml:space="preserve">ซึ่งต่อไปในสัญญาฉบับนี้จะเรีย</w:t>
-      </w:r>
-      <w:r>
-        <w:rPr>
-          <w:rFonts w:ascii="CordiaUPC" w:hAnsi="CordiaUPC" w:cs="CordiaUPC" w:hint="cs"/>
-          <w:sz w:val="32"/>
-          <w:szCs w:val="32"/>
-          <w:cs/>
-        </w:rPr>
-        <w:t xml:space="preserve">ก</w:t>
-      </w:r>
-      <w:r>
-        <w:rPr>
-          <w:rFonts w:ascii="CordiaUPC" w:hAnsi="CordiaUPC" w:cs="CordiaUPC" w:hint="cs"/>
-          <w:sz w:val="32"/>
-          <w:szCs w:val="32"/>
-          <w:cs/>
-        </w:rPr>
-        <w:t xml:space="preserve">กว่า “</w:t>
-      </w:r>
-      <w:r>
-        <w:rPr>
-          <w:rFonts w:ascii="CordiaUPC" w:hAnsi="CordiaUPC" w:cs="CordiaUPC" w:hint="cs"/>
-          <w:b/>
-          <w:bCs/>
           <w:sz w:val="32"/>
           <w:szCs w:val="32"/>
           <w:cs/>
@@ -1597,6 +1320,16 @@
           <w:szCs w:val="32"/>
           <w:cs/>
         </w:rPr>
+        <w:lastRenderedPageBreak/>
+        <w:t>4.</w:t>
+      </w:r>
+      <w:r>
+        <w:rPr>
+          <w:rFonts w:ascii="CordiaUPC" w:hAnsi="CordiaUPC" w:cs="CordiaUPC" w:hint="cs"/>
+          <w:sz w:val="32"/>
+          <w:szCs w:val="32"/>
+          <w:cs/>
+        </w:rPr>
         <w:t>คู่สัญญา</w:t>
       </w:r>
       <w:r>
@@ -1656,6 +1389,7 @@
     </w:p>
     <w:p>
       <w:pPr>
+        <w:ind w:firstLine="360"/>
         <w:jc w:val="thaiDistribute"/>
         <w:rPr>
           <w:rFonts w:ascii="CordiaUPC" w:hAnsi="CordiaUPC" w:cs="CordiaUPC"/>
@@ -1671,16 +1405,16 @@
           <w:szCs w:val="32"/>
           <w:cs/>
         </w:rPr>
-        <w:t>คู่สัญญาทุกฝ่ายกตกลงกัน</w:t>
-      </w:r>
-      <w:r>
-        <w:rPr>
-          <w:rFonts w:ascii="CordiaUPC" w:hAnsi="CordiaUPC" w:cs="CordiaUPC" w:hint="cs"/>
-          <w:sz w:val="32"/>
-          <w:szCs w:val="32"/>
-          <w:cs/>
-        </w:rPr>
-        <w:t>ดังต่อไปนี้</w:t>
+        <w:t xml:space="preserve">คู่สัญญาทุกฝ่ายตกลงกัน</w:t>
+      </w:r>
+      <w:r>
+        <w:rPr>
+          <w:rFonts w:ascii="CordiaUPC" w:hAnsi="CordiaUPC" w:cs="CordiaUPC" w:hint="cs"/>
+          <w:sz w:val="32"/>
+          <w:szCs w:val="32"/>
+          <w:cs/>
+        </w:rPr>
+        <w:t xml:space="preserve">ดังต่อไปนี้</w:t>
       </w:r>
     </w:p>
     <w:p>
@@ -2049,7 +1783,6 @@
           <w:szCs w:val="32"/>
           <w:cs/>
         </w:rPr>
-        <w:lastRenderedPageBreak/>
         <w:t>ผู้</w:t>
       </w:r>
       <w:r>
@@ -2509,7 +2242,7 @@
           <w:sz w:val="32"/>
           <w:szCs w:val="32"/>
         </w:rPr>
-        <w:t>3.</w:t>
+        <w:t xml:space="preserve">3.</w:t>
       </w:r>
       <w:r>
         <w:rPr>
@@ -2526,52 +2259,52 @@
           <w:szCs w:val="32"/>
           <w:cs/>
         </w:rPr>
-        <w:t>ผู้ว้าจ้างจะเป็นผู้จัดหารถยนต์บรรทุกและอุปกรณ์อื่นที่เกี่ยวข้องกับงานที่จ้าง และผู้</w:t>
-      </w:r>
-      <w:r>
-        <w:rPr>
-          <w:rFonts w:ascii="CordiaUPC" w:hAnsi="CordiaUPC" w:cs="CordiaUPC" w:hint="cs"/>
-          <w:sz w:val="32"/>
-          <w:szCs w:val="32"/>
-          <w:cs/>
-        </w:rPr>
-        <w:t>รับจ้าง</w:t>
-      </w:r>
-      <w:r>
-        <w:rPr>
-          <w:rFonts w:ascii="CordiaUPC" w:hAnsi="CordiaUPC" w:cs="CordiaUPC" w:hint="cs"/>
-          <w:sz w:val="32"/>
-          <w:szCs w:val="32"/>
-          <w:cs/>
-        </w:rPr>
-        <w:t>ตกลง</w:t>
-      </w:r>
-      <w:r>
-        <w:rPr>
-          <w:rFonts w:ascii="CordiaUPC" w:hAnsi="CordiaUPC" w:cs="CordiaUPC" w:hint="cs"/>
-          <w:sz w:val="32"/>
-          <w:szCs w:val="32"/>
-          <w:cs/>
-        </w:rPr>
-        <w:t>จะใช้รถยนต์บรรทุกและอุปกรณ์ดังกล่าว</w:t>
-      </w:r>
-      <w:r>
-        <w:rPr>
-          <w:rFonts w:ascii="CordiaUPC" w:hAnsi="CordiaUPC" w:cs="CordiaUPC" w:hint="cs"/>
-          <w:sz w:val="32"/>
-          <w:szCs w:val="32"/>
-          <w:cs/>
-        </w:rPr>
-        <w:t>ของผู้ว่าจ้าง</w:t>
-      </w:r>
-      <w:r>
-        <w:rPr>
-          <w:rFonts w:ascii="CordiaUPC" w:hAnsi="CordiaUPC" w:cs="CordiaUPC" w:hint="cs"/>
-          <w:sz w:val="32"/>
-          <w:szCs w:val="32"/>
-          <w:cs/>
-        </w:rPr>
-        <w:t>เพื่องานที่ว่าจ้างตามสัญญานี้เท่านั้น</w:t>
+        <w:t xml:space="preserve">ผู้ว่าจ้างจะเป็นผู้จัดหารถยนต์บรรทุกและอุปกรณ์อื่นที่เกี่ยวข้องกับงานที่จ้าง และผู้</w:t>
+      </w:r>
+      <w:r>
+        <w:rPr>
+          <w:rFonts w:ascii="CordiaUPC" w:hAnsi="CordiaUPC" w:cs="CordiaUPC" w:hint="cs"/>
+          <w:sz w:val="32"/>
+          <w:szCs w:val="32"/>
+          <w:cs/>
+        </w:rPr>
+        <w:t xml:space="preserve">รับจ้าง</w:t>
+      </w:r>
+      <w:r>
+        <w:rPr>
+          <w:rFonts w:ascii="CordiaUPC" w:hAnsi="CordiaUPC" w:cs="CordiaUPC" w:hint="cs"/>
+          <w:sz w:val="32"/>
+          <w:szCs w:val="32"/>
+          <w:cs/>
+        </w:rPr>
+        <w:t xml:space="preserve">ตกลง</w:t>
+      </w:r>
+      <w:r>
+        <w:rPr>
+          <w:rFonts w:ascii="CordiaUPC" w:hAnsi="CordiaUPC" w:cs="CordiaUPC" w:hint="cs"/>
+          <w:sz w:val="32"/>
+          <w:szCs w:val="32"/>
+          <w:cs/>
+        </w:rPr>
+        <w:t xml:space="preserve">จะใช้รถยนต์บรรทุกและอุปกรณ์ดังกล่าว</w:t>
+      </w:r>
+      <w:r>
+        <w:rPr>
+          <w:rFonts w:ascii="CordiaUPC" w:hAnsi="CordiaUPC" w:cs="CordiaUPC" w:hint="cs"/>
+          <w:sz w:val="32"/>
+          <w:szCs w:val="32"/>
+          <w:cs/>
+        </w:rPr>
+        <w:t xml:space="preserve">ของผู้ว่าจ้าง</w:t>
+      </w:r>
+      <w:r>
+        <w:rPr>
+          <w:rFonts w:ascii="CordiaUPC" w:hAnsi="CordiaUPC" w:cs="CordiaUPC" w:hint="cs"/>
+          <w:sz w:val="32"/>
+          <w:szCs w:val="32"/>
+          <w:cs/>
+        </w:rPr>
+        <w:t xml:space="preserve">เพื่องานที่ว่าจ้างตามสัญญานี้เท่านั้น</w:t>
       </w:r>
     </w:p>
     <w:p>
@@ -2588,15 +2321,6 @@
       <w:r>
         <w:rPr>
           <w:rFonts w:ascii="CordiaUPC" w:hAnsi="CordiaUPC" w:cs="CordiaUPC" w:hint="cs"/>
-          <w:noProof/>
-          <w:sz w:val="32"/>
-          <w:szCs w:val="32"/>
-          <w:lang w:val="th-TH"/>
-        </w:rPr>
-      </w:r>
-      <w:r>
-        <w:rPr>
-          <w:rFonts w:ascii="CordiaUPC" w:hAnsi="CordiaUPC" w:cs="CordiaUPC" w:hint="cs"/>
           <w:sz w:val="32"/>
           <w:szCs w:val="32"/>
           <w:cs/>
@@ -2656,39 +2380,6 @@
           <w:cs/>
         </w:rPr>
         <w:t xml:space="preserve">{contractDateThai}</w:t>
-      </w:r>
-      <w:r>
-        <w:rPr>
-          <w:rFonts w:ascii="CordiaUPC" w:hAnsi="CordiaUPC" w:cs="CordiaUPC" w:hint="cs"/>
-          <w:b/>
-          <w:bCs/>
-          <w:sz w:val="30"/>
-          <w:szCs w:val="30"/>
-          <w:cs/>
-        </w:rPr>
-        <w:t xml:space="preserve"/>
-      </w:r>
-      <w:r>
-        <w:rPr>
-          <w:rFonts w:ascii="CordiaUPC" w:hAnsi="CordiaUPC" w:cs="CordiaUPC" w:hint="cs"/>
-          <w:b/>
-          <w:bCs/>
-          <w:sz w:val="32"/>
-          <w:szCs w:val="32"/>
-          <w:cs/>
-        </w:rPr>
-        <w:t xml:space="preserve"/>
-      </w:r>
-      <w:r>
-        <w:rPr>
-          <w:rFonts w:ascii="CordiaUPC" w:hAnsi="CordiaUPC" w:cs="CordiaUPC" w:hint="cs"/>
-          <w:b/>
-          <w:bCs/>
-          <w:sz w:val="32"/>
-          <w:szCs w:val="32"/>
-          <w:cs/>
-        </w:rPr>
-        <w:t xml:space="preserve"/>
       </w:r>
       <w:r>
         <w:rPr>
@@ -2837,6 +2528,7 @@
           <w:szCs w:val="32"/>
           <w:cs/>
         </w:rPr>
+        <w:lastRenderedPageBreak/>
         <w:t xml:space="preserve">ข้อ </w:t>
       </w:r>
       <w:r>
@@ -2845,15 +2537,15 @@
           <w:sz w:val="32"/>
           <w:szCs w:val="32"/>
         </w:rPr>
-        <w:t>5</w:t>
-      </w:r>
-      <w:r>
-        <w:rPr>
-          <w:rFonts w:ascii="CordiaUPC" w:hAnsi="CordiaUPC" w:cs="CordiaUPC"/>
-          <w:sz w:val="32"/>
-          <w:szCs w:val="32"/>
-        </w:rPr>
-        <w:t>.</w:t>
+        <w:t xml:space="preserve">5</w:t>
+      </w:r>
+      <w:r>
+        <w:rPr>
+          <w:rFonts w:ascii="CordiaUPC" w:hAnsi="CordiaUPC" w:cs="CordiaUPC"/>
+          <w:sz w:val="32"/>
+          <w:szCs w:val="32"/>
+        </w:rPr>
+        <w:t xml:space="preserve">.</w:t>
       </w:r>
       <w:r>
         <w:rPr>
@@ -2887,16 +2579,16 @@
           <w:szCs w:val="32"/>
           <w:cs/>
         </w:rPr>
-        <w:t>ได้เข้าทำสัญญาซื้อขายทรัพย์สินกับผู้ว่าจ้างและมีหน้าที่ต้องปฏิบัติตามสัญญาซื้อขายทรัพย์สินดังกล่าว หากสัญญาซื้อขายทรัพย์ทรัพย์สินสิ้นสุดลงไม่ว่าด้วยเหตุใดก็ตาม ผู้รับจ้างตกลงยินยอมให้สัญญาฉบับนี้สิ้นสุดลงด้วย</w:t>
-      </w:r>
-      <w:r>
-        <w:rPr>
-          <w:rFonts w:ascii="CordiaUPC" w:hAnsi="CordiaUPC" w:cs="CordiaUPC" w:hint="cs"/>
-          <w:sz w:val="32"/>
-          <w:szCs w:val="32"/>
-          <w:cs/>
-        </w:rPr>
-        <w:t>ทันที</w:t>
+        <w:t xml:space="preserve">ได้เข้าทำสัญญาซื้อขายทรัพย์สินกับผู้ว่าจ้างและมีหน้าที่ต้องปฏิบัติตามสัญญาซื้อขายทรัพย์สินดังกล่าว หากสัญญาซื้อขายทรัพย์สินสิ้นสุดลงไม่ว่าด้วยเหตุใดก็ตาม ผู้รับจ้างตกลงยินยอมให้สัญญาฉบับนี้สิ้นสุดลงด้วย</w:t>
+      </w:r>
+      <w:r>
+        <w:rPr>
+          <w:rFonts w:ascii="CordiaUPC" w:hAnsi="CordiaUPC" w:cs="CordiaUPC" w:hint="cs"/>
+          <w:sz w:val="32"/>
+          <w:szCs w:val="32"/>
+          <w:cs/>
+        </w:rPr>
+        <w:t xml:space="preserve">ทันที</w:t>
       </w:r>
     </w:p>
     <w:p>
@@ -3031,6 +2723,15 @@
           <w:szCs w:val="32"/>
           <w:cs/>
         </w:rPr>
+        <w:t>6.1</w:t>
+      </w:r>
+      <w:r>
+        <w:rPr>
+          <w:rFonts w:ascii="CordiaUPC" w:hAnsi="CordiaUPC" w:cs="CordiaUPC" w:hint="cs"/>
+          <w:sz w:val="32"/>
+          <w:szCs w:val="32"/>
+          <w:cs/>
+        </w:rPr>
         <w:t xml:space="preserve"> </w:t>
       </w:r>
       <w:r>
@@ -3170,7 +2871,15 @@
           <w:szCs w:val="32"/>
           <w:cs/>
         </w:rPr>
-        <w:lastRenderedPageBreak/>
+        <w:t xml:space="preserve">6.2 </w:t>
+      </w:r>
+      <w:r>
+        <w:rPr>
+          <w:rFonts w:ascii="CordiaUPC" w:hAnsi="CordiaUPC" w:cs="CordiaUPC" w:hint="cs"/>
+          <w:sz w:val="32"/>
+          <w:szCs w:val="32"/>
+          <w:cs/>
+        </w:rPr>
         <w:t xml:space="preserve">อัตราค่าขนส่งตามสัญญานี้ถูกกำหนดขึ้นโดยผู้ว่าจ้างอ้างอิงราคาน้ำมันเชื้อเพลิงเป็นฐานในการคำนวณ และยังมิได้กำหนดอัตราค่าขนส่งโดยอ้างอิงราคาเชื้อเพลิงแก๊ส </w:t>
       </w:r>
       <w:r>
@@ -3474,34 +3183,7 @@
           <w:szCs w:val="32"/>
           <w:cs/>
         </w:rPr>
-        <w:t xml:space="preserve">ภายในวัน</w:t>
-      </w:r>
-      <w:r>
-        <w:rPr>
-          <w:rFonts w:ascii="CordiaUPC" w:hAnsi="CordiaUPC" w:cs="CordiaUPC" w:hint="cs"/>
-          <w:sz w:val="32"/>
-          <w:szCs w:val="32"/>
-          <w:cs/>
-        </w:rPr>
-        <w:t xml:space="preserve">ทำการสุดท้ายของ</w:t>
-      </w:r>
-      <w:r>
-        <w:rPr>
-          <w:rFonts w:ascii="CordiaUPC" w:hAnsi="CordiaUPC" w:cs="CordiaUPC" w:hint="cs"/>
-          <w:sz w:val="32"/>
-          <w:szCs w:val="32"/>
-          <w:cs/>
-        </w:rPr>
-        <w:t xml:space="preserve">ถัดไป</w:t>
-      </w:r>
-      <w:r>
-        <w:rPr>
-          <w:rFonts w:ascii="CordiaUPC" w:hAnsi="CordiaUPC" w:cs="CordiaUPC" w:hint="cs"/>
-          <w:sz w:val="32"/>
-          <w:szCs w:val="32"/>
-          <w:cs/>
-        </w:rPr>
-        <w:t xml:space="preserve">เข้าบัญชีธนาคาร {bankName} ชื่อบัญชี {buyerName} เลขที่บัญชี {accountNumber} โดยให้ถือว่า</w:t>
+        <w:t xml:space="preserve">ภายในวันทำการสุดท้ายของเดือนถัดไป</w:t>
       </w:r>
       <w:r>
         <w:rPr>
@@ -3524,120 +3206,11 @@
       <w:r>
         <w:rPr>
           <w:rFonts w:ascii="CordiaUPC" w:hAnsi="CordiaUPC" w:cs="CordiaUPC" w:hint="cs"/>
-          <w:b/>
-          <w:bCs/>
-          <w:sz w:val="32"/>
-          <w:szCs w:val="32"/>
-          <w:cs/>
-        </w:rPr>
-        <w:t xml:space="preserve"/>
-      </w:r>
-      <w:r>
-        <w:rPr>
-          <w:rFonts w:ascii="CordiaUPC" w:hAnsi="CordiaUPC" w:cs="CordiaUPC" w:hint="cs"/>
-          <w:sz w:val="32"/>
-          <w:szCs w:val="32"/>
-          <w:cs/>
-        </w:rPr>
-        <w:t xml:space="preserve"/>
-      </w:r>
-      <w:r>
-        <w:rPr>
-          <w:rFonts w:ascii="CordiaUPC" w:hAnsi="CordiaUPC" w:cs="CordiaUPC" w:hint="cs"/>
-          <w:sz w:val="32"/>
-          <w:szCs w:val="32"/>
-          <w:cs/>
-        </w:rPr>
-        <w:t xml:space="preserve"/>
-      </w:r>
-      <w:r>
-        <w:rPr>
-          <w:rFonts w:ascii="CordiaUPC" w:hAnsi="CordiaUPC" w:cs="CordiaUPC" w:hint="cs"/>
-          <w:sz w:val="32"/>
-          <w:szCs w:val="32"/>
-          <w:cs/>
-        </w:rPr>
-        <w:t xml:space="preserve"/>
-      </w:r>
-      <w:r>
-        <w:rPr>
-          <w:rFonts w:ascii="CordiaUPC" w:hAnsi="CordiaUPC" w:cs="CordiaUPC" w:hint="cs"/>
-          <w:b/>
-          <w:bCs/>
-          <w:sz w:val="32"/>
-          <w:szCs w:val="32"/>
-          <w:cs/>
-        </w:rPr>
-        <w:t xml:space="preserve"/>
-      </w:r>
-      <w:r>
-        <w:rPr>
-          <w:rFonts w:ascii="CordiaUPC" w:hAnsi="CordiaUPC" w:cs="CordiaUPC" w:hint="cs"/>
-          <w:b/>
-          <w:bCs/>
-          <w:sz w:val="32"/>
-          <w:szCs w:val="32"/>
-          <w:cs/>
-        </w:rPr>
-        <w:t xml:space="preserve"/>
-      </w:r>
-      <w:r>
-        <w:rPr>
-          <w:rFonts w:ascii="CordiaUPC" w:hAnsi="CordiaUPC" w:cs="CordiaUPC" w:hint="cs"/>
-          <w:sz w:val="32"/>
-          <w:szCs w:val="32"/>
-          <w:cs/>
-        </w:rPr>
-        <w:t xml:space="preserve"/>
-      </w:r>
-      <w:r>
-        <w:rPr>
-          <w:rFonts w:ascii="CordiaUPC" w:hAnsi="CordiaUPC" w:cs="CordiaUPC" w:hint="cs"/>
-          <w:sz w:val="32"/>
-          <w:szCs w:val="32"/>
-          <w:cs/>
-        </w:rPr>
-        <w:t xml:space="preserve"/>
-      </w:r>
-      <w:r>
-        <w:rPr>
-          <w:rFonts w:ascii="CordiaUPC" w:hAnsi="CordiaUPC" w:cs="CordiaUPC" w:hint="cs"/>
-          <w:sz w:val="32"/>
-          <w:szCs w:val="32"/>
-          <w:cs/>
-        </w:rPr>
-        <w:t xml:space="preserve"/>
-      </w:r>
-      <w:r>
-        <w:rPr>
-          <w:rFonts w:ascii="CordiaUPC" w:hAnsi="CordiaUPC" w:cs="CordiaUPC" w:hint="cs"/>
-          <w:b/>
-          <w:bCs/>
-          <w:sz w:val="36"/>
-          <w:szCs w:val="36"/>
-          <w:cs/>
-        </w:rPr>
-        <w:t xml:space="preserve"/>
-      </w:r>
-      <w:r>
-        <w:rPr>
-          <w:rFonts w:ascii="CordiaUPC" w:hAnsi="CordiaUPC" w:cs="CordiaUPC" w:hint="cs"/>
-          <w:b/>
-          <w:bCs/>
-          <w:sz w:val="36"/>
-          <w:szCs w:val="36"/>
-          <w:cs/>
-        </w:rPr>
-        <w:t xml:space="preserve"/>
-      </w:r>
-      <w:r>
-        <w:rPr>
-          <w:rFonts w:ascii="CordiaUPC" w:hAnsi="CordiaUPC" w:cs="CordiaUPC" w:hint="cs"/>
-          <w:sz w:val="32"/>
-          <w:szCs w:val="32"/>
-          <w:cs/>
-        </w:rPr>
-        <w:t xml:space="preserve">ผู้รับจ้างทั้งสองได้รับเงินค่าจ้างครบถ้วนแล้ว</w:t>
+          <w:sz w:val="32"/>
+          <w:szCs w:val="32"/>
+          <w:cs/>
+        </w:rPr>
+        <w:t xml:space="preserve">เข้าบัญชีธนาคาร {bankName} ชื่อบัญชี {buyerName} เลขที่บัญชี {accountNumber} โดยให้ถือว่าผู้รับจ้างทั้งสองได้รับเงินค่าจ้างครบถ้วนแล้ว</w:t>
       </w:r>
     </w:p>
     <w:p>
@@ -3946,6 +3519,7 @@
           <w:szCs w:val="32"/>
           <w:cs/>
         </w:rPr>
+        <w:lastRenderedPageBreak/>
         <w:t xml:space="preserve">ข้อ </w:t>
       </w:r>
       <w:r>
@@ -4040,7 +3614,6 @@
     <w:p>
       <w:pPr>
         <w:spacing w:before="240"/>
-        <w:ind w:left="1440" w:hanging="720"/>
         <w:jc w:val="thaiDistribute"/>
         <w:rPr>
           <w:rFonts w:ascii="CordiaUPC" w:hAnsi="CordiaUPC" w:cs="CordiaUPC"/>
@@ -4048,6 +3621,15 @@
           <w:szCs w:val="32"/>
         </w:rPr>
       </w:pPr>
+      <w:r>
+        <w:rPr>
+          <w:rFonts w:ascii="CordiaUPC" w:hAnsi="CordiaUPC" w:cs="CordiaUPC" w:hint="cs"/>
+          <w:sz w:val="32"/>
+          <w:szCs w:val="32"/>
+          <w:cs/>
+        </w:rPr>
+        <w:t xml:space="preserve">9.1 </w:t>
+      </w:r>
       <w:r>
         <w:rPr>
           <w:rFonts w:ascii="CordiaUPC" w:hAnsi="CordiaUPC" w:cs="CordiaUPC" w:hint="cs"/>
@@ -4979,7 +4561,6 @@
           <w:szCs w:val="32"/>
           <w:cs/>
         </w:rPr>
-        <w:lastRenderedPageBreak/>
         <w:t xml:space="preserve">ข้อ </w:t>
       </w:r>
       <w:r>
@@ -5783,6 +5364,7 @@
           <w:szCs w:val="32"/>
           <w:cs/>
         </w:rPr>
+        <w:lastRenderedPageBreak/>
         <w:t xml:space="preserve">ข้อ </w:t>
       </w:r>
       <w:r>
@@ -6820,7 +6402,6 @@
           <w:szCs w:val="32"/>
           <w:cs/>
         </w:rPr>
-        <w:lastRenderedPageBreak/>
         <w:t xml:space="preserve">ข้อ </w:t>
       </w:r>
       <w:r>
@@ -7093,6 +6674,7 @@
           <w:szCs w:val="32"/>
           <w:cs/>
         </w:rPr>
+        <w:lastRenderedPageBreak/>
         <w:t xml:space="preserve">ข้อ </w:t>
       </w:r>
       <w:r>
@@ -9029,9 +8611,9 @@
       </w:tr>
     </w:tbl>
     <w:sectPr>
-      <w:headerReference w:type="even" r:id="rId13"/>
-      <w:headerReference w:type="default" r:id="rId14"/>
-      <w:footerReference w:type="default" r:id="rId15"/>
+      <w:headerReference w:type="even" r:id="rId11"/>
+      <w:headerReference w:type="default" r:id="rId12"/>
+      <w:footerReference w:type="default" r:id="rId13"/>
       <w:pgSz w:w="11906" w:h="16838" w:code="9"/>
       <w:pgMar w:top="1440" w:right="1440" w:bottom="1276" w:left="1440" w:header="504" w:footer="346" w:gutter="0"/>
       <w:pgNumType w:fmt="numberInDash"/>
@@ -9044,7 +8626,7 @@
 </file>
 
 <file path=word/endnotes.xml><?xml version="1.0" encoding="utf-8"?>
-<w:endnotes xmlns:wpc="http://schemas.microsoft.com/office/word/2010/wordprocessingCanvas" xmlns:cx="http://schemas.microsoft.com/office/drawing/2014/chartex" xmlns:cx1="http://schemas.microsoft.com/office/drawing/2015/9/8/chartex" xmlns:cx2="http://schemas.microsoft.com/office/drawing/2015/10/21/chartex" xmlns:cx3="http://schemas.microsoft.com/office/drawing/2016/5/9/chartex" xmlns:cx4="http://schemas.microsoft.com/office/drawing/2016/5/10/chartex" xmlns:cx5="http://schemas.microsoft.com/office/drawing/2016/5/11/chartex" xmlns:cx6="http://schemas.microsoft.com/office/drawing/2016/5/12/chartex" xmlns:cx7="http://schemas.microsoft.com/office/drawing/2016/5/13/chartex" xmlns:cx8="http://schemas.microsoft.com/office/drawing/2016/5/14/chartex" xmlns:mc="http://schemas.openxmlformats.org/markup-compatibility/2006" xmlns:aink="http://schemas.microsoft.com/office/drawing/2016/ink" xmlns:am3d="http://schemas.microsoft.com/office/drawing/2017/model3d" xmlns:o="urn:schemas-microsoft-com:office:office" xmlns:oel="http://schemas.microsoft.com/office/2019/extlst" xmlns:r="http://schemas.openxmlformats.org/officeDocument/2006/relationships" xmlns:m="http://schemas.openxmlformats.org/officeDocument/2006/math" xmlns:v="urn:schemas-microsoft-com:vml" xmlns:wp14="http://schemas.microsoft.com/office/word/2010/wordprocessingDrawing" xmlns:wp="http://schemas.openxmlformats.org/drawingml/2006/wordprocessingDrawing" xmlns:w10="urn:schemas-microsoft-com:office:word" xmlns:w="http://schemas.openxmlformats.org/wordprocessingml/2006/main" xmlns:w14="http://schemas.microsoft.com/office/word/2010/wordml" xmlns:w15="http://schemas.microsoft.com/office/word/2012/wordml" xmlns:w16cex="http://schemas.microsoft.com/office/word/2018/wordml/cex" xmlns:w16cid="http://schemas.microsoft.com/office/word/2016/wordml/cid" xmlns:w16="http://schemas.microsoft.com/office/word/2018/wordml" xmlns:w16du="http://schemas.microsoft.com/office/word/2023/wordml/word16du" xmlns:w16sdtdh="http://schemas.microsoft.com/office/word/2020/wordml/sdtdatahash" xmlns:w16sdtfl="http://schemas.microsoft.com/office/word/2024/wordml/sdtformatlock" xmlns:w16se="http://schemas.microsoft.com/office/word/2015/wordml/symex" xmlns:wpg="http://schemas.microsoft.com/office/word/2010/wordprocessingGroup" xmlns:wpi="http://schemas.microsoft.com/office/word/2010/wordprocessingInk" xmlns:wne="http://schemas.microsoft.com/office/word/2006/wordml" xmlns:wps="http://schemas.microsoft.com/office/word/2010/wordprocessingShape" mc:Ignorable="w14 w15 w16se w16cid w16 w16cex w16sdtdh w16sdtfl w16du wp14">
+<w:endnotes xmlns:wpc="http://schemas.microsoft.com/office/word/2010/wordprocessingCanvas" xmlns:cx="http://schemas.microsoft.com/office/drawing/2014/chartex" xmlns:cx1="http://schemas.microsoft.com/office/drawing/2015/9/8/chartex" xmlns:cx2="http://schemas.microsoft.com/office/drawing/2015/10/21/chartex" xmlns:cx3="http://schemas.microsoft.com/office/drawing/2016/5/9/chartex" xmlns:cx4="http://schemas.microsoft.com/office/drawing/2016/5/10/chartex" xmlns:cx5="http://schemas.microsoft.com/office/drawing/2016/5/11/chartex" xmlns:cx6="http://schemas.microsoft.com/office/drawing/2016/5/12/chartex" xmlns:cx7="http://schemas.microsoft.com/office/drawing/2016/5/13/chartex" xmlns:cx8="http://schemas.microsoft.com/office/drawing/2016/5/14/chartex" xmlns:mc="http://schemas.openxmlformats.org/markup-compatibility/2006" xmlns:aink="http://schemas.microsoft.com/office/drawing/2016/ink" xmlns:am3d="http://schemas.microsoft.com/office/drawing/2017/model3d" xmlns:o="urn:schemas-microsoft-com:office:office" xmlns:oel="http://schemas.microsoft.com/office/2019/extlst" xmlns:r="http://schemas.openxmlformats.org/officeDocument/2006/relationships" xmlns:m="http://schemas.openxmlformats.org/officeDocument/2006/math" xmlns:v="urn:schemas-microsoft-com:vml" xmlns:wp14="http://schemas.microsoft.com/office/word/2010/wordprocessingDrawing" xmlns:wp="http://schemas.openxmlformats.org/drawingml/2006/wordprocessingDrawing" xmlns:w10="urn:schemas-microsoft-com:office:word" xmlns:w="http://schemas.openxmlformats.org/wordprocessingml/2006/main" xmlns:w14="http://schemas.microsoft.com/office/word/2010/wordml" xmlns:w15="http://schemas.microsoft.com/office/word/2012/wordml" xmlns:w16cei="http://schemas.microsoft.com/office/word/2026/wordml/cei" xmlns:w16cex="http://schemas.microsoft.com/office/word/2018/wordml/cex" xmlns:w16cid="http://schemas.microsoft.com/office/word/2016/wordml/cid" xmlns:w16="http://schemas.microsoft.com/office/word/2018/wordml" xmlns:w16du="http://schemas.microsoft.com/office/word/2023/wordml/word16du" xmlns:w16sdtdh="http://schemas.microsoft.com/office/word/2020/wordml/sdtdatahash" xmlns:w16sdtfl="http://schemas.microsoft.com/office/word/2024/wordml/sdtformatlock" xmlns:w16se="http://schemas.microsoft.com/office/word/2015/wordml/symex" xmlns:wpg="http://schemas.microsoft.com/office/word/2010/wordprocessingGroup" xmlns:wpi="http://schemas.microsoft.com/office/word/2010/wordprocessingInk" xmlns:wne="http://schemas.microsoft.com/office/word/2006/wordml" xmlns:wps="http://schemas.microsoft.com/office/word/2010/wordprocessingShape" mc:Ignorable="w14 w15 w16se w16cid w16 w16cex w16sdtdh w16sdtfl w16du wp14">
   <w:endnote w:type="separator" w:id="-1">
     <w:p>
       <w:r>
@@ -9063,7 +8645,7 @@
 </file>
 
 <file path=word/footer1.xml><?xml version="1.0" encoding="utf-8"?>
-<w:ftr xmlns:wpc="http://schemas.microsoft.com/office/word/2010/wordprocessingCanvas" xmlns:cx="http://schemas.microsoft.com/office/drawing/2014/chartex" xmlns:cx1="http://schemas.microsoft.com/office/drawing/2015/9/8/chartex" xmlns:cx2="http://schemas.microsoft.com/office/drawing/2015/10/21/chartex" xmlns:cx3="http://schemas.microsoft.com/office/drawing/2016/5/9/chartex" xmlns:cx4="http://schemas.microsoft.com/office/drawing/2016/5/10/chartex" xmlns:cx5="http://schemas.microsoft.com/office/drawing/2016/5/11/chartex" xmlns:cx6="http://schemas.microsoft.com/office/drawing/2016/5/12/chartex" xmlns:cx7="http://schemas.microsoft.com/office/drawing/2016/5/13/chartex" xmlns:cx8="http://schemas.microsoft.com/office/drawing/2016/5/14/chartex" xmlns:mc="http://schemas.openxmlformats.org/markup-compatibility/2006" xmlns:aink="http://schemas.microsoft.com/office/drawing/2016/ink" xmlns:am3d="http://schemas.microsoft.com/office/drawing/2017/model3d" xmlns:o="urn:schemas-microsoft-com:office:office" xmlns:oel="http://schemas.microsoft.com/office/2019/extlst" xmlns:r="http://schemas.openxmlformats.org/officeDocument/2006/relationships" xmlns:m="http://schemas.openxmlformats.org/officeDocument/2006/math" xmlns:v="urn:schemas-microsoft-com:vml" xmlns:wp14="http://schemas.microsoft.com/office/word/2010/wordprocessingDrawing" xmlns:wp="http://schemas.openxmlformats.org/drawingml/2006/wordprocessingDrawing" xmlns:w10="urn:schemas-microsoft-com:office:word" xmlns:w="http://schemas.openxmlformats.org/wordprocessingml/2006/main" xmlns:w14="http://schemas.microsoft.com/office/word/2010/wordml" xmlns:w15="http://schemas.microsoft.com/office/word/2012/wordml" xmlns:w16cex="http://schemas.microsoft.com/office/word/2018/wordml/cex" xmlns:w16cid="http://schemas.microsoft.com/office/word/2016/wordml/cid" xmlns:w16="http://schemas.microsoft.com/office/word/2018/wordml" xmlns:w16du="http://schemas.microsoft.com/office/word/2023/wordml/word16du" xmlns:w16sdtdh="http://schemas.microsoft.com/office/word/2020/wordml/sdtdatahash" xmlns:w16sdtfl="http://schemas.microsoft.com/office/word/2024/wordml/sdtformatlock" xmlns:w16se="http://schemas.microsoft.com/office/word/2015/wordml/symex" xmlns:wpg="http://schemas.microsoft.com/office/word/2010/wordprocessingGroup" xmlns:wpi="http://schemas.microsoft.com/office/word/2010/wordprocessingInk" xmlns:wne="http://schemas.microsoft.com/office/word/2006/wordml" xmlns:wps="http://schemas.microsoft.com/office/word/2010/wordprocessingShape" mc:Ignorable="w14 w15 w16se w16cid w16 w16cex w16sdtdh w16sdtfl w16du wp14">
+<w:ftr xmlns:wpc="http://schemas.microsoft.com/office/word/2010/wordprocessingCanvas" xmlns:cx="http://schemas.microsoft.com/office/drawing/2014/chartex" xmlns:cx1="http://schemas.microsoft.com/office/drawing/2015/9/8/chartex" xmlns:cx2="http://schemas.microsoft.com/office/drawing/2015/10/21/chartex" xmlns:cx3="http://schemas.microsoft.com/office/drawing/2016/5/9/chartex" xmlns:cx4="http://schemas.microsoft.com/office/drawing/2016/5/10/chartex" xmlns:cx5="http://schemas.microsoft.com/office/drawing/2016/5/11/chartex" xmlns:cx6="http://schemas.microsoft.com/office/drawing/2016/5/12/chartex" xmlns:cx7="http://schemas.microsoft.com/office/drawing/2016/5/13/chartex" xmlns:cx8="http://schemas.microsoft.com/office/drawing/2016/5/14/chartex" xmlns:mc="http://schemas.openxmlformats.org/markup-compatibility/2006" xmlns:aink="http://schemas.microsoft.com/office/drawing/2016/ink" xmlns:am3d="http://schemas.microsoft.com/office/drawing/2017/model3d" xmlns:o="urn:schemas-microsoft-com:office:office" xmlns:oel="http://schemas.microsoft.com/office/2019/extlst" xmlns:r="http://schemas.openxmlformats.org/officeDocument/2006/relationships" xmlns:m="http://schemas.openxmlformats.org/officeDocument/2006/math" xmlns:v="urn:schemas-microsoft-com:vml" xmlns:wp14="http://schemas.microsoft.com/office/word/2010/wordprocessingDrawing" xmlns:wp="http://schemas.openxmlformats.org/drawingml/2006/wordprocessingDrawing" xmlns:w10="urn:schemas-microsoft-com:office:word" xmlns:w="http://schemas.openxmlformats.org/wordprocessingml/2006/main" xmlns:w14="http://schemas.microsoft.com/office/word/2010/wordml" xmlns:w15="http://schemas.microsoft.com/office/word/2012/wordml" xmlns:w16cei="http://schemas.microsoft.com/office/word/2026/wordml/cei" xmlns:w16cex="http://schemas.microsoft.com/office/word/2018/wordml/cex" xmlns:w16cid="http://schemas.microsoft.com/office/word/2016/wordml/cid" xmlns:w16="http://schemas.microsoft.com/office/word/2018/wordml" xmlns:w16du="http://schemas.microsoft.com/office/word/2023/wordml/word16du" xmlns:w16sdtdh="http://schemas.microsoft.com/office/word/2020/wordml/sdtdatahash" xmlns:w16sdtfl="http://schemas.microsoft.com/office/word/2024/wordml/sdtformatlock" xmlns:w16se="http://schemas.microsoft.com/office/word/2015/wordml/symex" xmlns:wpg="http://schemas.microsoft.com/office/word/2010/wordprocessingGroup" xmlns:wpi="http://schemas.microsoft.com/office/word/2010/wordprocessingInk" xmlns:wne="http://schemas.microsoft.com/office/word/2006/wordml" xmlns:wps="http://schemas.microsoft.com/office/word/2010/wordprocessingShape" mc:Ignorable="w14 w15 w16se w16cid w16 w16cex w16sdtdh w16sdtfl w16du wp14">
   <w:p>
     <w:pPr>
       <w:pStyle w:val="Footer"/>
@@ -9120,7 +8702,7 @@
 </file>
 
 <file path=word/footnotes.xml><?xml version="1.0" encoding="utf-8"?>
-<w:footnotes xmlns:wpc="http://schemas.microsoft.com/office/word/2010/wordprocessingCanvas" xmlns:cx="http://schemas.microsoft.com/office/drawing/2014/chartex" xmlns:cx1="http://schemas.microsoft.com/office/drawing/2015/9/8/chartex" xmlns:cx2="http://schemas.microsoft.com/office/drawing/2015/10/21/chartex" xmlns:cx3="http://schemas.microsoft.com/office/drawing/2016/5/9/chartex" xmlns:cx4="http://schemas.microsoft.com/office/drawing/2016/5/10/chartex" xmlns:cx5="http://schemas.microsoft.com/office/drawing/2016/5/11/chartex" xmlns:cx6="http://schemas.microsoft.com/office/drawing/2016/5/12/chartex" xmlns:cx7="http://schemas.microsoft.com/office/drawing/2016/5/13/chartex" xmlns:cx8="http://schemas.microsoft.com/office/drawing/2016/5/14/chartex" xmlns:mc="http://schemas.openxmlformats.org/markup-compatibility/2006" xmlns:aink="http://schemas.microsoft.com/office/drawing/2016/ink" xmlns:am3d="http://schemas.microsoft.com/office/drawing/2017/model3d" xmlns:o="urn:schemas-microsoft-com:office:office" xmlns:oel="http://schemas.microsoft.com/office/2019/extlst" xmlns:r="http://schemas.openxmlformats.org/officeDocument/2006/relationships" xmlns:m="http://schemas.openxmlformats.org/officeDocument/2006/math" xmlns:v="urn:schemas-microsoft-com:vml" xmlns:wp14="http://schemas.microsoft.com/office/word/2010/wordprocessingDrawing" xmlns:wp="http://schemas.openxmlformats.org/drawingml/2006/wordprocessingDrawing" xmlns:w10="urn:schemas-microsoft-com:office:word" xmlns:w="http://schemas.openxmlformats.org/wordprocessingml/2006/main" xmlns:w14="http://schemas.microsoft.com/office/word/2010/wordml" xmlns:w15="http://schemas.microsoft.com/office/word/2012/wordml" xmlns:w16cex="http://schemas.microsoft.com/office/word/2018/wordml/cex" xmlns:w16cid="http://schemas.microsoft.com/office/word/2016/wordml/cid" xmlns:w16="http://schemas.microsoft.com/office/word/2018/wordml" xmlns:w16du="http://schemas.microsoft.com/office/word/2023/wordml/word16du" xmlns:w16sdtdh="http://schemas.microsoft.com/office/word/2020/wordml/sdtdatahash" xmlns:w16sdtfl="http://schemas.microsoft.com/office/word/2024/wordml/sdtformatlock" xmlns:w16se="http://schemas.microsoft.com/office/word/2015/wordml/symex" xmlns:wpg="http://schemas.microsoft.com/office/word/2010/wordprocessingGroup" xmlns:wpi="http://schemas.microsoft.com/office/word/2010/wordprocessingInk" xmlns:wne="http://schemas.microsoft.com/office/word/2006/wordml" xmlns:wps="http://schemas.microsoft.com/office/word/2010/wordprocessingShape" mc:Ignorable="w14 w15 w16se w16cid w16 w16cex w16sdtdh w16sdtfl w16du wp14">
+<w:footnotes xmlns:wpc="http://schemas.microsoft.com/office/word/2010/wordprocessingCanvas" xmlns:cx="http://schemas.microsoft.com/office/drawing/2014/chartex" xmlns:cx1="http://schemas.microsoft.com/office/drawing/2015/9/8/chartex" xmlns:cx2="http://schemas.microsoft.com/office/drawing/2015/10/21/chartex" xmlns:cx3="http://schemas.microsoft.com/office/drawing/2016/5/9/chartex" xmlns:cx4="http://schemas.microsoft.com/office/drawing/2016/5/10/chartex" xmlns:cx5="http://schemas.microsoft.com/office/drawing/2016/5/11/chartex" xmlns:cx6="http://schemas.microsoft.com/office/drawing/2016/5/12/chartex" xmlns:cx7="http://schemas.microsoft.com/office/drawing/2016/5/13/chartex" xmlns:cx8="http://schemas.microsoft.com/office/drawing/2016/5/14/chartex" xmlns:mc="http://schemas.openxmlformats.org/markup-compatibility/2006" xmlns:aink="http://schemas.microsoft.com/office/drawing/2016/ink" xmlns:am3d="http://schemas.microsoft.com/office/drawing/2017/model3d" xmlns:o="urn:schemas-microsoft-com:office:office" xmlns:oel="http://schemas.microsoft.com/office/2019/extlst" xmlns:r="http://schemas.openxmlformats.org/officeDocument/2006/relationships" xmlns:m="http://schemas.openxmlformats.org/officeDocument/2006/math" xmlns:v="urn:schemas-microsoft-com:vml" xmlns:wp14="http://schemas.microsoft.com/office/word/2010/wordprocessingDrawing" xmlns:wp="http://schemas.openxmlformats.org/drawingml/2006/wordprocessingDrawing" xmlns:w10="urn:schemas-microsoft-com:office:word" xmlns:w="http://schemas.openxmlformats.org/wordprocessingml/2006/main" xmlns:w14="http://schemas.microsoft.com/office/word/2010/wordml" xmlns:w15="http://schemas.microsoft.com/office/word/2012/wordml" xmlns:w16cei="http://schemas.microsoft.com/office/word/2026/wordml/cei" xmlns:w16cex="http://schemas.microsoft.com/office/word/2018/wordml/cex" xmlns:w16cid="http://schemas.microsoft.com/office/word/2016/wordml/cid" xmlns:w16="http://schemas.microsoft.com/office/word/2018/wordml" xmlns:w16du="http://schemas.microsoft.com/office/word/2023/wordml/word16du" xmlns:w16sdtdh="http://schemas.microsoft.com/office/word/2020/wordml/sdtdatahash" xmlns:w16sdtfl="http://schemas.microsoft.com/office/word/2024/wordml/sdtformatlock" xmlns:w16se="http://schemas.microsoft.com/office/word/2015/wordml/symex" xmlns:wpg="http://schemas.microsoft.com/office/word/2010/wordprocessingGroup" xmlns:wpi="http://schemas.microsoft.com/office/word/2010/wordprocessingInk" xmlns:wne="http://schemas.microsoft.com/office/word/2006/wordml" xmlns:wps="http://schemas.microsoft.com/office/word/2010/wordprocessingShape" mc:Ignorable="w14 w15 w16se w16cid w16 w16cex w16sdtdh w16sdtfl w16du wp14">
   <w:footnote w:type="separator" w:id="-1">
     <w:p>
       <w:r>
@@ -9139,7 +8721,7 @@
 </file>
 
 <file path=word/header1.xml><?xml version="1.0" encoding="utf-8"?>
-<w:hdr xmlns:wpc="http://schemas.microsoft.com/office/word/2010/wordprocessingCanvas" xmlns:cx="http://schemas.microsoft.com/office/drawing/2014/chartex" xmlns:cx1="http://schemas.microsoft.com/office/drawing/2015/9/8/chartex" xmlns:cx2="http://schemas.microsoft.com/office/drawing/2015/10/21/chartex" xmlns:cx3="http://schemas.microsoft.com/office/drawing/2016/5/9/chartex" xmlns:cx4="http://schemas.microsoft.com/office/drawing/2016/5/10/chartex" xmlns:cx5="http://schemas.microsoft.com/office/drawing/2016/5/11/chartex" xmlns:cx6="http://schemas.microsoft.com/office/drawing/2016/5/12/chartex" xmlns:cx7="http://schemas.microsoft.com/office/drawing/2016/5/13/chartex" xmlns:cx8="http://schemas.microsoft.com/office/drawing/2016/5/14/chartex" xmlns:mc="http://schemas.openxmlformats.org/markup-compatibility/2006" xmlns:aink="http://schemas.microsoft.com/office/drawing/2016/ink" xmlns:am3d="http://schemas.microsoft.com/office/drawing/2017/model3d" xmlns:o="urn:schemas-microsoft-com:office:office" xmlns:oel="http://schemas.microsoft.com/office/2019/extlst" xmlns:r="http://schemas.openxmlformats.org/officeDocument/2006/relationships" xmlns:m="http://schemas.openxmlformats.org/officeDocument/2006/math" xmlns:v="urn:schemas-microsoft-com:vml" xmlns:wp14="http://schemas.microsoft.com/office/word/2010/wordprocessingDrawing" xmlns:wp="http://schemas.openxmlformats.org/drawingml/2006/wordprocessingDrawing" xmlns:w10="urn:schemas-microsoft-com:office:word" xmlns:w="http://schemas.openxmlformats.org/wordprocessingml/2006/main" xmlns:w14="http://schemas.microsoft.com/office/word/2010/wordml" xmlns:w15="http://schemas.microsoft.com/office/word/2012/wordml" xmlns:w16cex="http://schemas.microsoft.com/office/word/2018/wordml/cex" xmlns:w16cid="http://schemas.microsoft.com/office/word/2016/wordml/cid" xmlns:w16="http://schemas.microsoft.com/office/word/2018/wordml" xmlns:w16du="http://schemas.microsoft.com/office/word/2023/wordml/word16du" xmlns:w16sdtdh="http://schemas.microsoft.com/office/word/2020/wordml/sdtdatahash" xmlns:w16sdtfl="http://schemas.microsoft.com/office/word/2024/wordml/sdtformatlock" xmlns:w16se="http://schemas.microsoft.com/office/word/2015/wordml/symex" xmlns:wpg="http://schemas.microsoft.com/office/word/2010/wordprocessingGroup" xmlns:wpi="http://schemas.microsoft.com/office/word/2010/wordprocessingInk" xmlns:wne="http://schemas.microsoft.com/office/word/2006/wordml" xmlns:wps="http://schemas.microsoft.com/office/word/2010/wordprocessingShape" mc:Ignorable="w14 w15 w16se w16cid w16 w16cex w16sdtdh w16sdtfl w16du wp14">
+<w:hdr xmlns:wpc="http://schemas.microsoft.com/office/word/2010/wordprocessingCanvas" xmlns:cx="http://schemas.microsoft.com/office/drawing/2014/chartex" xmlns:cx1="http://schemas.microsoft.com/office/drawing/2015/9/8/chartex" xmlns:cx2="http://schemas.microsoft.com/office/drawing/2015/10/21/chartex" xmlns:cx3="http://schemas.microsoft.com/office/drawing/2016/5/9/chartex" xmlns:cx4="http://schemas.microsoft.com/office/drawing/2016/5/10/chartex" xmlns:cx5="http://schemas.microsoft.com/office/drawing/2016/5/11/chartex" xmlns:cx6="http://schemas.microsoft.com/office/drawing/2016/5/12/chartex" xmlns:cx7="http://schemas.microsoft.com/office/drawing/2016/5/13/chartex" xmlns:cx8="http://schemas.microsoft.com/office/drawing/2016/5/14/chartex" xmlns:mc="http://schemas.openxmlformats.org/markup-compatibility/2006" xmlns:aink="http://schemas.microsoft.com/office/drawing/2016/ink" xmlns:am3d="http://schemas.microsoft.com/office/drawing/2017/model3d" xmlns:o="urn:schemas-microsoft-com:office:office" xmlns:oel="http://schemas.microsoft.com/office/2019/extlst" xmlns:r="http://schemas.openxmlformats.org/officeDocument/2006/relationships" xmlns:m="http://schemas.openxmlformats.org/officeDocument/2006/math" xmlns:v="urn:schemas-microsoft-com:vml" xmlns:wp14="http://schemas.microsoft.com/office/word/2010/wordprocessingDrawing" xmlns:wp="http://schemas.openxmlformats.org/drawingml/2006/wordprocessingDrawing" xmlns:w10="urn:schemas-microsoft-com:office:word" xmlns:w="http://schemas.openxmlformats.org/wordprocessingml/2006/main" xmlns:w14="http://schemas.microsoft.com/office/word/2010/wordml" xmlns:w15="http://schemas.microsoft.com/office/word/2012/wordml" xmlns:w16cei="http://schemas.microsoft.com/office/word/2026/wordml/cei" xmlns:w16cex="http://schemas.microsoft.com/office/word/2018/wordml/cex" xmlns:w16cid="http://schemas.microsoft.com/office/word/2016/wordml/cid" xmlns:w16="http://schemas.microsoft.com/office/word/2018/wordml" xmlns:w16du="http://schemas.microsoft.com/office/word/2023/wordml/word16du" xmlns:w16sdtdh="http://schemas.microsoft.com/office/word/2020/wordml/sdtdatahash" xmlns:w16sdtfl="http://schemas.microsoft.com/office/word/2024/wordml/sdtformatlock" xmlns:w16se="http://schemas.microsoft.com/office/word/2015/wordml/symex" xmlns:wpg="http://schemas.microsoft.com/office/word/2010/wordprocessingGroup" xmlns:wpi="http://schemas.microsoft.com/office/word/2010/wordprocessingInk" xmlns:wne="http://schemas.microsoft.com/office/word/2006/wordml" xmlns:wps="http://schemas.microsoft.com/office/word/2010/wordprocessingShape" mc:Ignorable="w14 w15 w16se w16cid w16 w16cex w16sdtdh w16sdtfl w16du wp14">
   <w:p>
     <w:pPr>
       <w:pStyle w:val="Header"/>
@@ -9179,7 +8761,7 @@
 </file>
 
 <file path=word/header2.xml><?xml version="1.0" encoding="utf-8"?>
-<w:hdr xmlns:wpc="http://schemas.microsoft.com/office/word/2010/wordprocessingCanvas" xmlns:cx="http://schemas.microsoft.com/office/drawing/2014/chartex" xmlns:cx1="http://schemas.microsoft.com/office/drawing/2015/9/8/chartex" xmlns:cx2="http://schemas.microsoft.com/office/drawing/2015/10/21/chartex" xmlns:cx3="http://schemas.microsoft.com/office/drawing/2016/5/9/chartex" xmlns:cx4="http://schemas.microsoft.com/office/drawing/2016/5/10/chartex" xmlns:cx5="http://schemas.microsoft.com/office/drawing/2016/5/11/chartex" xmlns:cx6="http://schemas.microsoft.com/office/drawing/2016/5/12/chartex" xmlns:cx7="http://schemas.microsoft.com/office/drawing/2016/5/13/chartex" xmlns:cx8="http://schemas.microsoft.com/office/drawing/2016/5/14/chartex" xmlns:mc="http://schemas.openxmlformats.org/markup-compatibility/2006" xmlns:aink="http://schemas.microsoft.com/office/drawing/2016/ink" xmlns:am3d="http://schemas.microsoft.com/office/drawing/2017/model3d" xmlns:o="urn:schemas-microsoft-com:office:office" xmlns:oel="http://schemas.microsoft.com/office/2019/extlst" xmlns:r="http://schemas.openxmlformats.org/officeDocument/2006/relationships" xmlns:m="http://schemas.openxmlformats.org/officeDocument/2006/math" xmlns:v="urn:schemas-microsoft-com:vml" xmlns:wp14="http://schemas.microsoft.com/office/word/2010/wordprocessingDrawing" xmlns:wp="http://schemas.openxmlformats.org/drawingml/2006/wordprocessingDrawing" xmlns:w10="urn:schemas-microsoft-com:office:word" xmlns:w="http://schemas.openxmlformats.org/wordprocessingml/2006/main" xmlns:w14="http://schemas.microsoft.com/office/word/2010/wordml" xmlns:w15="http://schemas.microsoft.com/office/word/2012/wordml" xmlns:w16cex="http://schemas.microsoft.com/office/word/2018/wordml/cex" xmlns:w16cid="http://schemas.microsoft.com/office/word/2016/wordml/cid" xmlns:w16="http://schemas.microsoft.com/office/word/2018/wordml" xmlns:w16du="http://schemas.microsoft.com/office/word/2023/wordml/word16du" xmlns:w16sdtdh="http://schemas.microsoft.com/office/word/2020/wordml/sdtdatahash" xmlns:w16sdtfl="http://schemas.microsoft.com/office/word/2024/wordml/sdtformatlock" xmlns:w16se="http://schemas.microsoft.com/office/word/2015/wordml/symex" xmlns:wpg="http://schemas.microsoft.com/office/word/2010/wordprocessingGroup" xmlns:wpi="http://schemas.microsoft.com/office/word/2010/wordprocessingInk" xmlns:wne="http://schemas.microsoft.com/office/word/2006/wordml" xmlns:wps="http://schemas.microsoft.com/office/word/2010/wordprocessingShape" mc:Ignorable="w14 w15 w16se w16cid w16 w16cex w16sdtdh w16sdtfl w16du wp14">
+<w:hdr xmlns:wpc="http://schemas.microsoft.com/office/word/2010/wordprocessingCanvas" xmlns:cx="http://schemas.microsoft.com/office/drawing/2014/chartex" xmlns:cx1="http://schemas.microsoft.com/office/drawing/2015/9/8/chartex" xmlns:cx2="http://schemas.microsoft.com/office/drawing/2015/10/21/chartex" xmlns:cx3="http://schemas.microsoft.com/office/drawing/2016/5/9/chartex" xmlns:cx4="http://schemas.microsoft.com/office/drawing/2016/5/10/chartex" xmlns:cx5="http://schemas.microsoft.com/office/drawing/2016/5/11/chartex" xmlns:cx6="http://schemas.microsoft.com/office/drawing/2016/5/12/chartex" xmlns:cx7="http://schemas.microsoft.com/office/drawing/2016/5/13/chartex" xmlns:cx8="http://schemas.microsoft.com/office/drawing/2016/5/14/chartex" xmlns:mc="http://schemas.openxmlformats.org/markup-compatibility/2006" xmlns:aink="http://schemas.microsoft.com/office/drawing/2016/ink" xmlns:am3d="http://schemas.microsoft.com/office/drawing/2017/model3d" xmlns:o="urn:schemas-microsoft-com:office:office" xmlns:oel="http://schemas.microsoft.com/office/2019/extlst" xmlns:r="http://schemas.openxmlformats.org/officeDocument/2006/relationships" xmlns:m="http://schemas.openxmlformats.org/officeDocument/2006/math" xmlns:v="urn:schemas-microsoft-com:vml" xmlns:wp14="http://schemas.microsoft.com/office/word/2010/wordprocessingDrawing" xmlns:wp="http://schemas.openxmlformats.org/drawingml/2006/wordprocessingDrawing" xmlns:w10="urn:schemas-microsoft-com:office:word" xmlns:w="http://schemas.openxmlformats.org/wordprocessingml/2006/main" xmlns:w14="http://schemas.microsoft.com/office/word/2010/wordml" xmlns:w15="http://schemas.microsoft.com/office/word/2012/wordml" xmlns:w16cei="http://schemas.microsoft.com/office/word/2026/wordml/cei" xmlns:w16cex="http://schemas.microsoft.com/office/word/2018/wordml/cex" xmlns:w16cid="http://schemas.microsoft.com/office/word/2016/wordml/cid" xmlns:w16="http://schemas.microsoft.com/office/word/2018/wordml" xmlns:w16du="http://schemas.microsoft.com/office/word/2023/wordml/word16du" xmlns:w16sdtdh="http://schemas.microsoft.com/office/word/2020/wordml/sdtdatahash" xmlns:w16sdtfl="http://schemas.microsoft.com/office/word/2024/wordml/sdtformatlock" xmlns:w16se="http://schemas.microsoft.com/office/word/2015/wordml/symex" xmlns:wpg="http://schemas.microsoft.com/office/word/2010/wordprocessingGroup" xmlns:wpi="http://schemas.microsoft.com/office/word/2010/wordprocessingInk" xmlns:wne="http://schemas.microsoft.com/office/word/2006/wordml" xmlns:wps="http://schemas.microsoft.com/office/word/2010/wordprocessingShape" mc:Ignorable="w14 w15 w16se w16cid w16 w16cex w16sdtdh w16sdtfl w16du wp14">
   <w:p>
     <w:pPr>
       <w:pStyle w:val="Header"/>
@@ -9190,7 +8772,7 @@
 </file>
 
 <file path=word/numbering.xml><?xml version="1.0" encoding="utf-8"?>
-<w:numbering xmlns:wpc="http://schemas.microsoft.com/office/word/2010/wordprocessingCanvas" xmlns:cx="http://schemas.microsoft.com/office/drawing/2014/chartex" xmlns:cx1="http://schemas.microsoft.com/office/drawing/2015/9/8/chartex" xmlns:cx2="http://schemas.microsoft.com/office/drawing/2015/10/21/chartex" xmlns:cx3="http://schemas.microsoft.com/office/drawing/2016/5/9/chartex" xmlns:cx4="http://schemas.microsoft.com/office/drawing/2016/5/10/chartex" xmlns:cx5="http://schemas.microsoft.com/office/drawing/2016/5/11/chartex" xmlns:cx6="http://schemas.microsoft.com/office/drawing/2016/5/12/chartex" xmlns:cx7="http://schemas.microsoft.com/office/drawing/2016/5/13/chartex" xmlns:cx8="http://schemas.microsoft.com/office/drawing/2016/5/14/chartex" xmlns:mc="http://schemas.openxmlformats.org/markup-compatibility/2006" xmlns:aink="http://schemas.microsoft.com/office/drawing/2016/ink" xmlns:am3d="http://schemas.microsoft.com/office/drawing/2017/model3d" xmlns:o="urn:schemas-microsoft-com:office:office" xmlns:oel="http://schemas.microsoft.com/office/2019/extlst" xmlns:r="http://schemas.openxmlformats.org/officeDocument/2006/relationships" xmlns:m="http://schemas.openxmlformats.org/officeDocument/2006/math" xmlns:v="urn:schemas-microsoft-com:vml" xmlns:wp14="http://schemas.microsoft.com/office/word/2010/wordprocessingDrawing" xmlns:wp="http://schemas.openxmlformats.org/drawingml/2006/wordprocessingDrawing" xmlns:w10="urn:schemas-microsoft-com:office:word" xmlns:w="http://schemas.openxmlformats.org/wordprocessingml/2006/main" xmlns:w14="http://schemas.microsoft.com/office/word/2010/wordml" xmlns:w15="http://schemas.microsoft.com/office/word/2012/wordml" xmlns:w16cex="http://schemas.microsoft.com/office/word/2018/wordml/cex" xmlns:w16cid="http://schemas.microsoft.com/office/word/2016/wordml/cid" xmlns:w16="http://schemas.microsoft.com/office/word/2018/wordml" xmlns:w16du="http://schemas.microsoft.com/office/word/2023/wordml/word16du" xmlns:w16sdtdh="http://schemas.microsoft.com/office/word/2020/wordml/sdtdatahash" xmlns:w16sdtfl="http://schemas.microsoft.com/office/word/2024/wordml/sdtformatlock" xmlns:w16se="http://schemas.microsoft.com/office/word/2015/wordml/symex" xmlns:wpg="http://schemas.microsoft.com/office/word/2010/wordprocessingGroup" xmlns:wpi="http://schemas.microsoft.com/office/word/2010/wordprocessingInk" xmlns:wne="http://schemas.microsoft.com/office/word/2006/wordml" xmlns:wps="http://schemas.microsoft.com/office/word/2010/wordprocessingShape" mc:Ignorable="w14 w15 w16se w16cid w16 w16cex w16sdtdh w16sdtfl w16du wp14">
+<w:numbering xmlns:wpc="http://schemas.microsoft.com/office/word/2010/wordprocessingCanvas" xmlns:cx="http://schemas.microsoft.com/office/drawing/2014/chartex" xmlns:cx1="http://schemas.microsoft.com/office/drawing/2015/9/8/chartex" xmlns:cx2="http://schemas.microsoft.com/office/drawing/2015/10/21/chartex" xmlns:cx3="http://schemas.microsoft.com/office/drawing/2016/5/9/chartex" xmlns:cx4="http://schemas.microsoft.com/office/drawing/2016/5/10/chartex" xmlns:cx5="http://schemas.microsoft.com/office/drawing/2016/5/11/chartex" xmlns:cx6="http://schemas.microsoft.com/office/drawing/2016/5/12/chartex" xmlns:cx7="http://schemas.microsoft.com/office/drawing/2016/5/13/chartex" xmlns:cx8="http://schemas.microsoft.com/office/drawing/2016/5/14/chartex" xmlns:mc="http://schemas.openxmlformats.org/markup-compatibility/2006" xmlns:aink="http://schemas.microsoft.com/office/drawing/2016/ink" xmlns:am3d="http://schemas.microsoft.com/office/drawing/2017/model3d" xmlns:o="urn:schemas-microsoft-com:office:office" xmlns:oel="http://schemas.microsoft.com/office/2019/extlst" xmlns:r="http://schemas.openxmlformats.org/officeDocument/2006/relationships" xmlns:m="http://schemas.openxmlformats.org/officeDocument/2006/math" xmlns:v="urn:schemas-microsoft-com:vml" xmlns:wp14="http://schemas.microsoft.com/office/word/2010/wordprocessingDrawing" xmlns:wp="http://schemas.openxmlformats.org/drawingml/2006/wordprocessingDrawing" xmlns:w10="urn:schemas-microsoft-com:office:word" xmlns:w="http://schemas.openxmlformats.org/wordprocessingml/2006/main" xmlns:w14="http://schemas.microsoft.com/office/word/2010/wordml" xmlns:w15="http://schemas.microsoft.com/office/word/2012/wordml" xmlns:w16cei="http://schemas.microsoft.com/office/word/2026/wordml/cei" xmlns:w16cex="http://schemas.microsoft.com/office/word/2018/wordml/cex" xmlns:w16cid="http://schemas.microsoft.com/office/word/2016/wordml/cid" xmlns:w16="http://schemas.microsoft.com/office/word/2018/wordml" xmlns:w16du="http://schemas.microsoft.com/office/word/2023/wordml/word16du" xmlns:w16sdtdh="http://schemas.microsoft.com/office/word/2020/wordml/sdtdatahash" xmlns:w16sdtfl="http://schemas.microsoft.com/office/word/2024/wordml/sdtformatlock" xmlns:w16se="http://schemas.microsoft.com/office/word/2015/wordml/symex" xmlns:wpg="http://schemas.microsoft.com/office/word/2010/wordprocessingGroup" xmlns:wpi="http://schemas.microsoft.com/office/word/2010/wordprocessingInk" xmlns:wne="http://schemas.microsoft.com/office/word/2006/wordml" xmlns:wps="http://schemas.microsoft.com/office/word/2010/wordprocessingShape" mc:Ignorable="w14 w15 w16se w16cid w16 w16cex w16sdtdh w16sdtfl w16du wp14">
   <w:abstractNum w:abstractNumId="0" w15:restartNumberingAfterBreak="0">
     <w:nsid w:val="031E34A5"/>
     <w:multiLevelType w:val="hybridMultilevel"/>
@@ -9938,6 +9520,95 @@
     </w:lvl>
   </w:abstractNum>
   <w:abstractNum w:abstractNumId="7" w15:restartNumberingAfterBreak="0">
+    <w:nsid w:val="23E2541E"/>
+    <w:multiLevelType w:val="hybridMultilevel"/>
+    <w:tmpl w:val="34DE7E14"/>
+    <w:lvl w:ilvl="0" w:tplc="906869C6">
+      <w:start w:val="1"/>
+      <w:numFmt w:val="thaiLetters"/>
+      <w:lvlText w:val="%1."/>
+      <w:lvlJc w:val="left"/>
+      <w:pPr>
+        <w:ind w:left="720" w:hanging="360"/>
+      </w:pPr>
+      <w:rPr>
+        <w:rFonts w:hint="default"/>
+      </w:rPr>
+    </w:lvl>
+    <w:lvl w:ilvl="1" w:tplc="04090019" w:tentative="1">
+      <w:start w:val="1"/>
+      <w:numFmt w:val="lowerLetter"/>
+      <w:lvlText w:val="%2."/>
+      <w:lvlJc w:val="left"/>
+      <w:pPr>
+        <w:ind w:left="1440" w:hanging="360"/>
+      </w:pPr>
+    </w:lvl>
+    <w:lvl w:ilvl="2" w:tplc="0409001B" w:tentative="1">
+      <w:start w:val="1"/>
+      <w:numFmt w:val="lowerRoman"/>
+      <w:lvlText w:val="%3."/>
+      <w:lvlJc w:val="right"/>
+      <w:pPr>
+        <w:ind w:left="2160" w:hanging="180"/>
+      </w:pPr>
+    </w:lvl>
+    <w:lvl w:ilvl="3" w:tplc="0409000F" w:tentative="1">
+      <w:start w:val="1"/>
+      <w:numFmt w:val="decimal"/>
+      <w:lvlText w:val="%4."/>
+      <w:lvlJc w:val="left"/>
+      <w:pPr>
+        <w:ind w:left="2880" w:hanging="360"/>
+      </w:pPr>
+    </w:lvl>
+    <w:lvl w:ilvl="4" w:tplc="04090019" w:tentative="1">
+      <w:start w:val="1"/>
+      <w:numFmt w:val="lowerLetter"/>
+      <w:lvlText w:val="%5."/>
+      <w:lvlJc w:val="left"/>
+      <w:pPr>
+        <w:ind w:left="3600" w:hanging="360"/>
+      </w:pPr>
+    </w:lvl>
+    <w:lvl w:ilvl="5" w:tplc="0409001B" w:tentative="1">
+      <w:start w:val="1"/>
+      <w:numFmt w:val="lowerRoman"/>
+      <w:lvlText w:val="%6."/>
+      <w:lvlJc w:val="right"/>
+      <w:pPr>
+        <w:ind w:left="4320" w:hanging="180"/>
+      </w:pPr>
+    </w:lvl>
+    <w:lvl w:ilvl="6" w:tplc="0409000F" w:tentative="1">
+      <w:start w:val="1"/>
+      <w:numFmt w:val="decimal"/>
+      <w:lvlText w:val="%7."/>
+      <w:lvlJc w:val="left"/>
+      <w:pPr>
+        <w:ind w:left="5040" w:hanging="360"/>
+      </w:pPr>
+    </w:lvl>
+    <w:lvl w:ilvl="7" w:tplc="04090019" w:tentative="1">
+      <w:start w:val="1"/>
+      <w:numFmt w:val="lowerLetter"/>
+      <w:lvlText w:val="%8."/>
+      <w:lvlJc w:val="left"/>
+      <w:pPr>
+        <w:ind w:left="5760" w:hanging="360"/>
+      </w:pPr>
+    </w:lvl>
+    <w:lvl w:ilvl="8" w:tplc="0409001B" w:tentative="1">
+      <w:start w:val="1"/>
+      <w:numFmt w:val="lowerRoman"/>
+      <w:lvlText w:val="%9."/>
+      <w:lvlJc w:val="right"/>
+      <w:pPr>
+        <w:ind w:left="6480" w:hanging="180"/>
+      </w:pPr>
+    </w:lvl>
+  </w:abstractNum>
+  <w:abstractNum w:abstractNumId="8" w15:restartNumberingAfterBreak="0">
     <w:nsid w:val="306C68BE"/>
     <w:multiLevelType w:val="hybridMultilevel"/>
     <w:tmpl w:val="7C66D056"/>
@@ -10026,7 +9697,98 @@
       </w:pPr>
     </w:lvl>
   </w:abstractNum>
-  <w:abstractNum w:abstractNumId="8" w15:restartNumberingAfterBreak="0">
+  <w:abstractNum w:abstractNumId="9" w15:restartNumberingAfterBreak="0">
+    <w:nsid w:val="41201E9E"/>
+    <w:multiLevelType w:val="hybridMultilevel"/>
+    <w:tmpl w:val="24B8EA0E"/>
+    <w:lvl w:ilvl="0" w:tplc="79FC5EF4">
+      <w:start w:val="1"/>
+      <w:numFmt w:val="thaiLetters"/>
+      <w:lvlText w:val="%1."/>
+      <w:lvlJc w:val="left"/>
+      <w:pPr>
+        <w:ind w:left="720" w:hanging="360"/>
+      </w:pPr>
+      <w:rPr>
+        <w:rFonts w:hint="default"/>
+        <w:b/>
+        <w:u w:val="single"/>
+      </w:rPr>
+    </w:lvl>
+    <w:lvl w:ilvl="1" w:tplc="04090019" w:tentative="1">
+      <w:start w:val="1"/>
+      <w:numFmt w:val="lowerLetter"/>
+      <w:lvlText w:val="%2."/>
+      <w:lvlJc w:val="left"/>
+      <w:pPr>
+        <w:ind w:left="1440" w:hanging="360"/>
+      </w:pPr>
+    </w:lvl>
+    <w:lvl w:ilvl="2" w:tplc="0409001B" w:tentative="1">
+      <w:start w:val="1"/>
+      <w:numFmt w:val="lowerRoman"/>
+      <w:lvlText w:val="%3."/>
+      <w:lvlJc w:val="right"/>
+      <w:pPr>
+        <w:ind w:left="2160" w:hanging="180"/>
+      </w:pPr>
+    </w:lvl>
+    <w:lvl w:ilvl="3" w:tplc="0409000F" w:tentative="1">
+      <w:start w:val="1"/>
+      <w:numFmt w:val="decimal"/>
+      <w:lvlText w:val="%4."/>
+      <w:lvlJc w:val="left"/>
+      <w:pPr>
+        <w:ind w:left="2880" w:hanging="360"/>
+      </w:pPr>
+    </w:lvl>
+    <w:lvl w:ilvl="4" w:tplc="04090019" w:tentative="1">
+      <w:start w:val="1"/>
+      <w:numFmt w:val="lowerLetter"/>
+      <w:lvlText w:val="%5."/>
+      <w:lvlJc w:val="left"/>
+      <w:pPr>
+        <w:ind w:left="3600" w:hanging="360"/>
+      </w:pPr>
+    </w:lvl>
+    <w:lvl w:ilvl="5" w:tplc="0409001B" w:tentative="1">
+      <w:start w:val="1"/>
+      <w:numFmt w:val="lowerRoman"/>
+      <w:lvlText w:val="%6."/>
+      <w:lvlJc w:val="right"/>
+      <w:pPr>
+        <w:ind w:left="4320" w:hanging="180"/>
+      </w:pPr>
+    </w:lvl>
+    <w:lvl w:ilvl="6" w:tplc="0409000F" w:tentative="1">
+      <w:start w:val="1"/>
+      <w:numFmt w:val="decimal"/>
+      <w:lvlText w:val="%7."/>
+      <w:lvlJc w:val="left"/>
+      <w:pPr>
+        <w:ind w:left="5040" w:hanging="360"/>
+      </w:pPr>
+    </w:lvl>
+    <w:lvl w:ilvl="7" w:tplc="04090019" w:tentative="1">
+      <w:start w:val="1"/>
+      <w:numFmt w:val="lowerLetter"/>
+      <w:lvlText w:val="%8."/>
+      <w:lvlJc w:val="left"/>
+      <w:pPr>
+        <w:ind w:left="5760" w:hanging="360"/>
+      </w:pPr>
+    </w:lvl>
+    <w:lvl w:ilvl="8" w:tplc="0409001B" w:tentative="1">
+      <w:start w:val="1"/>
+      <w:numFmt w:val="lowerRoman"/>
+      <w:lvlText w:val="%9."/>
+      <w:lvlJc w:val="right"/>
+      <w:pPr>
+        <w:ind w:left="6480" w:hanging="180"/>
+      </w:pPr>
+    </w:lvl>
+  </w:abstractNum>
+  <w:abstractNum w:abstractNumId="10" w15:restartNumberingAfterBreak="0">
     <w:nsid w:val="42EB68CE"/>
     <w:multiLevelType w:val="hybridMultilevel"/>
     <w:tmpl w:val="E22AEA90"/>
@@ -10119,7 +9881,7 @@
       </w:pPr>
     </w:lvl>
   </w:abstractNum>
-  <w:abstractNum w:abstractNumId="9" w15:restartNumberingAfterBreak="0">
+  <w:abstractNum w:abstractNumId="11" w15:restartNumberingAfterBreak="0">
     <w:nsid w:val="446C28F7"/>
     <w:multiLevelType w:val="multilevel"/>
     <w:tmpl w:val="690C7F46"/>
@@ -10232,7 +9994,7 @@
       </w:rPr>
     </w:lvl>
   </w:abstractNum>
-  <w:abstractNum w:abstractNumId="10" w15:restartNumberingAfterBreak="0">
+  <w:abstractNum w:abstractNumId="12" w15:restartNumberingAfterBreak="0">
     <w:nsid w:val="4D6D0E35"/>
     <w:multiLevelType w:val="hybridMultilevel"/>
     <w:tmpl w:val="7910D18E"/>
@@ -10318,7 +10080,7 @@
       </w:pPr>
     </w:lvl>
   </w:abstractNum>
-  <w:abstractNum w:abstractNumId="11" w15:restartNumberingAfterBreak="0">
+  <w:abstractNum w:abstractNumId="13" w15:restartNumberingAfterBreak="0">
     <w:nsid w:val="4F995BE6"/>
     <w:multiLevelType w:val="hybridMultilevel"/>
     <w:tmpl w:val="A17EFFEE"/>
@@ -10409,7 +10171,7 @@
       </w:pPr>
     </w:lvl>
   </w:abstractNum>
-  <w:abstractNum w:abstractNumId="12" w15:restartNumberingAfterBreak="0">
+  <w:abstractNum w:abstractNumId="14" w15:restartNumberingAfterBreak="0">
     <w:nsid w:val="4FAA745C"/>
     <w:multiLevelType w:val="hybridMultilevel"/>
     <w:tmpl w:val="258CF6F6"/>
@@ -10525,7 +10287,7 @@
       </w:pPr>
     </w:lvl>
   </w:abstractNum>
-  <w:abstractNum w:abstractNumId="13" w15:restartNumberingAfterBreak="0">
+  <w:abstractNum w:abstractNumId="15" w15:restartNumberingAfterBreak="0">
     <w:nsid w:val="582672F8"/>
     <w:multiLevelType w:val="hybridMultilevel"/>
     <w:tmpl w:val="A94C6C16"/>
@@ -10616,7 +10378,7 @@
       </w:pPr>
     </w:lvl>
   </w:abstractNum>
-  <w:abstractNum w:abstractNumId="14" w15:restartNumberingAfterBreak="0">
+  <w:abstractNum w:abstractNumId="16" w15:restartNumberingAfterBreak="0">
     <w:nsid w:val="5AD9111A"/>
     <w:multiLevelType w:val="hybridMultilevel"/>
     <w:tmpl w:val="F3EEA084"/>
@@ -10705,7 +10467,7 @@
       </w:pPr>
     </w:lvl>
   </w:abstractNum>
-  <w:abstractNum w:abstractNumId="15" w15:restartNumberingAfterBreak="0">
+  <w:abstractNum w:abstractNumId="17" w15:restartNumberingAfterBreak="0">
     <w:nsid w:val="6ED7037F"/>
     <w:multiLevelType w:val="multilevel"/>
     <w:tmpl w:val="78200634"/>
@@ -10846,16 +10608,16 @@
     </w:lvl>
   </w:abstractNum>
   <w:num w:numId="1" w16cid:durableId="1675262308">
-    <w:abstractNumId w:val="12"/>
+    <w:abstractNumId w:val="14"/>
   </w:num>
   <w:num w:numId="2" w16cid:durableId="1244142232">
-    <w:abstractNumId w:val="15"/>
+    <w:abstractNumId w:val="17"/>
   </w:num>
   <w:num w:numId="3" w16cid:durableId="1962029466">
     <w:abstractNumId w:val="5"/>
   </w:num>
   <w:num w:numId="4" w16cid:durableId="536936817">
-    <w:abstractNumId w:val="10"/>
+    <w:abstractNumId w:val="12"/>
   </w:num>
   <w:num w:numId="5" w16cid:durableId="191765619">
     <w:abstractNumId w:val="3"/>
@@ -10864,19 +10626,19 @@
     <w:abstractNumId w:val="0"/>
   </w:num>
   <w:num w:numId="7" w16cid:durableId="1437560530">
-    <w:abstractNumId w:val="11"/>
+    <w:abstractNumId w:val="13"/>
   </w:num>
   <w:num w:numId="8" w16cid:durableId="802695321">
-    <w:abstractNumId w:val="13"/>
+    <w:abstractNumId w:val="15"/>
   </w:num>
   <w:num w:numId="9" w16cid:durableId="1060321328">
     <w:abstractNumId w:val="4"/>
   </w:num>
   <w:num w:numId="10" w16cid:durableId="1368532877">
-    <w:abstractNumId w:val="7"/>
+    <w:abstractNumId w:val="8"/>
   </w:num>
   <w:num w:numId="11" w16cid:durableId="206644546">
-    <w:abstractNumId w:val="8"/>
+    <w:abstractNumId w:val="10"/>
   </w:num>
   <w:num w:numId="12" w16cid:durableId="465124399">
     <w:abstractNumId w:val="2"/>
@@ -10885,13 +10647,19 @@
     <w:abstractNumId w:val="1"/>
   </w:num>
   <w:num w:numId="14" w16cid:durableId="1426151229">
-    <w:abstractNumId w:val="9"/>
+    <w:abstractNumId w:val="11"/>
   </w:num>
   <w:num w:numId="15" w16cid:durableId="402139085">
-    <w:abstractNumId w:val="14"/>
+    <w:abstractNumId w:val="16"/>
   </w:num>
   <w:num w:numId="16" w16cid:durableId="559173381">
     <w:abstractNumId w:val="6"/>
+  </w:num>
+  <w:num w:numId="17" w16cid:durableId="336425726">
+    <w:abstractNumId w:val="9"/>
+  </w:num>
+  <w:num w:numId="18" w16cid:durableId="225143966">
+    <w:abstractNumId w:val="7"/>
   </w:num>
 </w:numbering>
 </file>
@@ -11411,6 +11179,17 @@
       <w:szCs w:val="28"/>
     </w:rPr>
   </w:style>
+  <w:style w:type="paragraph" w:styleId="ListParagraph">
+    <w:name w:val="List Paragraph"/>
+    <w:basedOn w:val="Normal"/>
+    <w:uiPriority w:val="34"/>
+    <w:qFormat/>
+    <w:rsid w:val="00BE2913"/>
+    <w:pPr>
+      <w:ind w:left="720"/>
+      <w:contextualSpacing/>
+    </w:pPr>
+  </w:style>
 </w:styles>
 </file>
 

--- a/templates/hire.docx
+++ b/templates/hire.docx
@@ -380,42 +380,42 @@
           <w:szCs w:val="32"/>
           <w:cs/>
         </w:rPr>
-        <w:t xml:space="preserve">ข. นาย/นาง/นางสาว...</w:t>
-      </w:r>
-      <w:r>
-        <w:rPr>
-          <w:rFonts w:ascii="CordiaUPC" w:hAnsi="CordiaUPC" w:cs="CordiaUPC" w:hint="cs"/>
-          <w:sz w:val="32"/>
-          <w:szCs w:val="32"/>
-          <w:cs/>
-        </w:rPr>
-        <w:t xml:space="preserve">..............................</w:t>
-      </w:r>
-      <w:r>
-        <w:rPr>
-          <w:rFonts w:ascii="CordiaUPC" w:hAnsi="CordiaUPC" w:cs="CordiaUPC" w:hint="cs"/>
-          <w:sz w:val="32"/>
-          <w:szCs w:val="32"/>
-          <w:cs/>
-        </w:rPr>
-        <w:t xml:space="preserve">....................................</w:t>
-      </w:r>
-      <w:r>
-        <w:rPr>
-          <w:rFonts w:ascii="CordiaUPC" w:hAnsi="CordiaUPC" w:cs="CordiaUPC"/>
-          <w:sz w:val="32"/>
-          <w:szCs w:val="32"/>
-        </w:rPr>
-        <w:t xml:space="preserve">..........................</w:t>
-      </w:r>
-      <w:r>
-        <w:rPr>
-          <w:rFonts w:ascii="CordiaUPC" w:hAnsi="CordiaUPC" w:cs="CordiaUPC" w:hint="cs"/>
-          <w:sz w:val="32"/>
-          <w:szCs w:val="32"/>
-          <w:cs/>
-        </w:rPr>
-        <w:t xml:space="preserve">..................... </w:t>
+        <w:t xml:space="preserve">ข. นาย/นาง/นางสาว............................................................................................................</w:t>
+      </w:r>
+      <w:r>
+        <w:rPr>
+          <w:rFonts w:ascii="CordiaUPC" w:hAnsi="CordiaUPC" w:cs="CordiaUPC" w:hint="cs"/>
+          <w:sz w:val="32"/>
+          <w:szCs w:val="32"/>
+          <w:cs/>
+        </w:rPr>
+        <w:t xml:space="preserve"/>
+      </w:r>
+      <w:r>
+        <w:rPr>
+          <w:rFonts w:ascii="CordiaUPC" w:hAnsi="CordiaUPC" w:cs="CordiaUPC" w:hint="cs"/>
+          <w:sz w:val="32"/>
+          <w:szCs w:val="32"/>
+          <w:cs/>
+        </w:rPr>
+        <w:t xml:space="preserve"/>
+      </w:r>
+      <w:r>
+        <w:rPr>
+          <w:rFonts w:ascii="CordiaUPC" w:hAnsi="CordiaUPC" w:cs="CordiaUPC"/>
+          <w:sz w:val="32"/>
+          <w:szCs w:val="32"/>
+        </w:rPr>
+        <w:t xml:space="preserve"/>
+      </w:r>
+      <w:r>
+        <w:rPr>
+          <w:rFonts w:ascii="CordiaUPC" w:hAnsi="CordiaUPC" w:cs="CordiaUPC" w:hint="cs"/>
+          <w:sz w:val="32"/>
+          <w:szCs w:val="32"/>
+          <w:cs/>
+        </w:rPr>
+        <w:t xml:space="preserve"> </w:t>
       </w:r>
     </w:p>
     <w:p>
